--- a/Final Note/01. IT 3005 - Data Mining - Final Note - Word Version.docx
+++ b/Final Note/01. IT 3005 - Data Mining - Final Note - Word Version.docx
@@ -6841,7 +6841,7 @@
         </w:rPr>
         <w:lastRenderedPageBreak/>
         <w:drawing>
-          <wp:anchor distT="0" distB="0" distL="114300" distR="114300" simplePos="0" relativeHeight="251668480" behindDoc="1" locked="0" layoutInCell="1" allowOverlap="1" wp14:anchorId="11A7DD8B" wp14:editId="6B19A98E">
+          <wp:anchor distT="0" distB="0" distL="114300" distR="114300" simplePos="0" relativeHeight="251668480" behindDoc="1" locked="0" layoutInCell="1" allowOverlap="1" wp14:anchorId="11A7DD8B" wp14:editId="036FE2C4">
             <wp:simplePos x="0" y="0"/>
             <wp:positionH relativeFrom="margin">
               <wp:posOffset>4088130</wp:posOffset>
@@ -7104,7 +7104,7 @@
           <w:noProof/>
         </w:rPr>
         <w:drawing>
-          <wp:anchor distT="0" distB="0" distL="114300" distR="114300" simplePos="0" relativeHeight="251669504" behindDoc="1" locked="0" layoutInCell="1" allowOverlap="1" wp14:anchorId="5E22D870" wp14:editId="427DB1C5">
+          <wp:anchor distT="0" distB="0" distL="114300" distR="114300" simplePos="0" relativeHeight="251669504" behindDoc="1" locked="0" layoutInCell="1" allowOverlap="1" wp14:anchorId="5E22D870" wp14:editId="1DBD54EE">
             <wp:simplePos x="0" y="0"/>
             <wp:positionH relativeFrom="column">
               <wp:posOffset>4149090</wp:posOffset>
@@ -11830,6 +11830,9 @@
             </w:r>
             <w:r>
               <w:t>.</w:t>
+            </w:r>
+            <w:r>
+              <w:t xml:space="preserve"> [Slower to Larger Ones.]</w:t>
             </w:r>
           </w:p>
           <w:p>
@@ -20575,7 +20578,7 @@
           <w:noProof/>
         </w:rPr>
         <w:drawing>
-          <wp:anchor distT="0" distB="0" distL="114300" distR="114300" simplePos="0" relativeHeight="251674624" behindDoc="1" locked="0" layoutInCell="1" allowOverlap="1" wp14:anchorId="495FA8FF" wp14:editId="5C36EF0D">
+          <wp:anchor distT="0" distB="0" distL="114300" distR="114300" simplePos="0" relativeHeight="251674624" behindDoc="1" locked="0" layoutInCell="1" allowOverlap="1" wp14:anchorId="495FA8FF" wp14:editId="3926BA14">
             <wp:simplePos x="0" y="0"/>
             <wp:positionH relativeFrom="margin">
               <wp:align>left</wp:align>
@@ -20855,7 +20858,7 @@
           <w14:ligatures w14:val="none"/>
         </w:rPr>
         <w:drawing>
-          <wp:anchor distT="0" distB="0" distL="114300" distR="114300" simplePos="0" relativeHeight="251681792" behindDoc="1" locked="0" layoutInCell="1" allowOverlap="1" wp14:anchorId="1088D7F7" wp14:editId="31B73347">
+          <wp:anchor distT="0" distB="0" distL="114300" distR="114300" simplePos="0" relativeHeight="251681792" behindDoc="1" locked="0" layoutInCell="1" allowOverlap="1" wp14:anchorId="1088D7F7" wp14:editId="525244D0">
             <wp:simplePos x="0" y="0"/>
             <wp:positionH relativeFrom="margin">
               <wp:align>right</wp:align>
@@ -22266,6 +22269,7 @@
     <w:p>
       <w:pPr>
         <w:pStyle w:val="NoSpacing"/>
+        <w:spacing w:line="276" w:lineRule="auto"/>
         <w:rPr>
           <w:rFonts w:eastAsia="Times New Roman" w:cs="Times New Roman"/>
           <w14:ligatures w14:val="none"/>
@@ -22340,6 +22344,7 @@
           <w:ilvl w:val="1"/>
           <w:numId w:val="72"/>
         </w:numPr>
+        <w:spacing w:line="276" w:lineRule="auto"/>
         <w:rPr>
           <w:rFonts w:eastAsia="Times New Roman" w:cs="Times New Roman"/>
           <w14:ligatures w14:val="none"/>
@@ -22411,6 +22416,7 @@
           <w:ilvl w:val="1"/>
           <w:numId w:val="72"/>
         </w:numPr>
+        <w:spacing w:line="276" w:lineRule="auto"/>
         <w:rPr>
           <w:rFonts w:eastAsia="Times New Roman" w:cs="Times New Roman"/>
           <w14:ligatures w14:val="none"/>
@@ -22485,6 +22491,7 @@
           <w:ilvl w:val="0"/>
           <w:numId w:val="76"/>
         </w:numPr>
+        <w:spacing w:line="276" w:lineRule="auto"/>
         <w:rPr>
           <w:rFonts w:eastAsia="Times New Roman" w:cs="Times New Roman"/>
           <w:b/>
@@ -22509,6 +22516,7 @@
           <w:ilvl w:val="0"/>
           <w:numId w:val="76"/>
         </w:numPr>
+        <w:spacing w:line="276" w:lineRule="auto"/>
         <w:rPr>
           <w:rFonts w:eastAsia="Times New Roman" w:cs="Times New Roman"/>
           <w:b/>
@@ -22533,6 +22541,7 @@
           <w:ilvl w:val="0"/>
           <w:numId w:val="76"/>
         </w:numPr>
+        <w:spacing w:line="276" w:lineRule="auto"/>
         <w:rPr>
           <w:rFonts w:eastAsia="Times New Roman" w:cs="Times New Roman"/>
           <w14:ligatures w14:val="none"/>
@@ -24171,26 +24180,5991 @@
     <w:p>
       <w:pPr>
         <w:pStyle w:val="NoSpacing"/>
-        <w:rPr>
-          <w:rFonts w:eastAsia="Times New Roman" w:cs="Times New Roman"/>
-          <w14:ligatures w14:val="none"/>
-        </w:rPr>
-      </w:pPr>
-      <w:r>
-        <w:rPr>
-          <w:rFonts w:eastAsia="Times New Roman" w:cs="Times New Roman"/>
-          <w14:ligatures w14:val="none"/>
-        </w:rPr>
-        <w:t>// Start Here</w:t>
-      </w:r>
-    </w:p>
-    <w:p>
-      <w:pPr>
-        <w:pStyle w:val="NoSpacing"/>
-        <w:rPr>
-          <w:rFonts w:eastAsia="Times New Roman" w:cs="Times New Roman"/>
-          <w14:ligatures w14:val="none"/>
-        </w:rPr>
+        <w:ind w:firstLine="360"/>
+        <w:rPr>
+          <w:b/>
+          <w:bCs/>
+          <w:sz w:val="28"/>
+          <w:szCs w:val="28"/>
+        </w:rPr>
+      </w:pPr>
+      <w:r>
+        <w:rPr>
+          <w:b/>
+          <w:bCs/>
+          <w:sz w:val="28"/>
+          <w:szCs w:val="28"/>
+        </w:rPr>
+        <w:t xml:space="preserve">5. </w:t>
+      </w:r>
+      <w:r>
+        <w:rPr>
+          <w:b/>
+          <w:bCs/>
+          <w:sz w:val="28"/>
+          <w:szCs w:val="28"/>
+          <w:u w:val="single"/>
+        </w:rPr>
+        <w:t>KNN Algorithm</w:t>
+      </w:r>
+      <w:r>
+        <w:rPr>
+          <w:b/>
+          <w:bCs/>
+          <w:sz w:val="28"/>
+          <w:szCs w:val="28"/>
+        </w:rPr>
+        <w:t xml:space="preserve"> [Classification Algorithm / May be used for Regression as well.]</w:t>
+      </w:r>
+    </w:p>
+    <w:p>
+      <w:pPr>
+        <w:pStyle w:val="NoSpacing"/>
+      </w:pPr>
+    </w:p>
+    <w:p>
+      <w:pPr>
+        <w:pStyle w:val="NoSpacing"/>
+        <w:rPr>
+          <w:kern w:val="0"/>
+        </w:rPr>
+      </w:pPr>
+      <w:r>
+        <w:rPr>
+          <w:kern w:val="0"/>
+        </w:rPr>
+        <w:t>K</w:t>
+      </w:r>
+      <w:r>
+        <w:rPr>
+          <w:kern w:val="0"/>
+        </w:rPr>
+        <w:t xml:space="preserve"> </w:t>
+      </w:r>
+      <w:r>
+        <w:rPr>
+          <w:kern w:val="0"/>
+        </w:rPr>
+        <w:t>-</w:t>
+      </w:r>
+      <w:r>
+        <w:rPr>
+          <w:kern w:val="0"/>
+        </w:rPr>
+        <w:t xml:space="preserve"> </w:t>
+      </w:r>
+      <w:r>
+        <w:rPr>
+          <w:kern w:val="0"/>
+        </w:rPr>
+        <w:t>Nearest Neighbors (KNN) is a supervised machine learning algorithm used for:</w:t>
+      </w:r>
+    </w:p>
+    <w:p>
+      <w:pPr>
+        <w:pStyle w:val="NoSpacing"/>
+        <w:numPr>
+          <w:ilvl w:val="0"/>
+          <w:numId w:val="83"/>
+        </w:numPr>
+        <w:rPr>
+          <w:kern w:val="0"/>
+        </w:rPr>
+      </w:pPr>
+      <w:r>
+        <w:rPr>
+          <w:kern w:val="0"/>
+        </w:rPr>
+        <w:t xml:space="preserve">Classification → </w:t>
+      </w:r>
+      <w:r>
+        <w:rPr>
+          <w:kern w:val="0"/>
+        </w:rPr>
+        <w:t>P</w:t>
+      </w:r>
+      <w:r>
+        <w:rPr>
+          <w:kern w:val="0"/>
+        </w:rPr>
+        <w:t>redicting a category</w:t>
+      </w:r>
+      <w:r>
+        <w:rPr>
+          <w:kern w:val="0"/>
+        </w:rPr>
+        <w:t xml:space="preserve"> </w:t>
+      </w:r>
+      <w:r>
+        <w:rPr>
+          <w:kern w:val="0"/>
+        </w:rPr>
+        <w:t>/</w:t>
+      </w:r>
+      <w:r>
+        <w:rPr>
+          <w:kern w:val="0"/>
+        </w:rPr>
+        <w:t xml:space="preserve"> </w:t>
+      </w:r>
+      <w:r>
+        <w:rPr>
+          <w:kern w:val="0"/>
+        </w:rPr>
+        <w:t>class</w:t>
+      </w:r>
+      <w:r>
+        <w:rPr>
+          <w:kern w:val="0"/>
+        </w:rPr>
+        <w:t>.</w:t>
+      </w:r>
+    </w:p>
+    <w:p>
+      <w:pPr>
+        <w:pStyle w:val="NoSpacing"/>
+        <w:numPr>
+          <w:ilvl w:val="0"/>
+          <w:numId w:val="83"/>
+        </w:numPr>
+        <w:rPr>
+          <w:kern w:val="0"/>
+        </w:rPr>
+      </w:pPr>
+      <w:r>
+        <w:rPr>
+          <w:kern w:val="0"/>
+        </w:rPr>
+        <w:t xml:space="preserve">Regression → </w:t>
+      </w:r>
+      <w:r>
+        <w:rPr>
+          <w:kern w:val="0"/>
+        </w:rPr>
+        <w:t>P</w:t>
+      </w:r>
+      <w:r>
+        <w:rPr>
+          <w:kern w:val="0"/>
+        </w:rPr>
+        <w:t>redicting a numerical value</w:t>
+      </w:r>
+      <w:r>
+        <w:rPr>
+          <w:kern w:val="0"/>
+        </w:rPr>
+        <w:t>.</w:t>
+      </w:r>
+    </w:p>
+    <w:p>
+      <w:pPr>
+        <w:pStyle w:val="NoSpacing"/>
+      </w:pPr>
+    </w:p>
+    <w:p>
+      <w:pPr>
+        <w:pStyle w:val="NoSpacing"/>
+      </w:pPr>
+      <w:r>
+        <w:t xml:space="preserve">KNN makes predictions by looking at the </w:t>
+      </w:r>
+      <w:r>
+        <w:rPr>
+          <w:b/>
+          <w:bCs/>
+        </w:rPr>
+        <w:t>K closest data points (neighbors)</w:t>
+      </w:r>
+      <w:r>
+        <w:t xml:space="preserve"> to a new data point.</w:t>
+      </w:r>
+    </w:p>
+    <w:p>
+      <w:pPr>
+        <w:pStyle w:val="NoSpacing"/>
+      </w:pPr>
+    </w:p>
+    <w:p>
+      <w:pPr>
+        <w:pStyle w:val="NoSpacing"/>
+        <w:numPr>
+          <w:ilvl w:val="0"/>
+          <w:numId w:val="85"/>
+        </w:numPr>
+        <w:rPr>
+          <w:b/>
+          <w:bCs/>
+          <w:sz w:val="28"/>
+          <w:szCs w:val="28"/>
+          <w:u w:val="single"/>
+        </w:rPr>
+      </w:pPr>
+      <w:r>
+        <w:rPr>
+          <w:b/>
+          <w:bCs/>
+          <w:sz w:val="28"/>
+          <w:szCs w:val="28"/>
+          <w:u w:val="single"/>
+        </w:rPr>
+        <w:t>Workflow of the Algorithm</w:t>
+      </w:r>
+      <w:r>
+        <w:rPr>
+          <w:b/>
+          <w:bCs/>
+          <w:sz w:val="28"/>
+          <w:szCs w:val="28"/>
+        </w:rPr>
+        <w:t xml:space="preserve"> [How KNN Works?]</w:t>
+      </w:r>
+    </w:p>
+    <w:p>
+      <w:pPr>
+        <w:pStyle w:val="NoSpacing"/>
+      </w:pPr>
+    </w:p>
+    <w:tbl>
+      <w:tblPr>
+        <w:tblStyle w:val="TableGrid"/>
+        <w:tblW w:w="0" w:type="auto"/>
+        <w:tblBorders>
+          <w:top w:val="none" w:sz="0" w:space="0" w:color="auto"/>
+          <w:left w:val="none" w:sz="0" w:space="0" w:color="auto"/>
+          <w:bottom w:val="none" w:sz="0" w:space="0" w:color="auto"/>
+          <w:right w:val="none" w:sz="0" w:space="0" w:color="auto"/>
+          <w:insideH w:val="none" w:sz="0" w:space="0" w:color="auto"/>
+          <w:insideV w:val="none" w:sz="0" w:space="0" w:color="auto"/>
+        </w:tblBorders>
+        <w:tblLook w:val="04A0" w:firstRow="1" w:lastRow="0" w:firstColumn="1" w:lastColumn="0" w:noHBand="0" w:noVBand="1"/>
+      </w:tblPr>
+      <w:tblGrid>
+        <w:gridCol w:w="5228"/>
+        <w:gridCol w:w="5228"/>
+      </w:tblGrid>
+      <w:tr>
+        <w:tc>
+          <w:tcPr>
+            <w:tcW w:w="5228" w:type="dxa"/>
+          </w:tcPr>
+          <w:p>
+            <w:pPr>
+              <w:pStyle w:val="NoSpacing"/>
+              <w:numPr>
+                <w:ilvl w:val="0"/>
+                <w:numId w:val="84"/>
+              </w:numPr>
+            </w:pPr>
+            <w:r>
+              <w:t>Choose the K Value. [Number of Neighbors]</w:t>
+            </w:r>
+          </w:p>
+          <w:p>
+            <w:pPr>
+              <w:pStyle w:val="NoSpacing"/>
+              <w:numPr>
+                <w:ilvl w:val="0"/>
+                <w:numId w:val="84"/>
+              </w:numPr>
+            </w:pPr>
+            <w:r>
+              <w:t>For a new data point, calculate its distance to all training data points. [Ex: - Euclidean Distance]</w:t>
+            </w:r>
+          </w:p>
+        </w:tc>
+        <w:tc>
+          <w:tcPr>
+            <w:tcW w:w="5228" w:type="dxa"/>
+          </w:tcPr>
+          <w:p>
+            <w:pPr>
+              <w:pStyle w:val="NoSpacing"/>
+              <w:numPr>
+                <w:ilvl w:val="0"/>
+                <w:numId w:val="84"/>
+              </w:numPr>
+            </w:pPr>
+            <w:r>
+              <w:t>Select the K nearest points.</w:t>
+            </w:r>
+          </w:p>
+          <w:p>
+            <w:pPr>
+              <w:pStyle w:val="NoSpacing"/>
+              <w:numPr>
+                <w:ilvl w:val="0"/>
+                <w:numId w:val="84"/>
+              </w:numPr>
+            </w:pPr>
+            <w:r>
+              <w:t>For classification, Assign the class that is most common among those K neighbors</w:t>
+            </w:r>
+            <w:r>
+              <w:t>. [Majority]</w:t>
+            </w:r>
+            <w:r>
+              <w:t xml:space="preserve"> </w:t>
+            </w:r>
+          </w:p>
+        </w:tc>
+      </w:tr>
+    </w:tbl>
+    <w:p>
+      <w:pPr>
+        <w:pStyle w:val="NoSpacing"/>
+        <w:numPr>
+          <w:ilvl w:val="0"/>
+          <w:numId w:val="87"/>
+        </w:numPr>
+        <w:rPr>
+          <w:b/>
+          <w:bCs/>
+          <w:sz w:val="28"/>
+          <w:szCs w:val="28"/>
+          <w:u w:val="single"/>
+        </w:rPr>
+      </w:pPr>
+      <w:r>
+        <w:rPr>
+          <w:b/>
+          <w:bCs/>
+          <w:sz w:val="28"/>
+          <w:szCs w:val="28"/>
+          <w:u w:val="single"/>
+        </w:rPr>
+        <w:lastRenderedPageBreak/>
+        <w:t>Key Points</w:t>
+      </w:r>
+    </w:p>
+    <w:p>
+      <w:pPr>
+        <w:pStyle w:val="NoSpacing"/>
+        <w:rPr>
+          <w:sz w:val="16"/>
+          <w:szCs w:val="16"/>
+        </w:rPr>
+      </w:pPr>
+    </w:p>
+    <w:p>
+      <w:pPr>
+        <w:pStyle w:val="NoSpacing"/>
+        <w:numPr>
+          <w:ilvl w:val="0"/>
+          <w:numId w:val="86"/>
+        </w:numPr>
+      </w:pPr>
+      <w:r>
+        <w:t>No explicit training phase.</w:t>
+      </w:r>
+    </w:p>
+    <w:p>
+      <w:pPr>
+        <w:pStyle w:val="NoSpacing"/>
+        <w:numPr>
+          <w:ilvl w:val="0"/>
+          <w:numId w:val="86"/>
+        </w:numPr>
+      </w:pPr>
+      <w:r>
+        <w:t>Sensitive to feature scaling and choice of K.</w:t>
+      </w:r>
+    </w:p>
+    <w:p>
+      <w:pPr>
+        <w:pStyle w:val="NoSpacing"/>
+        <w:numPr>
+          <w:ilvl w:val="0"/>
+          <w:numId w:val="86"/>
+        </w:numPr>
+      </w:pPr>
+      <w:r>
+        <w:t>Works well for small and medium datasets. [Slower for larger ones.]</w:t>
+      </w:r>
+    </w:p>
+    <w:p>
+      <w:pPr>
+        <w:pStyle w:val="NoSpacing"/>
+        <w:rPr>
+          <w:sz w:val="16"/>
+          <w:szCs w:val="16"/>
+        </w:rPr>
+      </w:pPr>
+    </w:p>
+    <w:p>
+      <w:pPr>
+        <w:pStyle w:val="NoSpacing"/>
+        <w:numPr>
+          <w:ilvl w:val="0"/>
+          <w:numId w:val="88"/>
+        </w:numPr>
+        <w:rPr>
+          <w:b/>
+          <w:bCs/>
+          <w:sz w:val="28"/>
+          <w:szCs w:val="28"/>
+          <w:u w:val="single"/>
+        </w:rPr>
+      </w:pPr>
+      <w:r>
+        <w:rPr>
+          <w:b/>
+          <w:bCs/>
+          <w:sz w:val="28"/>
+          <w:szCs w:val="28"/>
+          <w:u w:val="single"/>
+        </w:rPr>
+        <w:t>Graphical Summary</w:t>
+      </w:r>
+    </w:p>
+    <w:p>
+      <w:pPr>
+        <w:pStyle w:val="NoSpacing"/>
+        <w:rPr>
+          <w:sz w:val="16"/>
+          <w:szCs w:val="16"/>
+        </w:rPr>
+      </w:pPr>
+    </w:p>
+    <w:p>
+      <w:pPr>
+        <w:pStyle w:val="NoSpacing"/>
+      </w:pPr>
+      <w:r>
+        <w:rPr>
+          <w:noProof/>
+        </w:rPr>
+        <w:drawing>
+          <wp:anchor distT="0" distB="0" distL="114300" distR="114300" simplePos="0" relativeHeight="251685888" behindDoc="1" locked="0" layoutInCell="1" allowOverlap="1" wp14:anchorId="1A33D24A" wp14:editId="76758869">
+            <wp:simplePos x="0" y="0"/>
+            <wp:positionH relativeFrom="margin">
+              <wp:align>center</wp:align>
+            </wp:positionH>
+            <wp:positionV relativeFrom="paragraph">
+              <wp:posOffset>34290</wp:posOffset>
+            </wp:positionV>
+            <wp:extent cx="3766820" cy="2320290"/>
+            <wp:effectExtent l="19050" t="19050" r="24130" b="22860"/>
+            <wp:wrapTight wrapText="bothSides">
+              <wp:wrapPolygon edited="0">
+                <wp:start x="-109" y="-177"/>
+                <wp:lineTo x="-109" y="21635"/>
+                <wp:lineTo x="21629" y="21635"/>
+                <wp:lineTo x="21629" y="-177"/>
+                <wp:lineTo x="-109" y="-177"/>
+              </wp:wrapPolygon>
+            </wp:wrapTight>
+            <wp:docPr id="1775186297" name="Picture 2"/>
+            <wp:cNvGraphicFramePr>
+              <a:graphicFrameLocks xmlns:a="http://schemas.openxmlformats.org/drawingml/2006/main" noChangeAspect="1"/>
+            </wp:cNvGraphicFramePr>
+            <a:graphic xmlns:a="http://schemas.openxmlformats.org/drawingml/2006/main">
+              <a:graphicData uri="http://schemas.openxmlformats.org/drawingml/2006/picture">
+                <pic:pic xmlns:pic="http://schemas.openxmlformats.org/drawingml/2006/picture">
+                  <pic:nvPicPr>
+                    <pic:cNvPr id="0" name="Picture 353"/>
+                    <pic:cNvPicPr>
+                      <a:picLocks noChangeAspect="1" noChangeArrowheads="1"/>
+                    </pic:cNvPicPr>
+                  </pic:nvPicPr>
+                  <pic:blipFill>
+                    <a:blip r:embed="rId33">
+                      <a:extLst>
+                        <a:ext uri="{28A0092B-C50C-407E-A947-70E740481C1C}">
+                          <a14:useLocalDpi xmlns:a14="http://schemas.microsoft.com/office/drawing/2010/main" val="0"/>
+                        </a:ext>
+                      </a:extLst>
+                    </a:blip>
+                    <a:srcRect/>
+                    <a:stretch>
+                      <a:fillRect/>
+                    </a:stretch>
+                  </pic:blipFill>
+                  <pic:spPr bwMode="auto">
+                    <a:xfrm>
+                      <a:off x="0" y="0"/>
+                      <a:ext cx="3766820" cy="2320290"/>
+                    </a:xfrm>
+                    <a:prstGeom prst="rect">
+                      <a:avLst/>
+                    </a:prstGeom>
+                    <a:noFill/>
+                    <a:ln w="3175">
+                      <a:solidFill>
+                        <a:schemeClr val="tx1"/>
+                      </a:solidFill>
+                    </a:ln>
+                  </pic:spPr>
+                </pic:pic>
+              </a:graphicData>
+            </a:graphic>
+            <wp14:sizeRelH relativeFrom="page">
+              <wp14:pctWidth>0</wp14:pctWidth>
+            </wp14:sizeRelH>
+            <wp14:sizeRelV relativeFrom="page">
+              <wp14:pctHeight>0</wp14:pctHeight>
+            </wp14:sizeRelV>
+          </wp:anchor>
+        </w:drawing>
+      </w:r>
+    </w:p>
+    <w:p>
+      <w:pPr>
+        <w:pStyle w:val="NoSpacing"/>
+      </w:pPr>
+    </w:p>
+    <w:p>
+      <w:pPr>
+        <w:pStyle w:val="NoSpacing"/>
+      </w:pPr>
+    </w:p>
+    <w:p>
+      <w:pPr>
+        <w:pStyle w:val="NoSpacing"/>
+      </w:pPr>
+    </w:p>
+    <w:p>
+      <w:pPr>
+        <w:pStyle w:val="NoSpacing"/>
+      </w:pPr>
+    </w:p>
+    <w:p>
+      <w:pPr>
+        <w:pStyle w:val="NoSpacing"/>
+      </w:pPr>
+    </w:p>
+    <w:p>
+      <w:pPr>
+        <w:pStyle w:val="NoSpacing"/>
+      </w:pPr>
+    </w:p>
+    <w:p>
+      <w:pPr>
+        <w:pStyle w:val="NoSpacing"/>
+      </w:pPr>
+    </w:p>
+    <w:p>
+      <w:pPr>
+        <w:pStyle w:val="NoSpacing"/>
+      </w:pPr>
+    </w:p>
+    <w:p>
+      <w:pPr>
+        <w:pStyle w:val="NoSpacing"/>
+      </w:pPr>
+    </w:p>
+    <w:p>
+      <w:pPr>
+        <w:pStyle w:val="NoSpacing"/>
+      </w:pPr>
+    </w:p>
+    <w:p>
+      <w:pPr>
+        <w:pStyle w:val="NoSpacing"/>
+      </w:pPr>
+    </w:p>
+    <w:p>
+      <w:pPr>
+        <w:pStyle w:val="NoSpacing"/>
+      </w:pPr>
+    </w:p>
+    <w:p>
+      <w:pPr>
+        <w:pStyle w:val="NoSpacing"/>
+      </w:pPr>
+    </w:p>
+    <w:p>
+      <w:pPr>
+        <w:pStyle w:val="NoSpacing"/>
+      </w:pPr>
+    </w:p>
+    <w:p>
+      <w:pPr>
+        <w:pStyle w:val="NoSpacing"/>
+        <w:rPr>
+          <w:sz w:val="16"/>
+          <w:szCs w:val="16"/>
+        </w:rPr>
+      </w:pPr>
+    </w:p>
+    <w:p>
+      <w:pPr>
+        <w:pStyle w:val="NoSpacing"/>
+        <w:numPr>
+          <w:ilvl w:val="0"/>
+          <w:numId w:val="89"/>
+        </w:numPr>
+        <w:rPr>
+          <w:b/>
+          <w:bCs/>
+          <w:sz w:val="28"/>
+          <w:szCs w:val="28"/>
+          <w:u w:val="single"/>
+        </w:rPr>
+      </w:pPr>
+      <w:r>
+        <w:rPr>
+          <w:b/>
+          <w:bCs/>
+          <w:sz w:val="28"/>
+          <w:szCs w:val="28"/>
+          <w:u w:val="single"/>
+        </w:rPr>
+        <w:t>Type</w:t>
+      </w:r>
+      <w:r>
+        <w:rPr>
+          <w:b/>
+          <w:bCs/>
+          <w:sz w:val="28"/>
+          <w:szCs w:val="28"/>
+          <w:u w:val="single"/>
+        </w:rPr>
+        <w:t>s</w:t>
+      </w:r>
+      <w:r>
+        <w:rPr>
+          <w:b/>
+          <w:bCs/>
+          <w:sz w:val="28"/>
+          <w:szCs w:val="28"/>
+          <w:u w:val="single"/>
+        </w:rPr>
+        <w:t xml:space="preserve"> of Learning</w:t>
+      </w:r>
+    </w:p>
+    <w:p>
+      <w:pPr>
+        <w:pStyle w:val="NoSpacing"/>
+        <w:rPr>
+          <w:sz w:val="16"/>
+          <w:szCs w:val="16"/>
+        </w:rPr>
+      </w:pPr>
+    </w:p>
+    <w:p>
+      <w:pPr>
+        <w:pStyle w:val="NoSpacing"/>
+      </w:pPr>
+      <w:r>
+        <w:t>KNN is a</w:t>
+      </w:r>
+      <w:r>
+        <w:t xml:space="preserve"> </w:t>
+      </w:r>
+      <w:r>
+        <w:rPr>
+          <w:b/>
+          <w:bCs/>
+        </w:rPr>
+        <w:t>Supervised Learning (SL) algorithm</w:t>
+      </w:r>
+      <w:r>
+        <w:t xml:space="preserve">, </w:t>
+      </w:r>
+      <w:r>
+        <w:t xml:space="preserve">because it learns from a dataset where the </w:t>
+      </w:r>
+      <w:r>
+        <w:rPr>
+          <w:b/>
+          <w:bCs/>
+        </w:rPr>
+        <w:t>target</w:t>
+      </w:r>
+      <w:r>
+        <w:rPr>
+          <w:b/>
+          <w:bCs/>
+        </w:rPr>
+        <w:t xml:space="preserve"> </w:t>
+      </w:r>
+      <w:r>
+        <w:rPr>
+          <w:b/>
+          <w:bCs/>
+        </w:rPr>
+        <w:t>/</w:t>
+      </w:r>
+      <w:r>
+        <w:rPr>
+          <w:b/>
+          <w:bCs/>
+        </w:rPr>
+        <w:t xml:space="preserve"> </w:t>
+      </w:r>
+      <w:r>
+        <w:rPr>
+          <w:b/>
+          <w:bCs/>
+        </w:rPr>
+        <w:t>output is already known</w:t>
+      </w:r>
+      <w:r>
+        <w:t>.</w:t>
+      </w:r>
+    </w:p>
+    <w:p>
+      <w:pPr>
+        <w:pStyle w:val="NoSpacing"/>
+        <w:rPr>
+          <w:sz w:val="16"/>
+          <w:szCs w:val="16"/>
+        </w:rPr>
+      </w:pPr>
+    </w:p>
+    <w:tbl>
+      <w:tblPr>
+        <w:tblStyle w:val="TableGrid"/>
+        <w:tblW w:w="0" w:type="auto"/>
+        <w:jc w:val="center"/>
+        <w:tblLook w:val="04A0" w:firstRow="1" w:lastRow="0" w:firstColumn="1" w:lastColumn="0" w:noHBand="0" w:noVBand="1"/>
+      </w:tblPr>
+      <w:tblGrid>
+        <w:gridCol w:w="1958"/>
+        <w:gridCol w:w="1524"/>
+        <w:gridCol w:w="1023"/>
+      </w:tblGrid>
+      <w:tr>
+        <w:trPr>
+          <w:jc w:val="center"/>
+        </w:trPr>
+        <w:tc>
+          <w:tcPr>
+            <w:tcW w:w="0" w:type="auto"/>
+            <w:hideMark/>
+          </w:tcPr>
+          <w:p>
+            <w:pPr>
+              <w:pStyle w:val="NoSpacing"/>
+              <w:jc w:val="center"/>
+              <w:rPr>
+                <w:b/>
+                <w:bCs/>
+              </w:rPr>
+            </w:pPr>
+            <w:r>
+              <w:rPr>
+                <w:b/>
+                <w:bCs/>
+              </w:rPr>
+              <w:t>KNN Type</w:t>
+            </w:r>
+          </w:p>
+        </w:tc>
+        <w:tc>
+          <w:tcPr>
+            <w:tcW w:w="0" w:type="auto"/>
+            <w:hideMark/>
+          </w:tcPr>
+          <w:p>
+            <w:pPr>
+              <w:pStyle w:val="NoSpacing"/>
+              <w:jc w:val="center"/>
+              <w:rPr>
+                <w:b/>
+                <w:bCs/>
+              </w:rPr>
+            </w:pPr>
+            <w:r>
+              <w:rPr>
+                <w:b/>
+                <w:bCs/>
+              </w:rPr>
+              <w:t>Purpose</w:t>
+            </w:r>
+          </w:p>
+        </w:tc>
+        <w:tc>
+          <w:tcPr>
+            <w:tcW w:w="0" w:type="auto"/>
+            <w:hideMark/>
+          </w:tcPr>
+          <w:p>
+            <w:pPr>
+              <w:pStyle w:val="NoSpacing"/>
+              <w:jc w:val="center"/>
+              <w:rPr>
+                <w:b/>
+                <w:bCs/>
+              </w:rPr>
+            </w:pPr>
+            <w:r>
+              <w:rPr>
+                <w:b/>
+                <w:bCs/>
+              </w:rPr>
+              <w:t>Output</w:t>
+            </w:r>
+          </w:p>
+        </w:tc>
+      </w:tr>
+      <w:tr>
+        <w:trPr>
+          <w:jc w:val="center"/>
+        </w:trPr>
+        <w:tc>
+          <w:tcPr>
+            <w:tcW w:w="0" w:type="auto"/>
+            <w:hideMark/>
+          </w:tcPr>
+          <w:p>
+            <w:pPr>
+              <w:pStyle w:val="NoSpacing"/>
+            </w:pPr>
+            <w:r>
+              <w:t>KNN Classification</w:t>
+            </w:r>
+          </w:p>
+        </w:tc>
+        <w:tc>
+          <w:tcPr>
+            <w:tcW w:w="0" w:type="auto"/>
+            <w:hideMark/>
+          </w:tcPr>
+          <w:p>
+            <w:pPr>
+              <w:pStyle w:val="NoSpacing"/>
+            </w:pPr>
+            <w:r>
+              <w:t>Predict a class</w:t>
+            </w:r>
+          </w:p>
+        </w:tc>
+        <w:tc>
+          <w:tcPr>
+            <w:tcW w:w="0" w:type="auto"/>
+            <w:hideMark/>
+          </w:tcPr>
+          <w:p>
+            <w:pPr>
+              <w:pStyle w:val="NoSpacing"/>
+            </w:pPr>
+            <w:r>
+              <w:t>Category</w:t>
+            </w:r>
+          </w:p>
+        </w:tc>
+      </w:tr>
+      <w:tr>
+        <w:trPr>
+          <w:jc w:val="center"/>
+        </w:trPr>
+        <w:tc>
+          <w:tcPr>
+            <w:tcW w:w="0" w:type="auto"/>
+            <w:hideMark/>
+          </w:tcPr>
+          <w:p>
+            <w:pPr>
+              <w:pStyle w:val="NoSpacing"/>
+            </w:pPr>
+            <w:r>
+              <w:t>KNN Regression</w:t>
+            </w:r>
+          </w:p>
+        </w:tc>
+        <w:tc>
+          <w:tcPr>
+            <w:tcW w:w="0" w:type="auto"/>
+            <w:hideMark/>
+          </w:tcPr>
+          <w:p>
+            <w:pPr>
+              <w:pStyle w:val="NoSpacing"/>
+            </w:pPr>
+            <w:r>
+              <w:t>Predict a value</w:t>
+            </w:r>
+          </w:p>
+        </w:tc>
+        <w:tc>
+          <w:tcPr>
+            <w:tcW w:w="0" w:type="auto"/>
+            <w:hideMark/>
+          </w:tcPr>
+          <w:p>
+            <w:pPr>
+              <w:pStyle w:val="NoSpacing"/>
+            </w:pPr>
+            <w:r>
+              <w:t>Number</w:t>
+            </w:r>
+          </w:p>
+        </w:tc>
+      </w:tr>
+    </w:tbl>
+    <w:p>
+      <w:pPr>
+        <w:pStyle w:val="NoSpacing"/>
+      </w:pPr>
+      <w:r>
+        <w:t>Ex: -</w:t>
+      </w:r>
+    </w:p>
+    <w:p>
+      <w:pPr>
+        <w:pStyle w:val="NoSpacing"/>
+        <w:numPr>
+          <w:ilvl w:val="0"/>
+          <w:numId w:val="90"/>
+        </w:numPr>
+      </w:pPr>
+      <w:r>
+        <w:rPr>
+          <w:b/>
+          <w:bCs/>
+        </w:rPr>
+        <w:t>Classification:</w:t>
+      </w:r>
+      <w:r>
+        <w:t xml:space="preserve"> </w:t>
+      </w:r>
+      <w:r>
+        <w:t>Is this email Spam or Not Spam?</w:t>
+      </w:r>
+    </w:p>
+    <w:p>
+      <w:pPr>
+        <w:pStyle w:val="NoSpacing"/>
+        <w:numPr>
+          <w:ilvl w:val="0"/>
+          <w:numId w:val="90"/>
+        </w:numPr>
+      </w:pPr>
+      <w:r>
+        <w:rPr>
+          <w:b/>
+          <w:bCs/>
+        </w:rPr>
+        <w:t>Regression:</w:t>
+      </w:r>
+      <w:r>
+        <w:t xml:space="preserve"> </w:t>
+      </w:r>
+      <w:r>
+        <w:t>Predict house price</w:t>
+      </w:r>
+    </w:p>
+    <w:p>
+      <w:pPr>
+        <w:pStyle w:val="NoSpacing"/>
+        <w:rPr>
+          <w:sz w:val="16"/>
+          <w:szCs w:val="16"/>
+        </w:rPr>
+      </w:pPr>
+    </w:p>
+    <w:p>
+      <w:pPr>
+        <w:pStyle w:val="NoSpacing"/>
+        <w:numPr>
+          <w:ilvl w:val="0"/>
+          <w:numId w:val="89"/>
+        </w:numPr>
+        <w:rPr>
+          <w:b/>
+          <w:bCs/>
+          <w:sz w:val="28"/>
+          <w:szCs w:val="28"/>
+          <w:u w:val="single"/>
+        </w:rPr>
+      </w:pPr>
+      <w:r>
+        <w:rPr>
+          <w:b/>
+          <w:bCs/>
+          <w:sz w:val="28"/>
+          <w:szCs w:val="28"/>
+          <w:u w:val="single"/>
+        </w:rPr>
+        <w:t>Why is it called K</w:t>
+      </w:r>
+      <w:r>
+        <w:rPr>
+          <w:b/>
+          <w:bCs/>
+          <w:sz w:val="28"/>
+          <w:szCs w:val="28"/>
+          <w:u w:val="single"/>
+        </w:rPr>
+        <w:t xml:space="preserve"> </w:t>
+      </w:r>
+      <w:r>
+        <w:rPr>
+          <w:b/>
+          <w:bCs/>
+          <w:sz w:val="28"/>
+          <w:szCs w:val="28"/>
+          <w:u w:val="single"/>
+        </w:rPr>
+        <w:t>-</w:t>
+      </w:r>
+      <w:r>
+        <w:rPr>
+          <w:b/>
+          <w:bCs/>
+          <w:sz w:val="28"/>
+          <w:szCs w:val="28"/>
+          <w:u w:val="single"/>
+        </w:rPr>
+        <w:t xml:space="preserve"> </w:t>
+      </w:r>
+      <w:r>
+        <w:rPr>
+          <w:b/>
+          <w:bCs/>
+          <w:sz w:val="28"/>
+          <w:szCs w:val="28"/>
+          <w:u w:val="single"/>
+        </w:rPr>
+        <w:t>Nearest Neighbors?</w:t>
+      </w:r>
+    </w:p>
+    <w:p>
+      <w:pPr>
+        <w:pStyle w:val="NoSpacing"/>
+        <w:rPr>
+          <w:sz w:val="16"/>
+          <w:szCs w:val="16"/>
+        </w:rPr>
+      </w:pPr>
+    </w:p>
+    <w:tbl>
+      <w:tblPr>
+        <w:tblW w:w="0" w:type="auto"/>
+        <w:jc w:val="center"/>
+        <w:tblBorders>
+          <w:top w:val="single" w:sz="4" w:space="0" w:color="auto"/>
+          <w:left w:val="single" w:sz="4" w:space="0" w:color="auto"/>
+          <w:bottom w:val="single" w:sz="4" w:space="0" w:color="auto"/>
+          <w:right w:val="single" w:sz="4" w:space="0" w:color="auto"/>
+          <w:insideH w:val="single" w:sz="4" w:space="0" w:color="auto"/>
+          <w:insideV w:val="single" w:sz="4" w:space="0" w:color="auto"/>
+        </w:tblBorders>
+        <w:tblLook w:val="0000" w:firstRow="0" w:lastRow="0" w:firstColumn="0" w:lastColumn="0" w:noHBand="0" w:noVBand="0"/>
+      </w:tblPr>
+      <w:tblGrid>
+        <w:gridCol w:w="5232"/>
+      </w:tblGrid>
+      <w:tr>
+        <w:tblPrEx>
+          <w:tblCellMar>
+            <w:top w:w="0" w:type="dxa"/>
+            <w:bottom w:w="0" w:type="dxa"/>
+          </w:tblCellMar>
+        </w:tblPrEx>
+        <w:trPr>
+          <w:trHeight w:val="888"/>
+          <w:jc w:val="center"/>
+        </w:trPr>
+        <w:tc>
+          <w:tcPr>
+            <w:tcW w:w="5232" w:type="dxa"/>
+          </w:tcPr>
+          <w:p>
+            <w:pPr>
+              <w:pStyle w:val="NoSpacing"/>
+              <w:ind w:left="60"/>
+            </w:pPr>
+            <w:r>
+              <w:rPr>
+                <w:b/>
+                <w:bCs/>
+              </w:rPr>
+              <w:t>K</w:t>
+            </w:r>
+            <w:r>
+              <w:t xml:space="preserve"> → Number of neighbors considered</w:t>
+            </w:r>
+            <w:r>
+              <w:t>.</w:t>
+            </w:r>
+          </w:p>
+          <w:p>
+            <w:pPr>
+              <w:pStyle w:val="NoSpacing"/>
+              <w:ind w:left="60"/>
+            </w:pPr>
+            <w:r>
+              <w:rPr>
+                <w:b/>
+                <w:bCs/>
+              </w:rPr>
+              <w:t>Nearest</w:t>
+            </w:r>
+            <w:r>
+              <w:t xml:space="preserve"> → Points closest to the new data point</w:t>
+            </w:r>
+            <w:r>
+              <w:t>.</w:t>
+            </w:r>
+          </w:p>
+          <w:p>
+            <w:pPr>
+              <w:pStyle w:val="NoSpacing"/>
+              <w:ind w:left="60"/>
+              <w:rPr>
+                <w:b/>
+                <w:bCs/>
+              </w:rPr>
+            </w:pPr>
+            <w:r>
+              <w:rPr>
+                <w:b/>
+                <w:bCs/>
+              </w:rPr>
+              <w:t>Neighbors</w:t>
+            </w:r>
+            <w:r>
+              <w:t xml:space="preserve"> → Existing data points in the training dataset</w:t>
+            </w:r>
+            <w:r>
+              <w:t>.</w:t>
+            </w:r>
+          </w:p>
+        </w:tc>
+      </w:tr>
+    </w:tbl>
+    <w:p>
+      <w:pPr>
+        <w:pStyle w:val="NoSpacing"/>
+        <w:rPr>
+          <w:sz w:val="16"/>
+          <w:szCs w:val="16"/>
+        </w:rPr>
+      </w:pPr>
+    </w:p>
+    <w:p>
+      <w:pPr>
+        <w:pStyle w:val="NoSpacing"/>
+        <w:numPr>
+          <w:ilvl w:val="0"/>
+          <w:numId w:val="89"/>
+        </w:numPr>
+        <w:rPr>
+          <w:b/>
+          <w:bCs/>
+          <w:sz w:val="28"/>
+          <w:szCs w:val="28"/>
+          <w:u w:val="single"/>
+        </w:rPr>
+      </w:pPr>
+      <w:r>
+        <w:rPr>
+          <w:b/>
+          <w:bCs/>
+          <w:sz w:val="28"/>
+          <w:szCs w:val="28"/>
+          <w:u w:val="single"/>
+        </w:rPr>
+        <w:t xml:space="preserve">Prediction Formula </w:t>
+      </w:r>
+      <w:r>
+        <w:rPr>
+          <w:b/>
+          <w:bCs/>
+          <w:sz w:val="28"/>
+          <w:szCs w:val="28"/>
+          <w:u w:val="single"/>
+        </w:rPr>
+        <w:t>for a</w:t>
+      </w:r>
+      <w:r>
+        <w:rPr>
+          <w:b/>
+          <w:bCs/>
+          <w:sz w:val="28"/>
+          <w:szCs w:val="28"/>
+          <w:u w:val="single"/>
+        </w:rPr>
+        <w:t xml:space="preserve"> KNN Classification Problem</w:t>
+      </w:r>
+    </w:p>
+    <w:p>
+      <w:pPr>
+        <w:pStyle w:val="NoSpacing"/>
+        <w:rPr>
+          <w:sz w:val="16"/>
+          <w:szCs w:val="16"/>
+        </w:rPr>
+      </w:pPr>
+    </w:p>
+    <w:tbl>
+      <w:tblPr>
+        <w:tblW w:w="0" w:type="auto"/>
+        <w:jc w:val="center"/>
+        <w:tblBorders>
+          <w:top w:val="single" w:sz="4" w:space="0" w:color="auto"/>
+          <w:left w:val="single" w:sz="4" w:space="0" w:color="auto"/>
+          <w:bottom w:val="single" w:sz="4" w:space="0" w:color="auto"/>
+          <w:right w:val="single" w:sz="4" w:space="0" w:color="auto"/>
+          <w:insideH w:val="single" w:sz="4" w:space="0" w:color="auto"/>
+          <w:insideV w:val="single" w:sz="4" w:space="0" w:color="auto"/>
+        </w:tblBorders>
+        <w:tblLook w:val="0000" w:firstRow="0" w:lastRow="0" w:firstColumn="0" w:lastColumn="0" w:noHBand="0" w:noVBand="0"/>
+      </w:tblPr>
+      <w:tblGrid>
+        <w:gridCol w:w="5507"/>
+      </w:tblGrid>
+      <w:tr>
+        <w:tblPrEx>
+          <w:tblCellMar>
+            <w:top w:w="0" w:type="dxa"/>
+            <w:bottom w:w="0" w:type="dxa"/>
+          </w:tblCellMar>
+        </w:tblPrEx>
+        <w:trPr>
+          <w:trHeight w:val="365"/>
+          <w:jc w:val="center"/>
+        </w:trPr>
+        <w:tc>
+          <w:tcPr>
+            <w:tcW w:w="5507" w:type="dxa"/>
+          </w:tcPr>
+          <w:p>
+            <w:pPr>
+              <w:pStyle w:val="NoSpacing"/>
+              <w:rPr>
+                <w:rFonts w:eastAsia="Calibri" w:cs="Times New Roman"/>
+                <w:b/>
+                <w:bCs/>
+                <w:sz w:val="28"/>
+                <w:szCs w:val="28"/>
+              </w:rPr>
+            </w:pPr>
+            <m:oMathPara>
+              <m:oMath>
+                <m:acc>
+                  <m:accPr>
+                    <m:ctrlPr>
+                      <w:rPr>
+                        <w:rFonts w:ascii="Cambria Math" w:hAnsi="Cambria Math"/>
+                        <w:b/>
+                        <w:bCs/>
+                        <w:sz w:val="28"/>
+                        <w:szCs w:val="28"/>
+                      </w:rPr>
+                    </m:ctrlPr>
+                  </m:accPr>
+                  <m:e>
+                    <m:r>
+                      <m:rPr>
+                        <m:sty m:val="bi"/>
+                      </m:rPr>
+                      <w:rPr>
+                        <w:rFonts w:ascii="Cambria Math" w:hAnsi="Cambria Math"/>
+                        <w:sz w:val="28"/>
+                        <w:szCs w:val="28"/>
+                      </w:rPr>
+                      <m:t>y</m:t>
+                    </m:r>
+                  </m:e>
+                </m:acc>
+                <m:r>
+                  <m:rPr>
+                    <m:sty m:val="bi"/>
+                  </m:rPr>
+                  <w:rPr>
+                    <w:rFonts w:ascii="Cambria Math" w:hAnsi="Cambria Math"/>
+                    <w:sz w:val="28"/>
+                    <w:szCs w:val="28"/>
+                  </w:rPr>
+                  <m:t>=</m:t>
+                </m:r>
+                <m:r>
+                  <m:rPr>
+                    <m:nor/>
+                  </m:rPr>
+                  <w:rPr>
+                    <w:b/>
+                    <w:bCs/>
+                    <w:sz w:val="28"/>
+                    <w:szCs w:val="28"/>
+                  </w:rPr>
+                  <m:t>Most common class among K neighbors</m:t>
+                </m:r>
+              </m:oMath>
+            </m:oMathPara>
+          </w:p>
+        </w:tc>
+      </w:tr>
+    </w:tbl>
+    <w:p>
+      <w:pPr>
+        <w:pStyle w:val="NoSpacing"/>
+        <w:rPr>
+          <w:sz w:val="16"/>
+          <w:szCs w:val="16"/>
+        </w:rPr>
+      </w:pPr>
+    </w:p>
+    <w:p>
+      <w:pPr>
+        <w:pStyle w:val="NoSpacing"/>
+        <w:numPr>
+          <w:ilvl w:val="0"/>
+          <w:numId w:val="89"/>
+        </w:numPr>
+        <w:rPr>
+          <w:b/>
+          <w:bCs/>
+          <w:sz w:val="28"/>
+          <w:szCs w:val="28"/>
+          <w:u w:val="single"/>
+        </w:rPr>
+      </w:pPr>
+      <w:r>
+        <w:rPr>
+          <w:b/>
+          <w:bCs/>
+          <w:sz w:val="28"/>
+          <w:szCs w:val="28"/>
+          <w:u w:val="single"/>
+        </w:rPr>
+        <w:t xml:space="preserve">Prediction Formula </w:t>
+      </w:r>
+      <w:r>
+        <w:rPr>
+          <w:b/>
+          <w:bCs/>
+          <w:sz w:val="28"/>
+          <w:szCs w:val="28"/>
+          <w:u w:val="single"/>
+        </w:rPr>
+        <w:t>for a</w:t>
+      </w:r>
+      <w:r>
+        <w:rPr>
+          <w:b/>
+          <w:bCs/>
+          <w:sz w:val="28"/>
+          <w:szCs w:val="28"/>
+          <w:u w:val="single"/>
+        </w:rPr>
+        <w:t xml:space="preserve"> KNN </w:t>
+      </w:r>
+      <w:r>
+        <w:rPr>
+          <w:b/>
+          <w:bCs/>
+          <w:sz w:val="28"/>
+          <w:szCs w:val="28"/>
+          <w:u w:val="single"/>
+        </w:rPr>
+        <w:t>Regression</w:t>
+      </w:r>
+      <w:r>
+        <w:rPr>
+          <w:b/>
+          <w:bCs/>
+          <w:sz w:val="28"/>
+          <w:szCs w:val="28"/>
+          <w:u w:val="single"/>
+        </w:rPr>
+        <w:t xml:space="preserve"> Problem</w:t>
+      </w:r>
+    </w:p>
+    <w:p>
+      <w:pPr>
+        <w:pStyle w:val="NoSpacing"/>
+        <w:rPr>
+          <w:sz w:val="16"/>
+          <w:szCs w:val="16"/>
+        </w:rPr>
+      </w:pPr>
+    </w:p>
+    <w:tbl>
+      <w:tblPr>
+        <w:tblW w:w="0" w:type="auto"/>
+        <w:jc w:val="center"/>
+        <w:tblBorders>
+          <w:top w:val="single" w:sz="4" w:space="0" w:color="auto"/>
+          <w:left w:val="single" w:sz="4" w:space="0" w:color="auto"/>
+          <w:bottom w:val="single" w:sz="4" w:space="0" w:color="auto"/>
+          <w:right w:val="single" w:sz="4" w:space="0" w:color="auto"/>
+          <w:insideH w:val="single" w:sz="4" w:space="0" w:color="auto"/>
+          <w:insideV w:val="single" w:sz="4" w:space="0" w:color="auto"/>
+        </w:tblBorders>
+        <w:tblLook w:val="0000" w:firstRow="0" w:lastRow="0" w:firstColumn="0" w:lastColumn="0" w:noHBand="0" w:noVBand="0"/>
+      </w:tblPr>
+      <w:tblGrid>
+        <w:gridCol w:w="5147"/>
+      </w:tblGrid>
+      <w:tr>
+        <w:tblPrEx>
+          <w:tblCellMar>
+            <w:top w:w="0" w:type="dxa"/>
+            <w:bottom w:w="0" w:type="dxa"/>
+          </w:tblCellMar>
+        </w:tblPrEx>
+        <w:trPr>
+          <w:trHeight w:val="365"/>
+          <w:jc w:val="center"/>
+        </w:trPr>
+        <w:tc>
+          <w:tcPr>
+            <w:tcW w:w="5147" w:type="dxa"/>
+          </w:tcPr>
+          <w:p>
+            <w:pPr>
+              <w:pStyle w:val="NoSpacing"/>
+              <w:rPr>
+                <w:rFonts w:eastAsia="Calibri" w:cs="Times New Roman"/>
+                <w:b/>
+                <w:bCs/>
+                <w:sz w:val="28"/>
+                <w:szCs w:val="28"/>
+              </w:rPr>
+            </w:pPr>
+            <m:oMathPara>
+              <m:oMath>
+                <m:acc>
+                  <m:accPr>
+                    <m:ctrlPr>
+                      <w:rPr>
+                        <w:rFonts w:ascii="Cambria Math" w:hAnsi="Cambria Math"/>
+                        <w:b/>
+                        <w:bCs/>
+                        <w:sz w:val="28"/>
+                        <w:szCs w:val="28"/>
+                      </w:rPr>
+                    </m:ctrlPr>
+                  </m:accPr>
+                  <m:e>
+                    <m:r>
+                      <m:rPr>
+                        <m:sty m:val="bi"/>
+                      </m:rPr>
+                      <w:rPr>
+                        <w:rFonts w:ascii="Cambria Math" w:hAnsi="Cambria Math"/>
+                        <w:sz w:val="28"/>
+                        <w:szCs w:val="28"/>
+                      </w:rPr>
+                      <m:t>y</m:t>
+                    </m:r>
+                  </m:e>
+                </m:acc>
+                <m:r>
+                  <m:rPr>
+                    <m:sty m:val="bi"/>
+                  </m:rPr>
+                  <w:rPr>
+                    <w:rFonts w:ascii="Cambria Math" w:hAnsi="Cambria Math"/>
+                    <w:sz w:val="28"/>
+                    <w:szCs w:val="28"/>
+                  </w:rPr>
+                  <m:t>=</m:t>
+                </m:r>
+                <m:r>
+                  <m:rPr>
+                    <m:nor/>
+                  </m:rPr>
+                  <w:rPr>
+                    <w:rFonts w:ascii="Cambria Math"/>
+                    <w:b/>
+                    <w:bCs/>
+                    <w:sz w:val="28"/>
+                    <w:szCs w:val="28"/>
+                  </w:rPr>
+                  <m:t>Average Value among K neighbors</m:t>
+                </m:r>
+              </m:oMath>
+            </m:oMathPara>
+          </w:p>
+        </w:tc>
+      </w:tr>
+    </w:tbl>
+    <w:p>
+      <w:pPr>
+        <w:pStyle w:val="NoSpacing"/>
+        <w:rPr>
+          <w:sz w:val="16"/>
+          <w:szCs w:val="16"/>
+        </w:rPr>
+      </w:pPr>
+    </w:p>
+    <w:p>
+      <w:pPr>
+        <w:pStyle w:val="NoSpacing"/>
+        <w:numPr>
+          <w:ilvl w:val="0"/>
+          <w:numId w:val="91"/>
+        </w:numPr>
+        <w:rPr>
+          <w:b/>
+          <w:bCs/>
+          <w:sz w:val="28"/>
+          <w:szCs w:val="28"/>
+          <w:u w:val="single"/>
+        </w:rPr>
+      </w:pPr>
+      <w:r>
+        <w:rPr>
+          <w:b/>
+          <w:bCs/>
+          <w:sz w:val="28"/>
+          <w:szCs w:val="28"/>
+          <w:u w:val="single"/>
+        </w:rPr>
+        <w:t>Distance in KNN</w:t>
+      </w:r>
+    </w:p>
+    <w:p>
+      <w:pPr>
+        <w:pStyle w:val="NoSpacing"/>
+        <w:rPr>
+          <w:sz w:val="16"/>
+          <w:szCs w:val="16"/>
+        </w:rPr>
+      </w:pPr>
+    </w:p>
+    <w:p>
+      <w:pPr>
+        <w:pStyle w:val="NoSpacing"/>
+      </w:pPr>
+      <w:r>
+        <w:t>KNN needs a way to determine which points are close to each other.</w:t>
+      </w:r>
+      <w:r>
+        <w:t xml:space="preserve"> </w:t>
+      </w:r>
+      <w:r>
+        <w:t xml:space="preserve">The most common distance is </w:t>
+      </w:r>
+      <w:r>
+        <w:rPr>
+          <w:b/>
+          <w:bCs/>
+        </w:rPr>
+        <w:t>Euclidean Distance</w:t>
+      </w:r>
+      <w:r>
+        <w:t>.</w:t>
+      </w:r>
+    </w:p>
+    <w:p>
+      <w:pPr>
+        <w:pStyle w:val="NoSpacing"/>
+      </w:pPr>
+    </w:p>
+    <w:p>
+      <w:pPr>
+        <w:pStyle w:val="NoSpacing"/>
+      </w:pPr>
+      <w:r>
+        <w:t>For two points:</w:t>
+      </w:r>
+    </w:p>
+    <w:p>
+      <w:pPr>
+        <w:pStyle w:val="NoSpacing"/>
+        <w:jc w:val="center"/>
+      </w:pPr>
+      <m:oMath>
+        <m:r>
+          <w:rPr>
+            <w:rFonts w:ascii="Cambria Math" w:hAnsi="Cambria Math"/>
+          </w:rPr>
+          <m:t>P=</m:t>
+        </m:r>
+        <m:d>
+          <m:dPr>
+            <m:sepChr m:val=","/>
+            <m:ctrlPr>
+              <w:rPr>
+                <w:rFonts w:ascii="Cambria Math" w:hAnsi="Cambria Math"/>
+              </w:rPr>
+            </m:ctrlPr>
+          </m:dPr>
+          <m:e>
+            <m:sSub>
+              <m:sSubPr>
+                <m:ctrlPr>
+                  <w:rPr>
+                    <w:rFonts w:ascii="Cambria Math" w:hAnsi="Cambria Math"/>
+                  </w:rPr>
+                </m:ctrlPr>
+              </m:sSubPr>
+              <m:e>
+                <m:r>
+                  <w:rPr>
+                    <w:rFonts w:ascii="Cambria Math" w:hAnsi="Cambria Math"/>
+                  </w:rPr>
+                  <m:t>x</m:t>
+                </m:r>
+              </m:e>
+              <m:sub>
+                <m:r>
+                  <w:rPr>
+                    <w:rFonts w:ascii="Cambria Math" w:hAnsi="Cambria Math"/>
+                  </w:rPr>
+                  <m:t>1</m:t>
+                </m:r>
+              </m:sub>
+            </m:sSub>
+          </m:e>
+          <m:e>
+            <m:sSub>
+              <m:sSubPr>
+                <m:ctrlPr>
+                  <w:rPr>
+                    <w:rFonts w:ascii="Cambria Math" w:hAnsi="Cambria Math"/>
+                  </w:rPr>
+                </m:ctrlPr>
+              </m:sSubPr>
+              <m:e>
+                <m:r>
+                  <w:rPr>
+                    <w:rFonts w:ascii="Cambria Math" w:hAnsi="Cambria Math"/>
+                  </w:rPr>
+                  <m:t>y</m:t>
+                </m:r>
+              </m:e>
+              <m:sub>
+                <m:r>
+                  <w:rPr>
+                    <w:rFonts w:ascii="Cambria Math" w:hAnsi="Cambria Math"/>
+                  </w:rPr>
+                  <m:t>1</m:t>
+                </m:r>
+              </m:sub>
+            </m:sSub>
+          </m:e>
+        </m:d>
+      </m:oMath>
+      <w:r>
+        <w:t xml:space="preserve"> and </w:t>
+      </w:r>
+      <m:oMath>
+        <m:r>
+          <w:rPr>
+            <w:rFonts w:ascii="Cambria Math" w:hAnsi="Cambria Math"/>
+          </w:rPr>
+          <m:t>Q=</m:t>
+        </m:r>
+        <m:d>
+          <m:dPr>
+            <m:sepChr m:val=","/>
+            <m:ctrlPr>
+              <w:rPr>
+                <w:rFonts w:ascii="Cambria Math" w:hAnsi="Cambria Math"/>
+              </w:rPr>
+            </m:ctrlPr>
+          </m:dPr>
+          <m:e>
+            <m:sSub>
+              <m:sSubPr>
+                <m:ctrlPr>
+                  <w:rPr>
+                    <w:rFonts w:ascii="Cambria Math" w:hAnsi="Cambria Math"/>
+                  </w:rPr>
+                </m:ctrlPr>
+              </m:sSubPr>
+              <m:e>
+                <m:r>
+                  <w:rPr>
+                    <w:rFonts w:ascii="Cambria Math" w:hAnsi="Cambria Math"/>
+                  </w:rPr>
+                  <m:t>x</m:t>
+                </m:r>
+              </m:e>
+              <m:sub>
+                <m:r>
+                  <w:rPr>
+                    <w:rFonts w:ascii="Cambria Math" w:hAnsi="Cambria Math"/>
+                  </w:rPr>
+                  <m:t>2</m:t>
+                </m:r>
+              </m:sub>
+            </m:sSub>
+          </m:e>
+          <m:e>
+            <m:sSub>
+              <m:sSubPr>
+                <m:ctrlPr>
+                  <w:rPr>
+                    <w:rFonts w:ascii="Cambria Math" w:hAnsi="Cambria Math"/>
+                  </w:rPr>
+                </m:ctrlPr>
+              </m:sSubPr>
+              <m:e>
+                <m:r>
+                  <w:rPr>
+                    <w:rFonts w:ascii="Cambria Math" w:hAnsi="Cambria Math"/>
+                  </w:rPr>
+                  <m:t>y</m:t>
+                </m:r>
+              </m:e>
+              <m:sub>
+                <m:r>
+                  <w:rPr>
+                    <w:rFonts w:ascii="Cambria Math" w:hAnsi="Cambria Math"/>
+                  </w:rPr>
+                  <m:t>2</m:t>
+                </m:r>
+              </m:sub>
+            </m:sSub>
+          </m:e>
+        </m:d>
+      </m:oMath>
+    </w:p>
+    <w:p>
+      <w:pPr>
+        <w:pStyle w:val="NoSpacing"/>
+      </w:pPr>
+    </w:p>
+    <w:p>
+      <w:pPr>
+        <w:pStyle w:val="NoSpacing"/>
+      </w:pPr>
+      <w:r>
+        <w:t>T</w:t>
+      </w:r>
+      <w:r>
+        <w:t>he Euclidean distance is:</w:t>
+      </w:r>
+    </w:p>
+    <w:tbl>
+      <w:tblPr>
+        <w:tblW w:w="0" w:type="auto"/>
+        <w:jc w:val="center"/>
+        <w:tblBorders>
+          <w:top w:val="single" w:sz="4" w:space="0" w:color="auto"/>
+          <w:left w:val="single" w:sz="4" w:space="0" w:color="auto"/>
+          <w:bottom w:val="single" w:sz="4" w:space="0" w:color="auto"/>
+          <w:right w:val="single" w:sz="4" w:space="0" w:color="auto"/>
+          <w:insideH w:val="single" w:sz="4" w:space="0" w:color="auto"/>
+          <w:insideV w:val="single" w:sz="4" w:space="0" w:color="auto"/>
+        </w:tblBorders>
+        <w:tblLook w:val="0000" w:firstRow="0" w:lastRow="0" w:firstColumn="0" w:lastColumn="0" w:noHBand="0" w:noVBand="0"/>
+      </w:tblPr>
+      <w:tblGrid>
+        <w:gridCol w:w="3192"/>
+      </w:tblGrid>
+      <w:tr>
+        <w:tblPrEx>
+          <w:tblCellMar>
+            <w:top w:w="0" w:type="dxa"/>
+            <w:bottom w:w="0" w:type="dxa"/>
+          </w:tblCellMar>
+        </w:tblPrEx>
+        <w:trPr>
+          <w:trHeight w:val="435"/>
+          <w:jc w:val="center"/>
+        </w:trPr>
+        <w:tc>
+          <w:tcPr>
+            <w:tcW w:w="3192" w:type="dxa"/>
+          </w:tcPr>
+          <w:p>
+            <w:pPr>
+              <w:pStyle w:val="NoSpacing"/>
+              <w:rPr>
+                <w:rFonts w:eastAsia="Calibri" w:cs="Times New Roman"/>
+                <w:b/>
+                <w:bCs/>
+                <w:szCs w:val="22"/>
+              </w:rPr>
+            </w:pPr>
+            <m:oMathPara>
+              <m:oMath>
+                <m:r>
+                  <m:rPr>
+                    <m:sty m:val="bi"/>
+                  </m:rPr>
+                  <w:rPr>
+                    <w:rFonts w:ascii="Cambria Math" w:hAnsi="Cambria Math"/>
+                    <w:szCs w:val="22"/>
+                  </w:rPr>
+                  <m:t>d=</m:t>
+                </m:r>
+                <m:rad>
+                  <m:radPr>
+                    <m:degHide m:val="1"/>
+                    <m:ctrlPr>
+                      <w:rPr>
+                        <w:rFonts w:ascii="Cambria Math" w:hAnsi="Cambria Math"/>
+                        <w:b/>
+                        <w:bCs/>
+                        <w:szCs w:val="22"/>
+                      </w:rPr>
+                    </m:ctrlPr>
+                  </m:radPr>
+                  <m:deg/>
+                  <m:e>
+                    <m:sSup>
+                      <m:sSupPr>
+                        <m:ctrlPr>
+                          <w:rPr>
+                            <w:rFonts w:ascii="Cambria Math" w:hAnsi="Cambria Math"/>
+                            <w:b/>
+                            <w:bCs/>
+                            <w:szCs w:val="22"/>
+                          </w:rPr>
+                        </m:ctrlPr>
+                      </m:sSupPr>
+                      <m:e>
+                        <m:d>
+                          <m:dPr>
+                            <m:ctrlPr>
+                              <w:rPr>
+                                <w:rFonts w:ascii="Cambria Math" w:hAnsi="Cambria Math"/>
+                                <w:b/>
+                                <w:bCs/>
+                                <w:szCs w:val="22"/>
+                              </w:rPr>
+                            </m:ctrlPr>
+                          </m:dPr>
+                          <m:e>
+                            <m:sSub>
+                              <m:sSubPr>
+                                <m:ctrlPr>
+                                  <w:rPr>
+                                    <w:rFonts w:ascii="Cambria Math" w:hAnsi="Cambria Math"/>
+                                    <w:b/>
+                                    <w:bCs/>
+                                    <w:szCs w:val="22"/>
+                                  </w:rPr>
+                                </m:ctrlPr>
+                              </m:sSubPr>
+                              <m:e>
+                                <m:r>
+                                  <m:rPr>
+                                    <m:sty m:val="bi"/>
+                                  </m:rPr>
+                                  <w:rPr>
+                                    <w:rFonts w:ascii="Cambria Math" w:hAnsi="Cambria Math"/>
+                                    <w:szCs w:val="22"/>
+                                  </w:rPr>
+                                  <m:t>x</m:t>
+                                </m:r>
+                              </m:e>
+                              <m:sub>
+                                <m:r>
+                                  <m:rPr>
+                                    <m:sty m:val="bi"/>
+                                  </m:rPr>
+                                  <w:rPr>
+                                    <w:rFonts w:ascii="Cambria Math" w:hAnsi="Cambria Math"/>
+                                    <w:szCs w:val="22"/>
+                                  </w:rPr>
+                                  <m:t>2</m:t>
+                                </m:r>
+                              </m:sub>
+                            </m:sSub>
+                            <m:r>
+                              <m:rPr>
+                                <m:sty m:val="bi"/>
+                              </m:rPr>
+                              <w:rPr>
+                                <w:rFonts w:ascii="Cambria Math" w:hAnsi="Cambria Math"/>
+                                <w:szCs w:val="22"/>
+                              </w:rPr>
+                              <m:t>-</m:t>
+                            </m:r>
+                            <m:sSub>
+                              <m:sSubPr>
+                                <m:ctrlPr>
+                                  <w:rPr>
+                                    <w:rFonts w:ascii="Cambria Math" w:hAnsi="Cambria Math"/>
+                                    <w:b/>
+                                    <w:bCs/>
+                                    <w:szCs w:val="22"/>
+                                  </w:rPr>
+                                </m:ctrlPr>
+                              </m:sSubPr>
+                              <m:e>
+                                <m:r>
+                                  <m:rPr>
+                                    <m:sty m:val="bi"/>
+                                  </m:rPr>
+                                  <w:rPr>
+                                    <w:rFonts w:ascii="Cambria Math" w:hAnsi="Cambria Math"/>
+                                    <w:szCs w:val="22"/>
+                                  </w:rPr>
+                                  <m:t>x</m:t>
+                                </m:r>
+                              </m:e>
+                              <m:sub>
+                                <m:r>
+                                  <m:rPr>
+                                    <m:sty m:val="bi"/>
+                                  </m:rPr>
+                                  <w:rPr>
+                                    <w:rFonts w:ascii="Cambria Math" w:hAnsi="Cambria Math"/>
+                                    <w:szCs w:val="22"/>
+                                  </w:rPr>
+                                  <m:t>1</m:t>
+                                </m:r>
+                              </m:sub>
+                            </m:sSub>
+                          </m:e>
+                        </m:d>
+                      </m:e>
+                      <m:sup>
+                        <m:r>
+                          <m:rPr>
+                            <m:sty m:val="bi"/>
+                          </m:rPr>
+                          <w:rPr>
+                            <w:rFonts w:ascii="Cambria Math" w:hAnsi="Cambria Math"/>
+                            <w:szCs w:val="22"/>
+                          </w:rPr>
+                          <m:t>2</m:t>
+                        </m:r>
+                      </m:sup>
+                    </m:sSup>
+                    <m:r>
+                      <m:rPr>
+                        <m:sty m:val="bi"/>
+                      </m:rPr>
+                      <w:rPr>
+                        <w:rFonts w:ascii="Cambria Math" w:hAnsi="Cambria Math"/>
+                        <w:szCs w:val="22"/>
+                      </w:rPr>
+                      <m:t>+</m:t>
+                    </m:r>
+                    <m:sSup>
+                      <m:sSupPr>
+                        <m:ctrlPr>
+                          <w:rPr>
+                            <w:rFonts w:ascii="Cambria Math" w:hAnsi="Cambria Math"/>
+                            <w:b/>
+                            <w:bCs/>
+                            <w:szCs w:val="22"/>
+                          </w:rPr>
+                        </m:ctrlPr>
+                      </m:sSupPr>
+                      <m:e>
+                        <m:d>
+                          <m:dPr>
+                            <m:ctrlPr>
+                              <w:rPr>
+                                <w:rFonts w:ascii="Cambria Math" w:hAnsi="Cambria Math"/>
+                                <w:b/>
+                                <w:bCs/>
+                                <w:szCs w:val="22"/>
+                              </w:rPr>
+                            </m:ctrlPr>
+                          </m:dPr>
+                          <m:e>
+                            <m:sSub>
+                              <m:sSubPr>
+                                <m:ctrlPr>
+                                  <w:rPr>
+                                    <w:rFonts w:ascii="Cambria Math" w:hAnsi="Cambria Math"/>
+                                    <w:b/>
+                                    <w:bCs/>
+                                    <w:szCs w:val="22"/>
+                                  </w:rPr>
+                                </m:ctrlPr>
+                              </m:sSubPr>
+                              <m:e>
+                                <m:r>
+                                  <m:rPr>
+                                    <m:sty m:val="bi"/>
+                                  </m:rPr>
+                                  <w:rPr>
+                                    <w:rFonts w:ascii="Cambria Math" w:hAnsi="Cambria Math"/>
+                                    <w:szCs w:val="22"/>
+                                  </w:rPr>
+                                  <m:t>y</m:t>
+                                </m:r>
+                              </m:e>
+                              <m:sub>
+                                <m:r>
+                                  <m:rPr>
+                                    <m:sty m:val="bi"/>
+                                  </m:rPr>
+                                  <w:rPr>
+                                    <w:rFonts w:ascii="Cambria Math" w:hAnsi="Cambria Math"/>
+                                    <w:szCs w:val="22"/>
+                                  </w:rPr>
+                                  <m:t>2</m:t>
+                                </m:r>
+                              </m:sub>
+                            </m:sSub>
+                            <m:r>
+                              <m:rPr>
+                                <m:sty m:val="bi"/>
+                              </m:rPr>
+                              <w:rPr>
+                                <w:rFonts w:ascii="Cambria Math" w:hAnsi="Cambria Math"/>
+                                <w:szCs w:val="22"/>
+                              </w:rPr>
+                              <m:t>-</m:t>
+                            </m:r>
+                            <m:sSub>
+                              <m:sSubPr>
+                                <m:ctrlPr>
+                                  <w:rPr>
+                                    <w:rFonts w:ascii="Cambria Math" w:hAnsi="Cambria Math"/>
+                                    <w:b/>
+                                    <w:bCs/>
+                                    <w:szCs w:val="22"/>
+                                  </w:rPr>
+                                </m:ctrlPr>
+                              </m:sSubPr>
+                              <m:e>
+                                <m:r>
+                                  <m:rPr>
+                                    <m:sty m:val="bi"/>
+                                  </m:rPr>
+                                  <w:rPr>
+                                    <w:rFonts w:ascii="Cambria Math" w:hAnsi="Cambria Math"/>
+                                    <w:szCs w:val="22"/>
+                                  </w:rPr>
+                                  <m:t>y</m:t>
+                                </m:r>
+                              </m:e>
+                              <m:sub>
+                                <m:r>
+                                  <m:rPr>
+                                    <m:sty m:val="bi"/>
+                                  </m:rPr>
+                                  <w:rPr>
+                                    <w:rFonts w:ascii="Cambria Math" w:hAnsi="Cambria Math"/>
+                                    <w:szCs w:val="22"/>
+                                  </w:rPr>
+                                  <m:t>1</m:t>
+                                </m:r>
+                              </m:sub>
+                            </m:sSub>
+                          </m:e>
+                        </m:d>
+                      </m:e>
+                      <m:sup>
+                        <m:r>
+                          <m:rPr>
+                            <m:sty m:val="bi"/>
+                          </m:rPr>
+                          <w:rPr>
+                            <w:rFonts w:ascii="Cambria Math" w:hAnsi="Cambria Math"/>
+                            <w:szCs w:val="22"/>
+                          </w:rPr>
+                          <m:t>2</m:t>
+                        </m:r>
+                      </m:sup>
+                    </m:sSup>
+                  </m:e>
+                </m:rad>
+              </m:oMath>
+            </m:oMathPara>
+          </w:p>
+        </w:tc>
+      </w:tr>
+    </w:tbl>
+    <w:p>
+      <w:pPr>
+        <w:pStyle w:val="NoSpacing"/>
+        <w:numPr>
+          <w:ilvl w:val="0"/>
+          <w:numId w:val="91"/>
+        </w:numPr>
+        <w:rPr>
+          <w:b/>
+          <w:bCs/>
+          <w:sz w:val="28"/>
+          <w:szCs w:val="28"/>
+          <w:u w:val="single"/>
+        </w:rPr>
+      </w:pPr>
+      <w:r>
+        <w:rPr>
+          <w:b/>
+          <w:bCs/>
+          <w:sz w:val="28"/>
+          <w:szCs w:val="28"/>
+          <w:u w:val="single"/>
+        </w:rPr>
+        <w:lastRenderedPageBreak/>
+        <w:t>Other Distance Measures</w:t>
+      </w:r>
+    </w:p>
+    <w:p>
+      <w:pPr>
+        <w:pStyle w:val="NoSpacing"/>
+      </w:pPr>
+    </w:p>
+    <w:tbl>
+      <w:tblPr>
+        <w:tblStyle w:val="TableGrid"/>
+        <w:tblW w:w="0" w:type="auto"/>
+        <w:jc w:val="center"/>
+        <w:tblLook w:val="04A0" w:firstRow="1" w:lastRow="0" w:firstColumn="1" w:lastColumn="0" w:noHBand="0" w:noVBand="1"/>
+      </w:tblPr>
+      <w:tblGrid>
+        <w:gridCol w:w="1219"/>
+        <w:gridCol w:w="2471"/>
+      </w:tblGrid>
+      <w:tr>
+        <w:trPr>
+          <w:jc w:val="center"/>
+        </w:trPr>
+        <w:tc>
+          <w:tcPr>
+            <w:tcW w:w="0" w:type="auto"/>
+            <w:hideMark/>
+          </w:tcPr>
+          <w:p>
+            <w:pPr>
+              <w:pStyle w:val="NoSpacing"/>
+              <w:jc w:val="center"/>
+              <w:rPr>
+                <w:b/>
+                <w:bCs/>
+              </w:rPr>
+            </w:pPr>
+            <w:r>
+              <w:rPr>
+                <w:b/>
+                <w:bCs/>
+              </w:rPr>
+              <w:t>Distance</w:t>
+            </w:r>
+          </w:p>
+        </w:tc>
+        <w:tc>
+          <w:tcPr>
+            <w:tcW w:w="0" w:type="auto"/>
+            <w:hideMark/>
+          </w:tcPr>
+          <w:p>
+            <w:pPr>
+              <w:pStyle w:val="NoSpacing"/>
+              <w:jc w:val="center"/>
+              <w:rPr>
+                <w:b/>
+                <w:bCs/>
+              </w:rPr>
+            </w:pPr>
+            <w:r>
+              <w:rPr>
+                <w:b/>
+                <w:bCs/>
+              </w:rPr>
+              <w:t>Common Use</w:t>
+            </w:r>
+          </w:p>
+        </w:tc>
+      </w:tr>
+      <w:tr>
+        <w:trPr>
+          <w:jc w:val="center"/>
+        </w:trPr>
+        <w:tc>
+          <w:tcPr>
+            <w:tcW w:w="0" w:type="auto"/>
+            <w:hideMark/>
+          </w:tcPr>
+          <w:p>
+            <w:pPr>
+              <w:pStyle w:val="NoSpacing"/>
+            </w:pPr>
+            <w:r>
+              <w:t>Euclidean</w:t>
+            </w:r>
+          </w:p>
+        </w:tc>
+        <w:tc>
+          <w:tcPr>
+            <w:tcW w:w="0" w:type="auto"/>
+            <w:hideMark/>
+          </w:tcPr>
+          <w:p>
+            <w:pPr>
+              <w:pStyle w:val="NoSpacing"/>
+            </w:pPr>
+            <w:r>
+              <w:t>General numerical data</w:t>
+            </w:r>
+          </w:p>
+        </w:tc>
+      </w:tr>
+      <w:tr>
+        <w:trPr>
+          <w:jc w:val="center"/>
+        </w:trPr>
+        <w:tc>
+          <w:tcPr>
+            <w:tcW w:w="0" w:type="auto"/>
+            <w:hideMark/>
+          </w:tcPr>
+          <w:p>
+            <w:pPr>
+              <w:pStyle w:val="NoSpacing"/>
+            </w:pPr>
+            <w:r>
+              <w:t>Manhattan</w:t>
+            </w:r>
+          </w:p>
+        </w:tc>
+        <w:tc>
+          <w:tcPr>
+            <w:tcW w:w="0" w:type="auto"/>
+            <w:hideMark/>
+          </w:tcPr>
+          <w:p>
+            <w:pPr>
+              <w:pStyle w:val="NoSpacing"/>
+            </w:pPr>
+            <w:r>
+              <w:t>Grid</w:t>
+            </w:r>
+            <w:r>
+              <w:t xml:space="preserve"> </w:t>
+            </w:r>
+            <w:r>
+              <w:t>-</w:t>
+            </w:r>
+            <w:r>
+              <w:t xml:space="preserve"> </w:t>
+            </w:r>
+            <w:r>
+              <w:t>like distances</w:t>
+            </w:r>
+          </w:p>
+        </w:tc>
+      </w:tr>
+      <w:tr>
+        <w:trPr>
+          <w:jc w:val="center"/>
+        </w:trPr>
+        <w:tc>
+          <w:tcPr>
+            <w:tcW w:w="0" w:type="auto"/>
+            <w:hideMark/>
+          </w:tcPr>
+          <w:p>
+            <w:pPr>
+              <w:pStyle w:val="NoSpacing"/>
+            </w:pPr>
+            <w:r>
+              <w:t>Minkowski</w:t>
+            </w:r>
+          </w:p>
+        </w:tc>
+        <w:tc>
+          <w:tcPr>
+            <w:tcW w:w="0" w:type="auto"/>
+            <w:hideMark/>
+          </w:tcPr>
+          <w:p>
+            <w:pPr>
+              <w:pStyle w:val="NoSpacing"/>
+            </w:pPr>
+            <w:r>
+              <w:t>Generalized distance</w:t>
+            </w:r>
+          </w:p>
+        </w:tc>
+      </w:tr>
+      <w:tr>
+        <w:trPr>
+          <w:jc w:val="center"/>
+        </w:trPr>
+        <w:tc>
+          <w:tcPr>
+            <w:tcW w:w="0" w:type="auto"/>
+            <w:hideMark/>
+          </w:tcPr>
+          <w:p>
+            <w:pPr>
+              <w:pStyle w:val="NoSpacing"/>
+            </w:pPr>
+            <w:r>
+              <w:t>Hamming</w:t>
+            </w:r>
+          </w:p>
+        </w:tc>
+        <w:tc>
+          <w:tcPr>
+            <w:tcW w:w="0" w:type="auto"/>
+            <w:hideMark/>
+          </w:tcPr>
+          <w:p>
+            <w:pPr>
+              <w:pStyle w:val="NoSpacing"/>
+            </w:pPr>
+            <w:r>
+              <w:t>Categorical</w:t>
+            </w:r>
+            <w:r>
+              <w:t xml:space="preserve"> </w:t>
+            </w:r>
+            <w:r>
+              <w:t>/</w:t>
+            </w:r>
+            <w:r>
+              <w:t xml:space="preserve"> B</w:t>
+            </w:r>
+            <w:r>
+              <w:t xml:space="preserve">inary </w:t>
+            </w:r>
+            <w:r>
+              <w:t>D</w:t>
+            </w:r>
+            <w:r>
+              <w:t>ata</w:t>
+            </w:r>
+          </w:p>
+        </w:tc>
+      </w:tr>
+    </w:tbl>
+    <w:p>
+      <w:pPr>
+        <w:pStyle w:val="NoSpacing"/>
+      </w:pPr>
+    </w:p>
+    <w:p>
+      <w:pPr>
+        <w:pStyle w:val="NoSpacing"/>
+        <w:numPr>
+          <w:ilvl w:val="0"/>
+          <w:numId w:val="92"/>
+        </w:numPr>
+        <w:rPr>
+          <w:b/>
+          <w:bCs/>
+          <w:sz w:val="28"/>
+          <w:szCs w:val="28"/>
+          <w:u w:val="single"/>
+        </w:rPr>
+      </w:pPr>
+      <w:r>
+        <w:rPr>
+          <w:b/>
+          <w:bCs/>
+          <w:sz w:val="28"/>
+          <w:szCs w:val="28"/>
+          <w:u w:val="single"/>
+        </w:rPr>
+        <w:t>Choosing the Value of K</w:t>
+      </w:r>
+    </w:p>
+    <w:p>
+      <w:pPr>
+        <w:pStyle w:val="NoSpacing"/>
+      </w:pPr>
+    </w:p>
+    <w:tbl>
+      <w:tblPr>
+        <w:tblStyle w:val="TableGrid"/>
+        <w:tblW w:w="0" w:type="auto"/>
+        <w:tblLook w:val="04A0" w:firstRow="1" w:lastRow="0" w:firstColumn="1" w:lastColumn="0" w:noHBand="0" w:noVBand="1"/>
+      </w:tblPr>
+      <w:tblGrid>
+        <w:gridCol w:w="5228"/>
+        <w:gridCol w:w="5228"/>
+      </w:tblGrid>
+      <w:tr>
+        <w:tc>
+          <w:tcPr>
+            <w:tcW w:w="5228" w:type="dxa"/>
+          </w:tcPr>
+          <w:p>
+            <w:pPr>
+              <w:pStyle w:val="NoSpacing"/>
+              <w:jc w:val="center"/>
+              <w:rPr>
+                <w:b/>
+                <w:bCs/>
+              </w:rPr>
+            </w:pPr>
+            <w:r>
+              <w:rPr>
+                <w:b/>
+                <w:bCs/>
+              </w:rPr>
+              <w:t>Small K</w:t>
+            </w:r>
+            <w:r>
+              <w:rPr>
+                <w:b/>
+                <w:bCs/>
+              </w:rPr>
+              <w:t xml:space="preserve"> [K = 1]</w:t>
+            </w:r>
+          </w:p>
+        </w:tc>
+        <w:tc>
+          <w:tcPr>
+            <w:tcW w:w="5228" w:type="dxa"/>
+          </w:tcPr>
+          <w:p>
+            <w:pPr>
+              <w:pStyle w:val="NoSpacing"/>
+              <w:jc w:val="center"/>
+              <w:rPr>
+                <w:b/>
+                <w:bCs/>
+              </w:rPr>
+            </w:pPr>
+            <w:r>
+              <w:rPr>
+                <w:b/>
+                <w:bCs/>
+              </w:rPr>
+              <w:t>Large K</w:t>
+            </w:r>
+            <w:r>
+              <w:rPr>
+                <w:b/>
+                <w:bCs/>
+              </w:rPr>
+              <w:t xml:space="preserve"> [K = 50]</w:t>
+            </w:r>
+          </w:p>
+        </w:tc>
+      </w:tr>
+      <w:tr>
+        <w:tc>
+          <w:tcPr>
+            <w:tcW w:w="5228" w:type="dxa"/>
+          </w:tcPr>
+          <w:p>
+            <w:pPr>
+              <w:pStyle w:val="NoSpacing"/>
+              <w:rPr>
+                <w:b/>
+                <w:bCs/>
+                <w:sz w:val="24"/>
+              </w:rPr>
+            </w:pPr>
+            <w:r>
+              <w:rPr>
+                <w:b/>
+                <w:bCs/>
+                <w:sz w:val="24"/>
+                <w:u w:val="single"/>
+              </w:rPr>
+              <w:t>Advantages</w:t>
+            </w:r>
+            <w:r>
+              <w:rPr>
+                <w:b/>
+                <w:bCs/>
+                <w:sz w:val="24"/>
+              </w:rPr>
+              <w:t>:</w:t>
+            </w:r>
+          </w:p>
+          <w:p>
+            <w:pPr>
+              <w:pStyle w:val="NoSpacing"/>
+            </w:pPr>
+          </w:p>
+          <w:p>
+            <w:pPr>
+              <w:pStyle w:val="NoSpacing"/>
+              <w:numPr>
+                <w:ilvl w:val="0"/>
+                <w:numId w:val="93"/>
+              </w:numPr>
+            </w:pPr>
+            <w:r>
+              <w:t>Very sensitive to nearby points</w:t>
+            </w:r>
+            <w:r>
+              <w:t>.</w:t>
+            </w:r>
+          </w:p>
+          <w:p>
+            <w:pPr>
+              <w:pStyle w:val="NoSpacing"/>
+              <w:numPr>
+                <w:ilvl w:val="0"/>
+                <w:numId w:val="93"/>
+              </w:numPr>
+            </w:pPr>
+            <w:r>
+              <w:t>Can capture local patterns</w:t>
+            </w:r>
+            <w:r>
+              <w:t>.</w:t>
+            </w:r>
+          </w:p>
+          <w:p>
+            <w:pPr>
+              <w:pStyle w:val="NoSpacing"/>
+            </w:pPr>
+          </w:p>
+          <w:p>
+            <w:pPr>
+              <w:pStyle w:val="NoSpacing"/>
+              <w:rPr>
+                <w:b/>
+                <w:bCs/>
+                <w:sz w:val="24"/>
+                <w:u w:val="single"/>
+              </w:rPr>
+            </w:pPr>
+            <w:r>
+              <w:rPr>
+                <w:b/>
+                <w:bCs/>
+                <w:sz w:val="24"/>
+                <w:u w:val="single"/>
+              </w:rPr>
+              <w:t>Disadvantages</w:t>
+            </w:r>
+            <w:r>
+              <w:rPr>
+                <w:b/>
+                <w:bCs/>
+                <w:sz w:val="24"/>
+                <w:u w:val="single"/>
+              </w:rPr>
+              <w:t>:</w:t>
+            </w:r>
+          </w:p>
+          <w:p>
+            <w:pPr>
+              <w:pStyle w:val="NoSpacing"/>
+            </w:pPr>
+          </w:p>
+          <w:p>
+            <w:pPr>
+              <w:pStyle w:val="NoSpacing"/>
+              <w:numPr>
+                <w:ilvl w:val="0"/>
+                <w:numId w:val="94"/>
+              </w:numPr>
+            </w:pPr>
+            <w:r>
+              <w:t>Sensitive to noise</w:t>
+            </w:r>
+            <w:r>
+              <w:t>.</w:t>
+            </w:r>
+          </w:p>
+          <w:p>
+            <w:pPr>
+              <w:pStyle w:val="NoSpacing"/>
+              <w:numPr>
+                <w:ilvl w:val="0"/>
+                <w:numId w:val="94"/>
+              </w:numPr>
+            </w:pPr>
+            <w:r>
+              <w:t xml:space="preserve">Can </w:t>
+            </w:r>
+            <w:r>
+              <w:rPr>
+                <w:b/>
+                <w:bCs/>
+              </w:rPr>
+              <w:t>overfit</w:t>
+            </w:r>
+            <w:r>
+              <w:rPr>
+                <w:b/>
+                <w:bCs/>
+              </w:rPr>
+              <w:t>.</w:t>
+            </w:r>
+          </w:p>
+        </w:tc>
+        <w:tc>
+          <w:tcPr>
+            <w:tcW w:w="5228" w:type="dxa"/>
+          </w:tcPr>
+          <w:p>
+            <w:pPr>
+              <w:pStyle w:val="NoSpacing"/>
+              <w:rPr>
+                <w:b/>
+                <w:bCs/>
+                <w:sz w:val="24"/>
+              </w:rPr>
+            </w:pPr>
+            <w:r>
+              <w:rPr>
+                <w:b/>
+                <w:bCs/>
+                <w:sz w:val="24"/>
+                <w:u w:val="single"/>
+              </w:rPr>
+              <w:t>Advantages</w:t>
+            </w:r>
+            <w:r>
+              <w:rPr>
+                <w:b/>
+                <w:bCs/>
+                <w:sz w:val="24"/>
+              </w:rPr>
+              <w:t>:</w:t>
+            </w:r>
+          </w:p>
+          <w:p>
+            <w:pPr>
+              <w:pStyle w:val="NoSpacing"/>
+            </w:pPr>
+          </w:p>
+          <w:p>
+            <w:pPr>
+              <w:pStyle w:val="NoSpacing"/>
+            </w:pPr>
+            <w:r>
+              <w:t xml:space="preserve">      1. </w:t>
+            </w:r>
+            <w:r>
+              <w:t>Less sensitive to individual noisy points</w:t>
+            </w:r>
+            <w:r>
+              <w:t>.</w:t>
+            </w:r>
+          </w:p>
+          <w:p>
+            <w:pPr>
+              <w:pStyle w:val="NoSpacing"/>
+            </w:pPr>
+            <w:r>
+              <w:t xml:space="preserve"> </w:t>
+            </w:r>
+          </w:p>
+          <w:p>
+            <w:pPr>
+              <w:pStyle w:val="NoSpacing"/>
+              <w:rPr>
+                <w:b/>
+                <w:bCs/>
+                <w:sz w:val="24"/>
+                <w:u w:val="single"/>
+              </w:rPr>
+            </w:pPr>
+            <w:r>
+              <w:rPr>
+                <w:b/>
+                <w:bCs/>
+                <w:sz w:val="24"/>
+                <w:u w:val="single"/>
+              </w:rPr>
+              <w:t>Disadvantages</w:t>
+            </w:r>
+            <w:r>
+              <w:rPr>
+                <w:b/>
+                <w:bCs/>
+                <w:sz w:val="24"/>
+                <w:u w:val="single"/>
+              </w:rPr>
+              <w:t>:</w:t>
+            </w:r>
+          </w:p>
+          <w:p>
+            <w:pPr>
+              <w:pStyle w:val="NoSpacing"/>
+            </w:pPr>
+          </w:p>
+          <w:p>
+            <w:pPr>
+              <w:pStyle w:val="NoSpacing"/>
+            </w:pPr>
+            <w:r>
+              <w:t xml:space="preserve">      1. </w:t>
+            </w:r>
+            <w:r>
+              <w:t>Can ignore local patterns</w:t>
+            </w:r>
+            <w:r>
+              <w:t>.</w:t>
+            </w:r>
+          </w:p>
+          <w:p>
+            <w:pPr>
+              <w:pStyle w:val="NoSpacing"/>
+            </w:pPr>
+            <w:r>
+              <w:t xml:space="preserve">      2. </w:t>
+            </w:r>
+            <w:r>
+              <w:t xml:space="preserve">Can </w:t>
+            </w:r>
+            <w:r>
+              <w:rPr>
+                <w:b/>
+                <w:bCs/>
+              </w:rPr>
+              <w:t>underfit</w:t>
+            </w:r>
+            <w:r>
+              <w:rPr>
+                <w:b/>
+                <w:bCs/>
+              </w:rPr>
+              <w:t>.</w:t>
+            </w:r>
+          </w:p>
+          <w:p>
+            <w:pPr>
+              <w:pStyle w:val="NoSpacing"/>
+            </w:pPr>
+          </w:p>
+        </w:tc>
+      </w:tr>
+    </w:tbl>
+    <w:p>
+      <w:pPr>
+        <w:pStyle w:val="NoSpacing"/>
+      </w:pPr>
+    </w:p>
+    <w:p>
+      <w:pPr>
+        <w:pStyle w:val="NoSpacing"/>
+        <w:numPr>
+          <w:ilvl w:val="0"/>
+          <w:numId w:val="92"/>
+        </w:numPr>
+        <w:rPr>
+          <w:b/>
+          <w:bCs/>
+          <w:sz w:val="28"/>
+          <w:szCs w:val="28"/>
+          <w:u w:val="single"/>
+        </w:rPr>
+      </w:pPr>
+      <w:r>
+        <w:rPr>
+          <w:b/>
+          <w:bCs/>
+          <w:sz w:val="28"/>
+          <w:szCs w:val="28"/>
+          <w:u w:val="single"/>
+        </w:rPr>
+        <w:t>Summary</w:t>
+      </w:r>
+    </w:p>
+    <w:p>
+      <w:pPr>
+        <w:pStyle w:val="NoSpacing"/>
+        <w:rPr>
+          <w:rFonts w:ascii="Courier New" w:hAnsi="Courier New" w:cs="Courier New"/>
+          <w:sz w:val="20"/>
+          <w:szCs w:val="20"/>
+        </w:rPr>
+      </w:pPr>
+      <w:r>
+        <w:rPr>
+          <w:rFonts w:ascii="Courier New" w:hAnsi="Courier New" w:cs="Courier New"/>
+          <w:sz w:val="20"/>
+          <w:szCs w:val="20"/>
+        </w:rPr>
+        <w:t xml:space="preserve">                 </w:t>
+      </w:r>
+    </w:p>
+    <w:tbl>
+      <w:tblPr>
+        <w:tblW w:w="0" w:type="auto"/>
+        <w:jc w:val="center"/>
+        <w:tblBorders>
+          <w:top w:val="single" w:sz="4" w:space="0" w:color="auto"/>
+          <w:left w:val="single" w:sz="4" w:space="0" w:color="auto"/>
+          <w:bottom w:val="single" w:sz="4" w:space="0" w:color="auto"/>
+          <w:right w:val="single" w:sz="4" w:space="0" w:color="auto"/>
+          <w:insideH w:val="single" w:sz="4" w:space="0" w:color="auto"/>
+          <w:insideV w:val="single" w:sz="4" w:space="0" w:color="auto"/>
+        </w:tblBorders>
+        <w:tblLook w:val="0000" w:firstRow="0" w:lastRow="0" w:firstColumn="0" w:lastColumn="0" w:noHBand="0" w:noVBand="0"/>
+      </w:tblPr>
+      <w:tblGrid>
+        <w:gridCol w:w="6470"/>
+      </w:tblGrid>
+      <w:tr>
+        <w:tblPrEx>
+          <w:tblCellMar>
+            <w:top w:w="0" w:type="dxa"/>
+            <w:bottom w:w="0" w:type="dxa"/>
+          </w:tblCellMar>
+        </w:tblPrEx>
+        <w:trPr>
+          <w:trHeight w:val="486"/>
+          <w:jc w:val="center"/>
+        </w:trPr>
+        <w:tc>
+          <w:tcPr>
+            <w:tcW w:w="6470" w:type="dxa"/>
+          </w:tcPr>
+          <w:p>
+            <w:pPr>
+              <w:pStyle w:val="NoSpacing"/>
+              <w:rPr>
+                <w:rFonts w:ascii="Courier New" w:hAnsi="Courier New" w:cs="Courier New"/>
+                <w:sz w:val="20"/>
+                <w:szCs w:val="20"/>
+              </w:rPr>
+            </w:pPr>
+            <w:r>
+              <w:rPr>
+                <w:rFonts w:ascii="Courier New" w:hAnsi="Courier New" w:cs="Courier New"/>
+                <w:sz w:val="20"/>
+                <w:szCs w:val="20"/>
+              </w:rPr>
+              <w:t>Small K → More flexible → Higher risk of overfitting</w:t>
+            </w:r>
+          </w:p>
+          <w:p>
+            <w:pPr>
+              <w:pStyle w:val="NoSpacing"/>
+              <w:rPr>
+                <w:rFonts w:ascii="Courier New" w:hAnsi="Courier New" w:cs="Courier New"/>
+                <w:sz w:val="20"/>
+                <w:szCs w:val="20"/>
+              </w:rPr>
+            </w:pPr>
+            <w:r>
+              <w:rPr>
+                <w:rFonts w:ascii="Courier New" w:hAnsi="Courier New" w:cs="Courier New"/>
+                <w:sz w:val="20"/>
+                <w:szCs w:val="20"/>
+              </w:rPr>
+              <w:t>Large K → Less flexible → Higher risk of underfitting</w:t>
+            </w:r>
+          </w:p>
+        </w:tc>
+      </w:tr>
+    </w:tbl>
+    <w:p>
+      <w:pPr>
+        <w:pStyle w:val="NoSpacing"/>
+      </w:pPr>
+    </w:p>
+    <w:p>
+      <w:pPr>
+        <w:pStyle w:val="NoSpacing"/>
+        <w:numPr>
+          <w:ilvl w:val="0"/>
+          <w:numId w:val="95"/>
+        </w:numPr>
+        <w:rPr>
+          <w:b/>
+          <w:bCs/>
+          <w:sz w:val="28"/>
+          <w:szCs w:val="28"/>
+          <w:u w:val="single"/>
+        </w:rPr>
+      </w:pPr>
+      <w:r>
+        <w:rPr>
+          <w:b/>
+          <w:bCs/>
+          <w:sz w:val="28"/>
+          <w:szCs w:val="28"/>
+          <w:u w:val="single"/>
+        </w:rPr>
+        <w:t>How to Choose the Best K</w:t>
+      </w:r>
+    </w:p>
+    <w:p>
+      <w:pPr>
+        <w:pStyle w:val="NoSpacing"/>
+      </w:pPr>
+    </w:p>
+    <w:p>
+      <w:pPr>
+        <w:pStyle w:val="NoSpacing"/>
+      </w:pPr>
+      <w:r>
+        <w:t xml:space="preserve">For </w:t>
+      </w:r>
+      <w:r>
+        <w:rPr>
+          <w:b/>
+          <w:bCs/>
+        </w:rPr>
+        <w:t>classification</w:t>
+      </w:r>
+      <w:r>
+        <w:t>, compare:</w:t>
+      </w:r>
+    </w:p>
+    <w:p>
+      <w:pPr>
+        <w:pStyle w:val="NoSpacing"/>
+        <w:numPr>
+          <w:ilvl w:val="0"/>
+          <w:numId w:val="96"/>
+        </w:numPr>
+      </w:pPr>
+      <w:r>
+        <w:t>Accuracy</w:t>
+      </w:r>
+    </w:p>
+    <w:p>
+      <w:pPr>
+        <w:pStyle w:val="NoSpacing"/>
+        <w:numPr>
+          <w:ilvl w:val="0"/>
+          <w:numId w:val="96"/>
+        </w:numPr>
+      </w:pPr>
+      <w:r>
+        <w:t>Precision</w:t>
+      </w:r>
+    </w:p>
+    <w:p>
+      <w:pPr>
+        <w:pStyle w:val="NoSpacing"/>
+        <w:numPr>
+          <w:ilvl w:val="0"/>
+          <w:numId w:val="96"/>
+        </w:numPr>
+      </w:pPr>
+      <w:r>
+        <w:t>Recall</w:t>
+      </w:r>
+    </w:p>
+    <w:p>
+      <w:pPr>
+        <w:pStyle w:val="NoSpacing"/>
+        <w:numPr>
+          <w:ilvl w:val="0"/>
+          <w:numId w:val="96"/>
+        </w:numPr>
+      </w:pPr>
+      <w:r>
+        <w:t>F1</w:t>
+      </w:r>
+      <w:r>
+        <w:t xml:space="preserve"> </w:t>
+      </w:r>
+      <w:r>
+        <w:t>-</w:t>
+      </w:r>
+      <w:r>
+        <w:t xml:space="preserve"> S</w:t>
+      </w:r>
+      <w:r>
+        <w:t>core</w:t>
+      </w:r>
+    </w:p>
+    <w:p>
+      <w:pPr>
+        <w:pStyle w:val="NoSpacing"/>
+      </w:pPr>
+    </w:p>
+    <w:p>
+      <w:pPr>
+        <w:pStyle w:val="NoSpacing"/>
+      </w:pPr>
+      <w:r>
+        <w:t xml:space="preserve">For </w:t>
+      </w:r>
+      <w:r>
+        <w:rPr>
+          <w:b/>
+          <w:bCs/>
+        </w:rPr>
+        <w:t>regression</w:t>
+      </w:r>
+      <w:r>
+        <w:t>, compare:</w:t>
+      </w:r>
+    </w:p>
+    <w:p>
+      <w:pPr>
+        <w:pStyle w:val="NoSpacing"/>
+        <w:numPr>
+          <w:ilvl w:val="0"/>
+          <w:numId w:val="97"/>
+        </w:numPr>
+      </w:pPr>
+      <w:r>
+        <w:t>MAE</w:t>
+      </w:r>
+    </w:p>
+    <w:p>
+      <w:pPr>
+        <w:pStyle w:val="NoSpacing"/>
+        <w:numPr>
+          <w:ilvl w:val="0"/>
+          <w:numId w:val="97"/>
+        </w:numPr>
+      </w:pPr>
+      <w:r>
+        <w:t>MSE</w:t>
+      </w:r>
+    </w:p>
+    <w:p>
+      <w:pPr>
+        <w:pStyle w:val="NoSpacing"/>
+        <w:numPr>
+          <w:ilvl w:val="0"/>
+          <w:numId w:val="97"/>
+        </w:numPr>
+      </w:pPr>
+      <w:r>
+        <w:t>RMSE</w:t>
+      </w:r>
+    </w:p>
+    <w:p>
+      <w:pPr>
+        <w:pStyle w:val="NoSpacing"/>
+        <w:numPr>
+          <w:ilvl w:val="0"/>
+          <w:numId w:val="97"/>
+        </w:numPr>
+      </w:pPr>
+      <w:r>
+        <w:t>R²</w:t>
+      </w:r>
+    </w:p>
+    <w:p>
+      <w:pPr>
+        <w:pStyle w:val="NoSpacing"/>
+      </w:pPr>
+    </w:p>
+    <w:p>
+      <w:pPr>
+        <w:pStyle w:val="NoSpacing"/>
+      </w:pPr>
+      <w:r>
+        <w:t>Choose the K that gives good validation performance.</w:t>
+      </w:r>
+    </w:p>
+    <w:p>
+      <w:pPr>
+        <w:pStyle w:val="NoSpacing"/>
+      </w:pPr>
+    </w:p>
+    <w:p>
+      <w:pPr>
+        <w:pStyle w:val="NoSpacing"/>
+        <w:numPr>
+          <w:ilvl w:val="0"/>
+          <w:numId w:val="98"/>
+        </w:numPr>
+        <w:rPr>
+          <w:b/>
+          <w:bCs/>
+          <w:sz w:val="28"/>
+          <w:szCs w:val="28"/>
+          <w:u w:val="single"/>
+        </w:rPr>
+      </w:pPr>
+      <w:r>
+        <w:rPr>
+          <w:b/>
+          <w:bCs/>
+          <w:sz w:val="28"/>
+          <w:szCs w:val="28"/>
+          <w:u w:val="single"/>
+        </w:rPr>
+        <w:t>Note</w:t>
+      </w:r>
+    </w:p>
+    <w:p>
+      <w:pPr>
+        <w:pStyle w:val="NoSpacing"/>
+      </w:pPr>
+    </w:p>
+    <w:p>
+      <w:pPr>
+        <w:pStyle w:val="NoSpacing"/>
+      </w:pPr>
+      <w:r>
+        <w:t xml:space="preserve">- </w:t>
+      </w:r>
+      <w:r>
+        <w:t xml:space="preserve">Do </w:t>
+      </w:r>
+      <w:r>
+        <w:rPr>
+          <w:b/>
+          <w:bCs/>
+        </w:rPr>
+        <w:t>not</w:t>
+      </w:r>
+      <w:r>
+        <w:t xml:space="preserve"> simply choose the largest accuracy on the training data.</w:t>
+      </w:r>
+    </w:p>
+    <w:p>
+      <w:pPr>
+        <w:pStyle w:val="NoSpacing"/>
+      </w:pPr>
+      <w:r>
+        <w:t xml:space="preserve">- </w:t>
+      </w:r>
+      <w:r>
+        <w:t xml:space="preserve">Use a </w:t>
+      </w:r>
+      <w:r>
+        <w:rPr>
+          <w:b/>
+          <w:bCs/>
+        </w:rPr>
+        <w:t>validation set or cross-validation</w:t>
+      </w:r>
+      <w:r>
+        <w:t xml:space="preserve"> to select K.</w:t>
+      </w:r>
+      <w:r>
+        <w:t xml:space="preserve"> </w:t>
+      </w:r>
+    </w:p>
+    <w:p>
+      <w:pPr>
+        <w:pStyle w:val="NoSpacing"/>
+      </w:pPr>
+      <w:r>
+        <w:t>[Binary Classification: Use Odd K - Reduce the probability of tie. / Not Mandatory]</w:t>
+      </w:r>
+    </w:p>
+    <w:p>
+      <w:pPr>
+        <w:pStyle w:val="NoSpacing"/>
+      </w:pPr>
+    </w:p>
+    <w:p>
+      <w:pPr>
+        <w:pStyle w:val="NoSpacing"/>
+        <w:numPr>
+          <w:ilvl w:val="0"/>
+          <w:numId w:val="99"/>
+        </w:numPr>
+        <w:rPr>
+          <w:b/>
+          <w:bCs/>
+          <w:sz w:val="28"/>
+          <w:szCs w:val="28"/>
+          <w:u w:val="single"/>
+        </w:rPr>
+      </w:pPr>
+      <w:r>
+        <w:rPr>
+          <w:b/>
+          <w:bCs/>
+          <w:sz w:val="28"/>
+          <w:szCs w:val="28"/>
+          <w:u w:val="single"/>
+        </w:rPr>
+        <w:t>Feature Scaling in KNN</w:t>
+      </w:r>
+      <w:r>
+        <w:rPr>
+          <w:b/>
+          <w:bCs/>
+          <w:sz w:val="28"/>
+          <w:szCs w:val="28"/>
+        </w:rPr>
+        <w:t xml:space="preserve"> [Since calculates distances.]</w:t>
+      </w:r>
+    </w:p>
+    <w:p>
+      <w:pPr>
+        <w:pStyle w:val="NoSpacing"/>
+      </w:pPr>
+    </w:p>
+    <w:tbl>
+      <w:tblPr>
+        <w:tblStyle w:val="TableGrid"/>
+        <w:tblW w:w="0" w:type="auto"/>
+        <w:tblLook w:val="04A0" w:firstRow="1" w:lastRow="0" w:firstColumn="1" w:lastColumn="0" w:noHBand="0" w:noVBand="1"/>
+      </w:tblPr>
+      <w:tblGrid>
+        <w:gridCol w:w="5228"/>
+        <w:gridCol w:w="5228"/>
+      </w:tblGrid>
+      <w:tr>
+        <w:tc>
+          <w:tcPr>
+            <w:tcW w:w="5228" w:type="dxa"/>
+          </w:tcPr>
+          <w:p>
+            <w:pPr>
+              <w:pStyle w:val="NoSpacing"/>
+              <w:rPr>
+                <w:rFonts w:ascii="Courier New" w:hAnsi="Courier New" w:cs="Courier New"/>
+                <w:sz w:val="20"/>
+                <w:szCs w:val="20"/>
+              </w:rPr>
+            </w:pPr>
+            <w:r>
+              <w:rPr>
+                <w:b/>
+                <w:bCs/>
+              </w:rPr>
+              <w:t xml:space="preserve">1. </w:t>
+            </w:r>
+            <w:r>
+              <w:rPr>
+                <w:b/>
+                <w:bCs/>
+                <w:u w:val="single"/>
+              </w:rPr>
+              <w:t>Standardization</w:t>
+            </w:r>
+            <w:r>
+              <w:rPr>
+                <w:b/>
+                <w:bCs/>
+              </w:rPr>
+              <w:t xml:space="preserve"> [</w:t>
+            </w:r>
+            <w:proofErr w:type="spellStart"/>
+            <w:r>
+              <w:rPr>
+                <w:rFonts w:ascii="Courier New" w:hAnsi="Courier New" w:cs="Courier New"/>
+                <w:b/>
+                <w:bCs/>
+                <w:sz w:val="20"/>
+                <w:szCs w:val="20"/>
+              </w:rPr>
+              <w:t>StandardScaler</w:t>
+            </w:r>
+            <w:proofErr w:type="spellEnd"/>
+            <w:r>
+              <w:rPr>
+                <w:rFonts w:ascii="Courier New" w:hAnsi="Courier New" w:cs="Courier New"/>
+                <w:b/>
+                <w:bCs/>
+                <w:sz w:val="20"/>
+                <w:szCs w:val="20"/>
+              </w:rPr>
+              <w:t>(</w:t>
+            </w:r>
+            <w:r>
+              <w:rPr>
+                <w:rFonts w:ascii="Courier New" w:hAnsi="Courier New" w:cs="Courier New"/>
+                <w:b/>
+                <w:bCs/>
+                <w:sz w:val="20"/>
+                <w:szCs w:val="20"/>
+              </w:rPr>
+              <w:t>)</w:t>
+            </w:r>
+            <w:r>
+              <w:rPr>
+                <w:b/>
+                <w:bCs/>
+              </w:rPr>
+              <w:t>]</w:t>
+            </w:r>
+          </w:p>
+          <w:tbl>
+            <w:tblPr>
+              <w:tblpPr w:leftFromText="180" w:rightFromText="180" w:vertAnchor="text" w:horzAnchor="page" w:tblpXSpec="center" w:tblpY="217"/>
+              <w:tblOverlap w:val="never"/>
+              <w:tblW w:w="0" w:type="auto"/>
+              <w:tblBorders>
+                <w:top w:val="single" w:sz="4" w:space="0" w:color="auto"/>
+                <w:left w:val="single" w:sz="4" w:space="0" w:color="auto"/>
+                <w:bottom w:val="single" w:sz="4" w:space="0" w:color="auto"/>
+                <w:right w:val="single" w:sz="4" w:space="0" w:color="auto"/>
+                <w:insideH w:val="single" w:sz="4" w:space="0" w:color="auto"/>
+                <w:insideV w:val="single" w:sz="4" w:space="0" w:color="auto"/>
+              </w:tblBorders>
+              <w:tblLook w:val="0000" w:firstRow="0" w:lastRow="0" w:firstColumn="0" w:lastColumn="0" w:noHBand="0" w:noVBand="0"/>
+            </w:tblPr>
+            <w:tblGrid>
+              <w:gridCol w:w="1413"/>
+            </w:tblGrid>
+            <w:tr>
+              <w:tblPrEx>
+                <w:tblCellMar>
+                  <w:top w:w="0" w:type="dxa"/>
+                  <w:bottom w:w="0" w:type="dxa"/>
+                </w:tblCellMar>
+              </w:tblPrEx>
+              <w:trPr>
+                <w:trHeight w:val="526"/>
+              </w:trPr>
+              <w:tc>
+                <w:tcPr>
+                  <w:tcW w:w="1413" w:type="dxa"/>
+                </w:tcPr>
+                <w:p>
+                  <w:pPr>
+                    <w:pStyle w:val="NoSpacing"/>
+                    <w:rPr>
+                      <w:sz w:val="28"/>
+                      <w:szCs w:val="28"/>
+                    </w:rPr>
+                  </w:pPr>
+                  <m:oMathPara>
+                    <m:oMath>
+                      <m:r>
+                        <m:rPr>
+                          <m:sty m:val="bi"/>
+                        </m:rPr>
+                        <w:rPr>
+                          <w:rFonts w:ascii="Cambria Math" w:hAnsi="Cambria Math"/>
+                          <w:sz w:val="28"/>
+                          <w:szCs w:val="28"/>
+                        </w:rPr>
+                        <m:t>z=</m:t>
+                      </m:r>
+                      <m:f>
+                        <m:fPr>
+                          <m:ctrlPr>
+                            <w:rPr>
+                              <w:rFonts w:ascii="Cambria Math" w:hAnsi="Cambria Math"/>
+                              <w:b/>
+                              <w:bCs/>
+                              <w:sz w:val="28"/>
+                              <w:szCs w:val="28"/>
+                            </w:rPr>
+                          </m:ctrlPr>
+                        </m:fPr>
+                        <m:num>
+                          <m:r>
+                            <m:rPr>
+                              <m:sty m:val="bi"/>
+                            </m:rPr>
+                            <w:rPr>
+                              <w:rFonts w:ascii="Cambria Math" w:hAnsi="Cambria Math"/>
+                              <w:sz w:val="28"/>
+                              <w:szCs w:val="28"/>
+                            </w:rPr>
+                            <m:t>x-μ</m:t>
+                          </m:r>
+                        </m:num>
+                        <m:den>
+                          <m:r>
+                            <m:rPr>
+                              <m:sty m:val="bi"/>
+                            </m:rPr>
+                            <w:rPr>
+                              <w:rFonts w:ascii="Cambria Math" w:hAnsi="Cambria Math"/>
+                              <w:sz w:val="28"/>
+                              <w:szCs w:val="28"/>
+                            </w:rPr>
+                            <m:t>σ</m:t>
+                          </m:r>
+                        </m:den>
+                      </m:f>
+                    </m:oMath>
+                  </m:oMathPara>
+                </w:p>
+              </w:tc>
+            </w:tr>
+          </w:tbl>
+          <w:p>
+            <w:pPr>
+              <w:pStyle w:val="NoSpacing"/>
+            </w:pPr>
+          </w:p>
+          <w:p>
+            <w:pPr>
+              <w:pStyle w:val="NoSpacing"/>
+              <w:rPr>
+                <w:rFonts w:eastAsiaTheme="minorEastAsia"/>
+                <w:b/>
+                <w:bCs/>
+                <w:sz w:val="28"/>
+                <w:szCs w:val="28"/>
+              </w:rPr>
+            </w:pPr>
+          </w:p>
+          <w:p>
+            <w:pPr>
+              <w:pStyle w:val="NoSpacing"/>
+              <w:rPr>
+                <w:rFonts w:eastAsiaTheme="minorEastAsia"/>
+              </w:rPr>
+            </w:pPr>
+          </w:p>
+          <w:p>
+            <w:pPr>
+              <w:pStyle w:val="NoSpacing"/>
+              <w:jc w:val="left"/>
+              <w:rPr>
+                <w:rFonts w:ascii="Courier New" w:hAnsi="Courier New" w:cs="Courier New"/>
+                <w:b/>
+                <w:bCs/>
+                <w:sz w:val="20"/>
+                <w:szCs w:val="20"/>
+              </w:rPr>
+            </w:pPr>
+          </w:p>
+          <w:p>
+            <w:pPr>
+              <w:pStyle w:val="NoSpacing"/>
+              <w:jc w:val="left"/>
+              <w:rPr>
+                <w:rFonts w:ascii="Courier New" w:hAnsi="Courier New" w:cs="Courier New"/>
+                <w:b/>
+                <w:bCs/>
+                <w:sz w:val="20"/>
+                <w:szCs w:val="20"/>
+              </w:rPr>
+            </w:pPr>
+            <w:r>
+              <w:rPr>
+                <w:rFonts w:ascii="Courier New" w:hAnsi="Courier New" w:cs="Courier New"/>
+                <w:b/>
+                <w:bCs/>
+                <w:sz w:val="20"/>
+                <w:szCs w:val="20"/>
+              </w:rPr>
+              <w:t xml:space="preserve">scaler = </w:t>
+            </w:r>
+            <w:proofErr w:type="spellStart"/>
+            <w:r>
+              <w:rPr>
+                <w:rFonts w:ascii="Courier New" w:hAnsi="Courier New" w:cs="Courier New"/>
+                <w:b/>
+                <w:bCs/>
+                <w:sz w:val="20"/>
+                <w:szCs w:val="20"/>
+              </w:rPr>
+              <w:t>StandardScaler</w:t>
+            </w:r>
+            <w:proofErr w:type="spellEnd"/>
+            <w:r>
+              <w:rPr>
+                <w:rFonts w:ascii="Courier New" w:hAnsi="Courier New" w:cs="Courier New"/>
+                <w:b/>
+                <w:bCs/>
+                <w:sz w:val="20"/>
+                <w:szCs w:val="20"/>
+              </w:rPr>
+              <w:t>()</w:t>
+            </w:r>
+          </w:p>
+          <w:p>
+            <w:pPr>
+              <w:pStyle w:val="NoSpacing"/>
+              <w:jc w:val="left"/>
+              <w:rPr>
+                <w:rFonts w:ascii="Courier New" w:hAnsi="Courier New" w:cs="Courier New"/>
+                <w:b/>
+                <w:bCs/>
+                <w:sz w:val="20"/>
+                <w:szCs w:val="20"/>
+              </w:rPr>
+            </w:pPr>
+            <w:proofErr w:type="spellStart"/>
+            <w:r>
+              <w:rPr>
+                <w:rFonts w:ascii="Courier New" w:hAnsi="Courier New" w:cs="Courier New"/>
+                <w:b/>
+                <w:bCs/>
+                <w:sz w:val="20"/>
+                <w:szCs w:val="20"/>
+              </w:rPr>
+              <w:t>x_train</w:t>
+            </w:r>
+            <w:proofErr w:type="spellEnd"/>
+            <w:r>
+              <w:rPr>
+                <w:rFonts w:ascii="Courier New" w:hAnsi="Courier New" w:cs="Courier New"/>
+                <w:b/>
+                <w:bCs/>
+                <w:sz w:val="20"/>
+                <w:szCs w:val="20"/>
+              </w:rPr>
+              <w:t xml:space="preserve"> = </w:t>
+            </w:r>
+            <w:proofErr w:type="spellStart"/>
+            <w:r>
+              <w:rPr>
+                <w:rFonts w:ascii="Courier New" w:hAnsi="Courier New" w:cs="Courier New"/>
+                <w:b/>
+                <w:bCs/>
+                <w:sz w:val="20"/>
+                <w:szCs w:val="20"/>
+              </w:rPr>
+              <w:t>scaler.fit_transform</w:t>
+            </w:r>
+            <w:proofErr w:type="spellEnd"/>
+            <w:r>
+              <w:rPr>
+                <w:rFonts w:ascii="Courier New" w:hAnsi="Courier New" w:cs="Courier New"/>
+                <w:b/>
+                <w:bCs/>
+                <w:sz w:val="20"/>
+                <w:szCs w:val="20"/>
+              </w:rPr>
+              <w:t>(</w:t>
+            </w:r>
+            <w:proofErr w:type="spellStart"/>
+            <w:r>
+              <w:rPr>
+                <w:rFonts w:ascii="Courier New" w:hAnsi="Courier New" w:cs="Courier New"/>
+                <w:b/>
+                <w:bCs/>
+                <w:sz w:val="20"/>
+                <w:szCs w:val="20"/>
+              </w:rPr>
+              <w:t>x_train</w:t>
+            </w:r>
+            <w:proofErr w:type="spellEnd"/>
+            <w:r>
+              <w:rPr>
+                <w:rFonts w:ascii="Courier New" w:hAnsi="Courier New" w:cs="Courier New"/>
+                <w:b/>
+                <w:bCs/>
+                <w:sz w:val="20"/>
+                <w:szCs w:val="20"/>
+              </w:rPr>
+              <w:t>)</w:t>
+            </w:r>
+          </w:p>
+          <w:p>
+            <w:pPr>
+              <w:pStyle w:val="NoSpacing"/>
+              <w:jc w:val="left"/>
+            </w:pPr>
+            <w:proofErr w:type="spellStart"/>
+            <w:r>
+              <w:rPr>
+                <w:rFonts w:ascii="Courier New" w:hAnsi="Courier New" w:cs="Courier New"/>
+                <w:b/>
+                <w:bCs/>
+                <w:sz w:val="20"/>
+                <w:szCs w:val="20"/>
+              </w:rPr>
+              <w:t>x_test</w:t>
+            </w:r>
+            <w:proofErr w:type="spellEnd"/>
+            <w:r>
+              <w:rPr>
+                <w:rFonts w:ascii="Courier New" w:hAnsi="Courier New" w:cs="Courier New"/>
+                <w:b/>
+                <w:bCs/>
+                <w:sz w:val="20"/>
+                <w:szCs w:val="20"/>
+              </w:rPr>
+              <w:t xml:space="preserve"> = </w:t>
+            </w:r>
+            <w:proofErr w:type="spellStart"/>
+            <w:r>
+              <w:rPr>
+                <w:rFonts w:ascii="Courier New" w:hAnsi="Courier New" w:cs="Courier New"/>
+                <w:b/>
+                <w:bCs/>
+                <w:sz w:val="20"/>
+                <w:szCs w:val="20"/>
+              </w:rPr>
+              <w:t>scaler.transform</w:t>
+            </w:r>
+            <w:proofErr w:type="spellEnd"/>
+            <w:r>
+              <w:rPr>
+                <w:rFonts w:ascii="Courier New" w:hAnsi="Courier New" w:cs="Courier New"/>
+                <w:b/>
+                <w:bCs/>
+                <w:sz w:val="20"/>
+                <w:szCs w:val="20"/>
+              </w:rPr>
+              <w:t>(</w:t>
+            </w:r>
+            <w:proofErr w:type="spellStart"/>
+            <w:r>
+              <w:rPr>
+                <w:rFonts w:ascii="Courier New" w:hAnsi="Courier New" w:cs="Courier New"/>
+                <w:b/>
+                <w:bCs/>
+                <w:sz w:val="20"/>
+                <w:szCs w:val="20"/>
+              </w:rPr>
+              <w:t>x_test</w:t>
+            </w:r>
+            <w:proofErr w:type="spellEnd"/>
+            <w:r>
+              <w:rPr>
+                <w:rFonts w:ascii="Courier New" w:hAnsi="Courier New" w:cs="Courier New"/>
+                <w:b/>
+                <w:bCs/>
+                <w:sz w:val="20"/>
+                <w:szCs w:val="20"/>
+              </w:rPr>
+              <w:t>)</w:t>
+            </w:r>
+          </w:p>
+        </w:tc>
+        <w:tc>
+          <w:tcPr>
+            <w:tcW w:w="5228" w:type="dxa"/>
+          </w:tcPr>
+          <w:p>
+            <w:pPr>
+              <w:pStyle w:val="NoSpacing"/>
+            </w:pPr>
+            <w:r>
+              <w:rPr>
+                <w:b/>
+                <w:bCs/>
+              </w:rPr>
+              <w:t xml:space="preserve">2. </w:t>
+            </w:r>
+            <w:r>
+              <w:rPr>
+                <w:b/>
+                <w:bCs/>
+                <w:u w:val="single"/>
+              </w:rPr>
+              <w:t>Normalization</w:t>
+            </w:r>
+            <w:r>
+              <w:t xml:space="preserve"> [</w:t>
+            </w:r>
+            <w:proofErr w:type="spellStart"/>
+            <w:r>
+              <w:rPr>
+                <w:rFonts w:ascii="Courier New" w:hAnsi="Courier New" w:cs="Courier New"/>
+                <w:b/>
+                <w:bCs/>
+                <w:sz w:val="20"/>
+                <w:szCs w:val="20"/>
+              </w:rPr>
+              <w:t>MinMaxScaler</w:t>
+            </w:r>
+            <w:proofErr w:type="spellEnd"/>
+            <w:r>
+              <w:rPr>
+                <w:rFonts w:ascii="Courier New" w:hAnsi="Courier New" w:cs="Courier New"/>
+                <w:b/>
+                <w:bCs/>
+                <w:sz w:val="20"/>
+                <w:szCs w:val="20"/>
+              </w:rPr>
+              <w:t>(</w:t>
+            </w:r>
+            <w:r>
+              <w:rPr>
+                <w:rFonts w:ascii="Courier New" w:hAnsi="Courier New" w:cs="Courier New"/>
+                <w:b/>
+                <w:bCs/>
+                <w:sz w:val="20"/>
+                <w:szCs w:val="20"/>
+              </w:rPr>
+              <w:t>)</w:t>
+            </w:r>
+            <w:r>
+              <w:t>]</w:t>
+            </w:r>
+            <w:r>
+              <w:t xml:space="preserve"> [</w:t>
+            </w:r>
+            <w:r>
+              <w:rPr>
+                <w:b/>
+                <w:bCs/>
+              </w:rPr>
+              <w:t>0 &lt;= N &lt;= 1</w:t>
+            </w:r>
+            <w:r>
+              <w:t>]</w:t>
+            </w:r>
+          </w:p>
+          <w:p>
+            <w:pPr>
+              <w:pStyle w:val="NoSpacing"/>
+            </w:pPr>
+          </w:p>
+          <w:tbl>
+            <w:tblPr>
+              <w:tblW w:w="0" w:type="auto"/>
+              <w:jc w:val="center"/>
+              <w:tblBorders>
+                <w:top w:val="single" w:sz="4" w:space="0" w:color="auto"/>
+                <w:left w:val="single" w:sz="4" w:space="0" w:color="auto"/>
+                <w:bottom w:val="single" w:sz="4" w:space="0" w:color="auto"/>
+                <w:right w:val="single" w:sz="4" w:space="0" w:color="auto"/>
+                <w:insideH w:val="single" w:sz="4" w:space="0" w:color="auto"/>
+                <w:insideV w:val="single" w:sz="4" w:space="0" w:color="auto"/>
+              </w:tblBorders>
+              <w:tblLook w:val="0000" w:firstRow="0" w:lastRow="0" w:firstColumn="0" w:lastColumn="0" w:noHBand="0" w:noVBand="0"/>
+            </w:tblPr>
+            <w:tblGrid>
+              <w:gridCol w:w="2373"/>
+            </w:tblGrid>
+            <w:tr>
+              <w:tblPrEx>
+                <w:tblCellMar>
+                  <w:top w:w="0" w:type="dxa"/>
+                  <w:bottom w:w="0" w:type="dxa"/>
+                </w:tblCellMar>
+              </w:tblPrEx>
+              <w:trPr>
+                <w:trHeight w:val="639"/>
+                <w:jc w:val="center"/>
+              </w:trPr>
+              <w:tc>
+                <w:tcPr>
+                  <w:tcW w:w="2373" w:type="dxa"/>
+                </w:tcPr>
+                <w:p>
+                  <w:pPr>
+                    <w:pStyle w:val="NoSpacing"/>
+                    <w:rPr>
+                      <w:b/>
+                      <w:bCs/>
+                      <w:sz w:val="24"/>
+                    </w:rPr>
+                  </w:pPr>
+                  <m:oMathPara>
+                    <m:oMath>
+                      <m:sSup>
+                        <m:sSupPr>
+                          <m:ctrlPr>
+                            <w:rPr>
+                              <w:rFonts w:ascii="Cambria Math" w:hAnsi="Cambria Math"/>
+                              <w:b/>
+                              <w:bCs/>
+                              <w:sz w:val="24"/>
+                            </w:rPr>
+                          </m:ctrlPr>
+                        </m:sSupPr>
+                        <m:e>
+                          <m:r>
+                            <m:rPr>
+                              <m:sty m:val="bi"/>
+                            </m:rPr>
+                            <w:rPr>
+                              <w:rFonts w:ascii="Cambria Math" w:hAnsi="Cambria Math"/>
+                              <w:sz w:val="24"/>
+                            </w:rPr>
+                            <m:t>X</m:t>
+                          </m:r>
+                        </m:e>
+                        <m:sup>
+                          <m:r>
+                            <m:rPr>
+                              <m:sty m:val="bi"/>
+                            </m:rPr>
+                            <w:rPr>
+                              <w:rFonts w:ascii="Cambria Math" w:hAnsi="Cambria Math"/>
+                              <w:sz w:val="24"/>
+                            </w:rPr>
+                            <m:t>'</m:t>
+                          </m:r>
+                        </m:sup>
+                      </m:sSup>
+                      <m:r>
+                        <m:rPr>
+                          <m:sty m:val="bi"/>
+                        </m:rPr>
+                        <w:rPr>
+                          <w:rFonts w:ascii="Cambria Math" w:hAnsi="Cambria Math"/>
+                          <w:sz w:val="24"/>
+                        </w:rPr>
+                        <m:t>=</m:t>
+                      </m:r>
+                      <m:f>
+                        <m:fPr>
+                          <m:ctrlPr>
+                            <w:rPr>
+                              <w:rFonts w:ascii="Cambria Math" w:hAnsi="Cambria Math"/>
+                              <w:b/>
+                              <w:bCs/>
+                              <w:sz w:val="24"/>
+                            </w:rPr>
+                          </m:ctrlPr>
+                        </m:fPr>
+                        <m:num>
+                          <m:r>
+                            <m:rPr>
+                              <m:sty m:val="bi"/>
+                            </m:rPr>
+                            <w:rPr>
+                              <w:rFonts w:ascii="Cambria Math" w:hAnsi="Cambria Math"/>
+                              <w:sz w:val="24"/>
+                            </w:rPr>
+                            <m:t>X-</m:t>
+                          </m:r>
+                          <m:sSub>
+                            <m:sSubPr>
+                              <m:ctrlPr>
+                                <w:rPr>
+                                  <w:rFonts w:ascii="Cambria Math" w:hAnsi="Cambria Math"/>
+                                  <w:b/>
+                                  <w:bCs/>
+                                  <w:sz w:val="24"/>
+                                </w:rPr>
+                              </m:ctrlPr>
+                            </m:sSubPr>
+                            <m:e>
+                              <m:r>
+                                <m:rPr>
+                                  <m:sty m:val="bi"/>
+                                </m:rPr>
+                                <w:rPr>
+                                  <w:rFonts w:ascii="Cambria Math" w:hAnsi="Cambria Math"/>
+                                  <w:sz w:val="24"/>
+                                </w:rPr>
+                                <m:t>X</m:t>
+                              </m:r>
+                            </m:e>
+                            <m:sub>
+                              <m:r>
+                                <m:rPr>
+                                  <m:sty m:val="bi"/>
+                                </m:rPr>
+                                <w:rPr>
+                                  <w:rFonts w:ascii="Cambria Math" w:hAnsi="Cambria Math"/>
+                                  <w:sz w:val="24"/>
+                                </w:rPr>
+                                <m:t>min</m:t>
+                              </m:r>
+                            </m:sub>
+                          </m:sSub>
+                        </m:num>
+                        <m:den>
+                          <m:sSub>
+                            <m:sSubPr>
+                              <m:ctrlPr>
+                                <w:rPr>
+                                  <w:rFonts w:ascii="Cambria Math" w:hAnsi="Cambria Math"/>
+                                  <w:b/>
+                                  <w:bCs/>
+                                  <w:sz w:val="24"/>
+                                </w:rPr>
+                              </m:ctrlPr>
+                            </m:sSubPr>
+                            <m:e>
+                              <m:r>
+                                <m:rPr>
+                                  <m:sty m:val="bi"/>
+                                </m:rPr>
+                                <w:rPr>
+                                  <w:rFonts w:ascii="Cambria Math" w:hAnsi="Cambria Math"/>
+                                  <w:sz w:val="24"/>
+                                </w:rPr>
+                                <m:t>X</m:t>
+                              </m:r>
+                            </m:e>
+                            <m:sub>
+                              <m:r>
+                                <m:rPr>
+                                  <m:sty m:val="bi"/>
+                                </m:rPr>
+                                <w:rPr>
+                                  <w:rFonts w:ascii="Cambria Math" w:hAnsi="Cambria Math"/>
+                                  <w:sz w:val="24"/>
+                                </w:rPr>
+                                <m:t>max</m:t>
+                              </m:r>
+                            </m:sub>
+                          </m:sSub>
+                          <m:r>
+                            <m:rPr>
+                              <m:sty m:val="bi"/>
+                            </m:rPr>
+                            <w:rPr>
+                              <w:rFonts w:ascii="Cambria Math" w:hAnsi="Cambria Math"/>
+                              <w:sz w:val="24"/>
+                            </w:rPr>
+                            <m:t>-</m:t>
+                          </m:r>
+                          <m:sSub>
+                            <m:sSubPr>
+                              <m:ctrlPr>
+                                <w:rPr>
+                                  <w:rFonts w:ascii="Cambria Math" w:hAnsi="Cambria Math"/>
+                                  <w:b/>
+                                  <w:bCs/>
+                                  <w:sz w:val="24"/>
+                                </w:rPr>
+                              </m:ctrlPr>
+                            </m:sSubPr>
+                            <m:e>
+                              <m:r>
+                                <m:rPr>
+                                  <m:sty m:val="bi"/>
+                                </m:rPr>
+                                <w:rPr>
+                                  <w:rFonts w:ascii="Cambria Math" w:hAnsi="Cambria Math"/>
+                                  <w:sz w:val="24"/>
+                                </w:rPr>
+                                <m:t>X</m:t>
+                              </m:r>
+                            </m:e>
+                            <m:sub>
+                              <m:r>
+                                <m:rPr>
+                                  <m:sty m:val="bi"/>
+                                </m:rPr>
+                                <w:rPr>
+                                  <w:rFonts w:ascii="Cambria Math" w:hAnsi="Cambria Math"/>
+                                  <w:sz w:val="24"/>
+                                </w:rPr>
+                                <m:t>min</m:t>
+                              </m:r>
+                            </m:sub>
+                          </m:sSub>
+                        </m:den>
+                      </m:f>
+                    </m:oMath>
+                  </m:oMathPara>
+                </w:p>
+              </w:tc>
+            </w:tr>
+          </w:tbl>
+          <w:p>
+            <w:pPr>
+              <w:pStyle w:val="NoSpacing"/>
+              <w:jc w:val="left"/>
+              <w:rPr>
+                <w:rFonts w:ascii="Courier New" w:hAnsi="Courier New" w:cs="Courier New"/>
+                <w:b/>
+                <w:bCs/>
+                <w:sz w:val="20"/>
+                <w:szCs w:val="20"/>
+              </w:rPr>
+            </w:pPr>
+          </w:p>
+          <w:p>
+            <w:pPr>
+              <w:pStyle w:val="NoSpacing"/>
+              <w:jc w:val="left"/>
+              <w:rPr>
+                <w:rFonts w:ascii="Courier New" w:hAnsi="Courier New" w:cs="Courier New"/>
+                <w:b/>
+                <w:bCs/>
+                <w:sz w:val="20"/>
+                <w:szCs w:val="20"/>
+              </w:rPr>
+            </w:pPr>
+            <w:r>
+              <w:rPr>
+                <w:rFonts w:ascii="Courier New" w:hAnsi="Courier New" w:cs="Courier New"/>
+                <w:b/>
+                <w:bCs/>
+                <w:sz w:val="20"/>
+                <w:szCs w:val="20"/>
+              </w:rPr>
+              <w:t xml:space="preserve">scaler = </w:t>
+            </w:r>
+            <w:proofErr w:type="spellStart"/>
+            <w:r>
+              <w:rPr>
+                <w:rFonts w:ascii="Courier New" w:hAnsi="Courier New" w:cs="Courier New"/>
+                <w:b/>
+                <w:bCs/>
+                <w:sz w:val="20"/>
+                <w:szCs w:val="20"/>
+              </w:rPr>
+              <w:t>MinMaxScaler</w:t>
+            </w:r>
+            <w:proofErr w:type="spellEnd"/>
+            <w:r>
+              <w:rPr>
+                <w:rFonts w:ascii="Courier New" w:hAnsi="Courier New" w:cs="Courier New"/>
+                <w:b/>
+                <w:bCs/>
+                <w:sz w:val="20"/>
+                <w:szCs w:val="20"/>
+              </w:rPr>
+              <w:t>()</w:t>
+            </w:r>
+          </w:p>
+          <w:p>
+            <w:pPr>
+              <w:pStyle w:val="NoSpacing"/>
+              <w:jc w:val="left"/>
+              <w:rPr>
+                <w:rFonts w:ascii="Courier New" w:hAnsi="Courier New" w:cs="Courier New"/>
+                <w:b/>
+                <w:bCs/>
+                <w:sz w:val="20"/>
+                <w:szCs w:val="20"/>
+              </w:rPr>
+            </w:pPr>
+            <w:proofErr w:type="spellStart"/>
+            <w:r>
+              <w:rPr>
+                <w:rFonts w:ascii="Courier New" w:hAnsi="Courier New" w:cs="Courier New"/>
+                <w:b/>
+                <w:bCs/>
+                <w:sz w:val="20"/>
+                <w:szCs w:val="20"/>
+              </w:rPr>
+              <w:t>x_train</w:t>
+            </w:r>
+            <w:proofErr w:type="spellEnd"/>
+            <w:r>
+              <w:rPr>
+                <w:rFonts w:ascii="Courier New" w:hAnsi="Courier New" w:cs="Courier New"/>
+                <w:b/>
+                <w:bCs/>
+                <w:sz w:val="20"/>
+                <w:szCs w:val="20"/>
+              </w:rPr>
+              <w:t xml:space="preserve"> = </w:t>
+            </w:r>
+            <w:proofErr w:type="spellStart"/>
+            <w:r>
+              <w:rPr>
+                <w:rFonts w:ascii="Courier New" w:hAnsi="Courier New" w:cs="Courier New"/>
+                <w:b/>
+                <w:bCs/>
+                <w:sz w:val="20"/>
+                <w:szCs w:val="20"/>
+              </w:rPr>
+              <w:t>scaler.fit_transform</w:t>
+            </w:r>
+            <w:proofErr w:type="spellEnd"/>
+            <w:r>
+              <w:rPr>
+                <w:rFonts w:ascii="Courier New" w:hAnsi="Courier New" w:cs="Courier New"/>
+                <w:b/>
+                <w:bCs/>
+                <w:sz w:val="20"/>
+                <w:szCs w:val="20"/>
+              </w:rPr>
+              <w:t>(</w:t>
+            </w:r>
+            <w:proofErr w:type="spellStart"/>
+            <w:r>
+              <w:rPr>
+                <w:rFonts w:ascii="Courier New" w:hAnsi="Courier New" w:cs="Courier New"/>
+                <w:b/>
+                <w:bCs/>
+                <w:sz w:val="20"/>
+                <w:szCs w:val="20"/>
+              </w:rPr>
+              <w:t>x_train</w:t>
+            </w:r>
+            <w:proofErr w:type="spellEnd"/>
+            <w:r>
+              <w:rPr>
+                <w:rFonts w:ascii="Courier New" w:hAnsi="Courier New" w:cs="Courier New"/>
+                <w:b/>
+                <w:bCs/>
+                <w:sz w:val="20"/>
+                <w:szCs w:val="20"/>
+              </w:rPr>
+              <w:t>)</w:t>
+            </w:r>
+          </w:p>
+          <w:p>
+            <w:pPr>
+              <w:pStyle w:val="NoSpacing"/>
+              <w:jc w:val="left"/>
+              <w:rPr>
+                <w:rFonts w:ascii="Courier New" w:hAnsi="Courier New" w:cs="Courier New"/>
+                <w:b/>
+                <w:bCs/>
+                <w:sz w:val="20"/>
+                <w:szCs w:val="20"/>
+              </w:rPr>
+            </w:pPr>
+            <w:proofErr w:type="spellStart"/>
+            <w:r>
+              <w:rPr>
+                <w:rFonts w:ascii="Courier New" w:hAnsi="Courier New" w:cs="Courier New"/>
+                <w:b/>
+                <w:bCs/>
+                <w:sz w:val="20"/>
+                <w:szCs w:val="20"/>
+              </w:rPr>
+              <w:t>x_test</w:t>
+            </w:r>
+            <w:proofErr w:type="spellEnd"/>
+            <w:r>
+              <w:rPr>
+                <w:rFonts w:ascii="Courier New" w:hAnsi="Courier New" w:cs="Courier New"/>
+                <w:b/>
+                <w:bCs/>
+                <w:sz w:val="20"/>
+                <w:szCs w:val="20"/>
+              </w:rPr>
+              <w:t xml:space="preserve"> = </w:t>
+            </w:r>
+            <w:proofErr w:type="spellStart"/>
+            <w:r>
+              <w:rPr>
+                <w:rFonts w:ascii="Courier New" w:hAnsi="Courier New" w:cs="Courier New"/>
+                <w:b/>
+                <w:bCs/>
+                <w:sz w:val="20"/>
+                <w:szCs w:val="20"/>
+              </w:rPr>
+              <w:t>scaler.transform</w:t>
+            </w:r>
+            <w:proofErr w:type="spellEnd"/>
+            <w:r>
+              <w:rPr>
+                <w:rFonts w:ascii="Courier New" w:hAnsi="Courier New" w:cs="Courier New"/>
+                <w:b/>
+                <w:bCs/>
+                <w:sz w:val="20"/>
+                <w:szCs w:val="20"/>
+              </w:rPr>
+              <w:t>(</w:t>
+            </w:r>
+            <w:proofErr w:type="spellStart"/>
+            <w:r>
+              <w:rPr>
+                <w:rFonts w:ascii="Courier New" w:hAnsi="Courier New" w:cs="Courier New"/>
+                <w:b/>
+                <w:bCs/>
+                <w:sz w:val="20"/>
+                <w:szCs w:val="20"/>
+              </w:rPr>
+              <w:t>x_test</w:t>
+            </w:r>
+            <w:proofErr w:type="spellEnd"/>
+            <w:r>
+              <w:rPr>
+                <w:rFonts w:ascii="Courier New" w:hAnsi="Courier New" w:cs="Courier New"/>
+                <w:b/>
+                <w:bCs/>
+                <w:sz w:val="20"/>
+                <w:szCs w:val="20"/>
+              </w:rPr>
+              <w:t>)</w:t>
+            </w:r>
+          </w:p>
+        </w:tc>
+      </w:tr>
+    </w:tbl>
+    <w:p>
+      <w:pPr>
+        <w:pStyle w:val="NoSpacing"/>
+        <w:numPr>
+          <w:ilvl w:val="0"/>
+          <w:numId w:val="100"/>
+        </w:numPr>
+        <w:rPr>
+          <w:b/>
+          <w:bCs/>
+          <w:sz w:val="28"/>
+          <w:szCs w:val="28"/>
+          <w:u w:val="single"/>
+        </w:rPr>
+      </w:pPr>
+      <w:r>
+        <w:rPr>
+          <w:b/>
+          <w:bCs/>
+          <w:sz w:val="28"/>
+          <w:szCs w:val="28"/>
+          <w:u w:val="single"/>
+        </w:rPr>
+        <w:lastRenderedPageBreak/>
+        <w:t>Important Points</w:t>
+      </w:r>
+    </w:p>
+    <w:p>
+      <w:pPr>
+        <w:pStyle w:val="NoSpacing"/>
+      </w:pPr>
+    </w:p>
+    <w:p>
+      <w:pPr>
+        <w:pStyle w:val="NoSpacing"/>
+        <w:numPr>
+          <w:ilvl w:val="0"/>
+          <w:numId w:val="101"/>
+        </w:numPr>
+        <w:spacing w:line="276" w:lineRule="auto"/>
+      </w:pPr>
+      <w:r>
+        <w:t>Lazy Learning Algorithm. [Training is easy. / Prediction may take a time.]</w:t>
+      </w:r>
+    </w:p>
+    <w:p>
+      <w:pPr>
+        <w:pStyle w:val="NoSpacing"/>
+        <w:numPr>
+          <w:ilvl w:val="0"/>
+          <w:numId w:val="101"/>
+        </w:numPr>
+        <w:spacing w:line="276" w:lineRule="auto"/>
+      </w:pPr>
+      <w:r>
+        <w:t>Non - Parametric Algorithm. [Uses the structure of the available data.]</w:t>
+      </w:r>
+    </w:p>
+    <w:p>
+      <w:pPr>
+        <w:pStyle w:val="NoSpacing"/>
+      </w:pPr>
+    </w:p>
+    <w:tbl>
+      <w:tblPr>
+        <w:tblStyle w:val="TableGrid"/>
+        <w:tblW w:w="0" w:type="auto"/>
+        <w:tblLook w:val="04A0" w:firstRow="1" w:lastRow="0" w:firstColumn="1" w:lastColumn="0" w:noHBand="0" w:noVBand="1"/>
+      </w:tblPr>
+      <w:tblGrid>
+        <w:gridCol w:w="5228"/>
+        <w:gridCol w:w="5228"/>
+      </w:tblGrid>
+      <w:tr>
+        <w:tc>
+          <w:tcPr>
+            <w:tcW w:w="5228" w:type="dxa"/>
+          </w:tcPr>
+          <w:p>
+            <w:pPr>
+              <w:pStyle w:val="NoSpacing"/>
+              <w:numPr>
+                <w:ilvl w:val="0"/>
+                <w:numId w:val="102"/>
+              </w:numPr>
+              <w:rPr>
+                <w:b/>
+                <w:bCs/>
+                <w:sz w:val="28"/>
+                <w:szCs w:val="28"/>
+                <w:u w:val="single"/>
+              </w:rPr>
+            </w:pPr>
+            <w:r>
+              <w:rPr>
+                <w:b/>
+                <w:bCs/>
+                <w:sz w:val="28"/>
+                <w:szCs w:val="28"/>
+                <w:u w:val="single"/>
+              </w:rPr>
+              <w:t>Advantages of KNN</w:t>
+            </w:r>
+          </w:p>
+          <w:p>
+            <w:pPr>
+              <w:pStyle w:val="NoSpacing"/>
+            </w:pPr>
+          </w:p>
+          <w:p>
+            <w:pPr>
+              <w:pStyle w:val="NoSpacing"/>
+            </w:pPr>
+            <w:r>
+              <w:t>1. Simple to understand</w:t>
+            </w:r>
+            <w:r>
+              <w:t>.</w:t>
+            </w:r>
+          </w:p>
+          <w:p>
+            <w:pPr>
+              <w:pStyle w:val="NoSpacing"/>
+            </w:pPr>
+            <w:r>
+              <w:t>2. Easy to implement</w:t>
+            </w:r>
+            <w:r>
+              <w:t>.</w:t>
+            </w:r>
+          </w:p>
+          <w:p>
+            <w:pPr>
+              <w:pStyle w:val="NoSpacing"/>
+            </w:pPr>
+            <w:r>
+              <w:t>3. Works for classification and regression</w:t>
+            </w:r>
+            <w:r>
+              <w:t>.</w:t>
+            </w:r>
+          </w:p>
+          <w:p>
+            <w:pPr>
+              <w:pStyle w:val="NoSpacing"/>
+            </w:pPr>
+            <w:r>
+              <w:t>4. No complicated training process</w:t>
+            </w:r>
+            <w:r>
+              <w:t>.</w:t>
+            </w:r>
+          </w:p>
+          <w:p>
+            <w:pPr>
+              <w:pStyle w:val="NoSpacing"/>
+            </w:pPr>
+            <w:r>
+              <w:t>5. Can model non</w:t>
+            </w:r>
+            <w:r>
+              <w:t xml:space="preserve"> - </w:t>
+            </w:r>
+            <w:r>
+              <w:t>linear relationships</w:t>
+            </w:r>
+            <w:r>
+              <w:t>.</w:t>
+            </w:r>
+          </w:p>
+        </w:tc>
+        <w:tc>
+          <w:tcPr>
+            <w:tcW w:w="5228" w:type="dxa"/>
+          </w:tcPr>
+          <w:p>
+            <w:pPr>
+              <w:pStyle w:val="NoSpacing"/>
+              <w:numPr>
+                <w:ilvl w:val="0"/>
+                <w:numId w:val="103"/>
+              </w:numPr>
+              <w:rPr>
+                <w:b/>
+                <w:bCs/>
+                <w:sz w:val="28"/>
+                <w:szCs w:val="28"/>
+                <w:u w:val="single"/>
+              </w:rPr>
+            </w:pPr>
+            <w:r>
+              <w:rPr>
+                <w:b/>
+                <w:bCs/>
+                <w:sz w:val="28"/>
+                <w:szCs w:val="28"/>
+                <w:u w:val="single"/>
+              </w:rPr>
+              <w:t>Disadvantages of KNN</w:t>
+            </w:r>
+          </w:p>
+          <w:p>
+            <w:pPr>
+              <w:pStyle w:val="NoSpacing"/>
+            </w:pPr>
+          </w:p>
+          <w:p>
+            <w:pPr>
+              <w:pStyle w:val="NoSpacing"/>
+              <w:spacing w:line="276" w:lineRule="auto"/>
+            </w:pPr>
+            <w:r>
+              <w:t>1. Slow prediction with large datasets</w:t>
+            </w:r>
+            <w:r>
+              <w:t>.</w:t>
+            </w:r>
+          </w:p>
+          <w:p>
+            <w:pPr>
+              <w:pStyle w:val="NoSpacing"/>
+              <w:spacing w:line="276" w:lineRule="auto"/>
+            </w:pPr>
+            <w:r>
+              <w:t>2. Sensitive to feature scaling</w:t>
+            </w:r>
+            <w:r>
+              <w:t>.</w:t>
+            </w:r>
+          </w:p>
+          <w:p>
+            <w:pPr>
+              <w:pStyle w:val="NoSpacing"/>
+              <w:spacing w:line="276" w:lineRule="auto"/>
+            </w:pPr>
+            <w:r>
+              <w:t>3. Sensitive to irrelevant features</w:t>
+            </w:r>
+            <w:r>
+              <w:t>.</w:t>
+            </w:r>
+          </w:p>
+          <w:p>
+            <w:pPr>
+              <w:pStyle w:val="NoSpacing"/>
+              <w:spacing w:line="276" w:lineRule="auto"/>
+            </w:pPr>
+            <w:r>
+              <w:t>4. Sensitive to noise</w:t>
+            </w:r>
+            <w:r>
+              <w:t>.</w:t>
+            </w:r>
+          </w:p>
+          <w:p>
+            <w:pPr>
+              <w:pStyle w:val="NoSpacing"/>
+              <w:spacing w:line="276" w:lineRule="auto"/>
+            </w:pPr>
+            <w:r>
+              <w:t>5. Choosing K is important</w:t>
+            </w:r>
+            <w:r>
+              <w:t>.</w:t>
+            </w:r>
+          </w:p>
+          <w:p>
+            <w:pPr>
+              <w:pStyle w:val="NoSpacing"/>
+              <w:spacing w:line="276" w:lineRule="auto"/>
+            </w:pPr>
+            <w:r>
+              <w:t>6. Performs poorly in very high dimensions</w:t>
+            </w:r>
+            <w:r>
+              <w:t>.</w:t>
+            </w:r>
+          </w:p>
+        </w:tc>
+      </w:tr>
+    </w:tbl>
+    <w:p>
+      <w:pPr>
+        <w:pStyle w:val="NoSpacing"/>
+      </w:pPr>
+    </w:p>
+    <w:p>
+      <w:pPr>
+        <w:pStyle w:val="NoSpacing"/>
+        <w:numPr>
+          <w:ilvl w:val="0"/>
+          <w:numId w:val="104"/>
+        </w:numPr>
+        <w:rPr>
+          <w:b/>
+          <w:bCs/>
+          <w:sz w:val="28"/>
+          <w:szCs w:val="28"/>
+          <w:u w:val="single"/>
+        </w:rPr>
+      </w:pPr>
+      <w:r>
+        <w:rPr>
+          <w:b/>
+          <w:bCs/>
+          <w:sz w:val="28"/>
+          <w:szCs w:val="28"/>
+          <w:u w:val="single"/>
+        </w:rPr>
+        <w:t>Curse of Dimensionality</w:t>
+      </w:r>
+      <w:r>
+        <w:rPr>
+          <w:b/>
+          <w:bCs/>
+          <w:sz w:val="28"/>
+          <w:szCs w:val="28"/>
+        </w:rPr>
+        <w:t xml:space="preserve"> [Need Dimension Reduction / Feature Selection]</w:t>
+      </w:r>
+    </w:p>
+    <w:p>
+      <w:pPr>
+        <w:pStyle w:val="NoSpacing"/>
+      </w:pPr>
+    </w:p>
+    <w:tbl>
+      <w:tblPr>
+        <w:tblW w:w="0" w:type="auto"/>
+        <w:jc w:val="center"/>
+        <w:tblBorders>
+          <w:top w:val="single" w:sz="4" w:space="0" w:color="auto"/>
+          <w:left w:val="single" w:sz="4" w:space="0" w:color="auto"/>
+          <w:bottom w:val="single" w:sz="4" w:space="0" w:color="auto"/>
+          <w:right w:val="single" w:sz="4" w:space="0" w:color="auto"/>
+          <w:insideH w:val="single" w:sz="4" w:space="0" w:color="auto"/>
+          <w:insideV w:val="single" w:sz="4" w:space="0" w:color="auto"/>
+        </w:tblBorders>
+        <w:tblLook w:val="0000" w:firstRow="0" w:lastRow="0" w:firstColumn="0" w:lastColumn="0" w:noHBand="0" w:noVBand="0"/>
+      </w:tblPr>
+      <w:tblGrid>
+        <w:gridCol w:w="6516"/>
+      </w:tblGrid>
+      <w:tr>
+        <w:tblPrEx>
+          <w:tblCellMar>
+            <w:top w:w="0" w:type="dxa"/>
+            <w:bottom w:w="0" w:type="dxa"/>
+          </w:tblCellMar>
+        </w:tblPrEx>
+        <w:trPr>
+          <w:trHeight w:val="698"/>
+          <w:jc w:val="center"/>
+        </w:trPr>
+        <w:tc>
+          <w:tcPr>
+            <w:tcW w:w="6516" w:type="dxa"/>
+          </w:tcPr>
+          <w:p>
+            <w:pPr>
+              <w:pStyle w:val="NoSpacing"/>
+              <w:numPr>
+                <w:ilvl w:val="0"/>
+                <w:numId w:val="104"/>
+              </w:numPr>
+              <w:spacing w:line="276" w:lineRule="auto"/>
+              <w:rPr>
+                <w:rFonts w:ascii="Courier New" w:hAnsi="Courier New" w:cs="Courier New"/>
+                <w:sz w:val="20"/>
+                <w:szCs w:val="20"/>
+              </w:rPr>
+            </w:pPr>
+            <w:r>
+              <w:rPr>
+                <w:rFonts w:ascii="Courier New" w:hAnsi="Courier New" w:cs="Courier New"/>
+                <w:sz w:val="20"/>
+                <w:szCs w:val="20"/>
+              </w:rPr>
+              <w:t>2 features  → distance is meaningful</w:t>
+            </w:r>
+            <w:r>
+              <w:rPr>
+                <w:rFonts w:ascii="Courier New" w:hAnsi="Courier New" w:cs="Courier New"/>
+                <w:sz w:val="20"/>
+                <w:szCs w:val="20"/>
+              </w:rPr>
+              <w:t>.</w:t>
+            </w:r>
+          </w:p>
+          <w:p>
+            <w:pPr>
+              <w:pStyle w:val="NoSpacing"/>
+              <w:numPr>
+                <w:ilvl w:val="0"/>
+                <w:numId w:val="104"/>
+              </w:numPr>
+              <w:spacing w:line="276" w:lineRule="auto"/>
+              <w:rPr>
+                <w:rFonts w:ascii="Courier New" w:hAnsi="Courier New" w:cs="Courier New"/>
+                <w:sz w:val="20"/>
+                <w:szCs w:val="20"/>
+              </w:rPr>
+            </w:pPr>
+            <w:r>
+              <w:rPr>
+                <w:rFonts w:ascii="Courier New" w:hAnsi="Courier New" w:cs="Courier New"/>
+                <w:sz w:val="20"/>
+                <w:szCs w:val="20"/>
+              </w:rPr>
+              <w:t xml:space="preserve">10 features </w:t>
+            </w:r>
+            <w:r>
+              <w:rPr>
+                <w:rFonts w:ascii="Courier New" w:hAnsi="Courier New" w:cs="Courier New"/>
+                <w:sz w:val="20"/>
+                <w:szCs w:val="20"/>
+              </w:rPr>
+              <w:t xml:space="preserve"> </w:t>
+            </w:r>
+            <w:r>
+              <w:rPr>
+                <w:rFonts w:ascii="Courier New" w:hAnsi="Courier New" w:cs="Courier New"/>
+                <w:sz w:val="20"/>
+                <w:szCs w:val="20"/>
+              </w:rPr>
+              <w:t>→ more difficult</w:t>
+            </w:r>
+            <w:r>
+              <w:rPr>
+                <w:rFonts w:ascii="Courier New" w:hAnsi="Courier New" w:cs="Courier New"/>
+                <w:sz w:val="20"/>
+                <w:szCs w:val="20"/>
+              </w:rPr>
+              <w:t>.</w:t>
+            </w:r>
+          </w:p>
+          <w:p>
+            <w:pPr>
+              <w:pStyle w:val="NoSpacing"/>
+              <w:numPr>
+                <w:ilvl w:val="0"/>
+                <w:numId w:val="104"/>
+              </w:numPr>
+              <w:spacing w:line="276" w:lineRule="auto"/>
+              <w:rPr>
+                <w:rFonts w:ascii="Courier New" w:hAnsi="Courier New" w:cs="Courier New"/>
+                <w:sz w:val="20"/>
+                <w:szCs w:val="20"/>
+              </w:rPr>
+            </w:pPr>
+            <w:r>
+              <w:rPr>
+                <w:rFonts w:ascii="Courier New" w:hAnsi="Courier New" w:cs="Courier New"/>
+                <w:sz w:val="20"/>
+                <w:szCs w:val="20"/>
+              </w:rPr>
+              <w:t>100 features</w:t>
+            </w:r>
+            <w:r>
+              <w:rPr>
+                <w:rFonts w:ascii="Courier New" w:hAnsi="Courier New" w:cs="Courier New"/>
+                <w:sz w:val="20"/>
+                <w:szCs w:val="20"/>
+              </w:rPr>
+              <w:t xml:space="preserve"> </w:t>
+            </w:r>
+            <w:r>
+              <w:rPr>
+                <w:rFonts w:ascii="Courier New" w:hAnsi="Courier New" w:cs="Courier New"/>
+                <w:sz w:val="20"/>
+                <w:szCs w:val="20"/>
+              </w:rPr>
+              <w:t>→ distances may become less useful</w:t>
+            </w:r>
+            <w:r>
+              <w:rPr>
+                <w:rFonts w:ascii="Courier New" w:hAnsi="Courier New" w:cs="Courier New"/>
+                <w:sz w:val="20"/>
+                <w:szCs w:val="20"/>
+              </w:rPr>
+              <w:t>.</w:t>
+            </w:r>
+          </w:p>
+        </w:tc>
+      </w:tr>
+    </w:tbl>
+    <w:p>
+      <w:pPr>
+        <w:pStyle w:val="NoSpacing"/>
+      </w:pPr>
+    </w:p>
+    <w:p>
+      <w:pPr>
+        <w:pStyle w:val="NoSpacing"/>
+        <w:numPr>
+          <w:ilvl w:val="0"/>
+          <w:numId w:val="105"/>
+        </w:numPr>
+        <w:rPr>
+          <w:b/>
+          <w:bCs/>
+          <w:sz w:val="28"/>
+          <w:szCs w:val="28"/>
+          <w:u w:val="single"/>
+        </w:rPr>
+      </w:pPr>
+      <w:r>
+        <w:rPr>
+          <w:b/>
+          <w:bCs/>
+          <w:sz w:val="28"/>
+          <w:szCs w:val="28"/>
+          <w:u w:val="single"/>
+        </w:rPr>
+        <w:t>KNN Classifier</w:t>
+      </w:r>
+      <w:r>
+        <w:rPr>
+          <w:b/>
+          <w:bCs/>
+          <w:sz w:val="28"/>
+          <w:szCs w:val="28"/>
+          <w:u w:val="single"/>
+        </w:rPr>
+        <w:t xml:space="preserve"> - Important Parameters</w:t>
+      </w:r>
+    </w:p>
+    <w:p>
+      <w:pPr>
+        <w:pStyle w:val="NoSpacing"/>
+      </w:pPr>
+    </w:p>
+    <w:p>
+      <w:pPr>
+        <w:pStyle w:val="NoSpacing"/>
+        <w:spacing w:line="276" w:lineRule="auto"/>
+        <w:rPr>
+          <w:b/>
+          <w:bCs/>
+          <w:szCs w:val="22"/>
+        </w:rPr>
+      </w:pPr>
+      <w:r>
+        <w:rPr>
+          <w:rFonts w:ascii="Courier New" w:hAnsi="Courier New" w:cs="Courier New"/>
+          <w:b/>
+          <w:bCs/>
+          <w:szCs w:val="22"/>
+        </w:rPr>
+        <w:t>1.n</w:t>
+      </w:r>
+      <w:r>
+        <w:rPr>
+          <w:rFonts w:ascii="Courier New" w:hAnsi="Courier New" w:cs="Courier New"/>
+          <w:b/>
+          <w:bCs/>
+          <w:szCs w:val="22"/>
+        </w:rPr>
+        <w:t>_neighbors</w:t>
+      </w:r>
+      <w:r>
+        <w:rPr>
+          <w:b/>
+          <w:bCs/>
+          <w:szCs w:val="22"/>
+        </w:rPr>
+        <w:t>:</w:t>
+      </w:r>
+      <w:r>
+        <w:rPr>
+          <w:szCs w:val="22"/>
+        </w:rPr>
+        <w:t xml:space="preserve"> Number of nearest neighbors used to make the prediction.</w:t>
+      </w:r>
+    </w:p>
+    <w:p>
+      <w:pPr>
+        <w:pStyle w:val="NoSpacing"/>
+        <w:spacing w:line="276" w:lineRule="auto"/>
+        <w:rPr>
+          <w:b/>
+          <w:bCs/>
+          <w:szCs w:val="22"/>
+        </w:rPr>
+      </w:pPr>
+      <w:r>
+        <w:rPr>
+          <w:rFonts w:ascii="Courier New" w:hAnsi="Courier New" w:cs="Courier New"/>
+          <w:b/>
+          <w:bCs/>
+          <w:szCs w:val="22"/>
+        </w:rPr>
+        <w:t>2.we</w:t>
+      </w:r>
+      <w:r>
+        <w:rPr>
+          <w:rFonts w:ascii="Courier New" w:hAnsi="Courier New" w:cs="Courier New"/>
+          <w:b/>
+          <w:bCs/>
+          <w:szCs w:val="22"/>
+        </w:rPr>
+        <w:t>ights</w:t>
+      </w:r>
+      <w:r>
+        <w:rPr>
+          <w:b/>
+          <w:bCs/>
+          <w:szCs w:val="22"/>
+        </w:rPr>
+        <w:t>:</w:t>
+      </w:r>
+      <w:r>
+        <w:rPr>
+          <w:szCs w:val="22"/>
+        </w:rPr>
+        <w:t xml:space="preserve"> Determines how much importance each neighbor gets.</w:t>
+      </w:r>
+    </w:p>
+    <w:p>
+      <w:pPr>
+        <w:pStyle w:val="NoSpacing"/>
+        <w:numPr>
+          <w:ilvl w:val="0"/>
+          <w:numId w:val="106"/>
+        </w:numPr>
+        <w:spacing w:line="276" w:lineRule="auto"/>
+        <w:rPr>
+          <w:b/>
+          <w:bCs/>
+          <w:szCs w:val="22"/>
+        </w:rPr>
+      </w:pPr>
+      <w:r>
+        <w:rPr>
+          <w:rFonts w:ascii="Courier New" w:hAnsi="Courier New" w:cs="Courier New"/>
+          <w:b/>
+          <w:bCs/>
+          <w:szCs w:val="22"/>
+        </w:rPr>
+        <w:t>weights='uniform'</w:t>
+      </w:r>
+      <w:r>
+        <w:rPr>
+          <w:b/>
+          <w:bCs/>
+          <w:szCs w:val="22"/>
+        </w:rPr>
+        <w:t>:</w:t>
+      </w:r>
+      <w:r>
+        <w:rPr>
+          <w:b/>
+          <w:bCs/>
+          <w:szCs w:val="22"/>
+        </w:rPr>
+        <w:t xml:space="preserve"> </w:t>
+      </w:r>
+      <w:r>
+        <w:rPr>
+          <w:szCs w:val="22"/>
+        </w:rPr>
+        <w:t>All neighbors have equal importance.</w:t>
+      </w:r>
+    </w:p>
+    <w:p>
+      <w:pPr>
+        <w:pStyle w:val="NoSpacing"/>
+        <w:numPr>
+          <w:ilvl w:val="0"/>
+          <w:numId w:val="106"/>
+        </w:numPr>
+        <w:spacing w:line="276" w:lineRule="auto"/>
+        <w:rPr>
+          <w:b/>
+          <w:bCs/>
+          <w:szCs w:val="22"/>
+        </w:rPr>
+      </w:pPr>
+      <w:r>
+        <w:rPr>
+          <w:rFonts w:ascii="Courier New" w:hAnsi="Courier New" w:cs="Courier New"/>
+          <w:b/>
+          <w:bCs/>
+          <w:szCs w:val="22"/>
+        </w:rPr>
+        <w:t>weights='distance'</w:t>
+      </w:r>
+      <w:r>
+        <w:rPr>
+          <w:rFonts w:ascii="Courier New" w:hAnsi="Courier New" w:cs="Courier New"/>
+          <w:b/>
+          <w:bCs/>
+          <w:szCs w:val="22"/>
+        </w:rPr>
+        <w:t>:</w:t>
+      </w:r>
+      <w:r>
+        <w:rPr>
+          <w:rFonts w:ascii="Courier New" w:hAnsi="Courier New" w:cs="Courier New"/>
+          <w:b/>
+          <w:bCs/>
+          <w:szCs w:val="22"/>
+        </w:rPr>
+        <w:t xml:space="preserve"> </w:t>
+      </w:r>
+      <w:r>
+        <w:rPr>
+          <w:szCs w:val="22"/>
+        </w:rPr>
+        <w:t>Closer neighbors get more importance.</w:t>
+      </w:r>
+      <w:r>
+        <w:rPr>
+          <w:szCs w:val="22"/>
+        </w:rPr>
+        <w:t xml:space="preserve"> [Very Close - More / Distance - Less]</w:t>
+      </w:r>
+    </w:p>
+    <w:p>
+      <w:pPr>
+        <w:pStyle w:val="NoSpacing"/>
+        <w:spacing w:line="276" w:lineRule="auto"/>
+        <w:rPr>
+          <w:b/>
+          <w:bCs/>
+          <w:szCs w:val="22"/>
+        </w:rPr>
+      </w:pPr>
+      <w:r>
+        <w:rPr>
+          <w:rFonts w:ascii="Courier New" w:hAnsi="Courier New" w:cs="Courier New"/>
+          <w:b/>
+          <w:bCs/>
+          <w:szCs w:val="22"/>
+        </w:rPr>
+        <w:t>3.</w:t>
+      </w:r>
+      <w:r>
+        <w:rPr>
+          <w:rFonts w:ascii="Courier New" w:hAnsi="Courier New" w:cs="Courier New"/>
+          <w:b/>
+          <w:bCs/>
+          <w:szCs w:val="22"/>
+        </w:rPr>
+        <w:t>a</w:t>
+      </w:r>
+      <w:r>
+        <w:rPr>
+          <w:rFonts w:ascii="Courier New" w:hAnsi="Courier New" w:cs="Courier New"/>
+          <w:b/>
+          <w:bCs/>
+          <w:szCs w:val="22"/>
+        </w:rPr>
+        <w:t>lgorithm</w:t>
+      </w:r>
+      <w:r>
+        <w:rPr>
+          <w:b/>
+          <w:bCs/>
+          <w:szCs w:val="22"/>
+        </w:rPr>
+        <w:t>:</w:t>
+      </w:r>
+      <w:r>
+        <w:rPr>
+          <w:szCs w:val="22"/>
+        </w:rPr>
+        <w:t xml:space="preserve"> Method used to find the nearest neighbors.</w:t>
+      </w:r>
+      <w:r>
+        <w:rPr>
+          <w:szCs w:val="22"/>
+        </w:rPr>
+        <w:t xml:space="preserve"> [</w:t>
+      </w:r>
+      <w:r>
+        <w:rPr>
+          <w:rFonts w:ascii="Consolas" w:hAnsi="Consolas" w:cs="Courier New"/>
+          <w:b/>
+          <w:bCs/>
+          <w:szCs w:val="22"/>
+        </w:rPr>
+        <w:t>‘auto’, ‘</w:t>
+      </w:r>
+      <w:proofErr w:type="spellStart"/>
+      <w:r>
+        <w:rPr>
+          <w:rFonts w:ascii="Consolas" w:hAnsi="Consolas" w:cs="Courier New"/>
+          <w:b/>
+          <w:bCs/>
+          <w:szCs w:val="22"/>
+        </w:rPr>
+        <w:t>ball_tree</w:t>
+      </w:r>
+      <w:proofErr w:type="spellEnd"/>
+      <w:r>
+        <w:rPr>
+          <w:rFonts w:ascii="Consolas" w:hAnsi="Consolas" w:cs="Courier New"/>
+          <w:b/>
+          <w:bCs/>
+          <w:szCs w:val="22"/>
+        </w:rPr>
+        <w:t>’, ‘</w:t>
+      </w:r>
+      <w:proofErr w:type="spellStart"/>
+      <w:r>
+        <w:rPr>
+          <w:rFonts w:ascii="Consolas" w:hAnsi="Consolas" w:cs="Courier New"/>
+          <w:b/>
+          <w:bCs/>
+          <w:szCs w:val="22"/>
+        </w:rPr>
+        <w:t>kd_tree</w:t>
+      </w:r>
+      <w:proofErr w:type="spellEnd"/>
+      <w:r>
+        <w:rPr>
+          <w:rFonts w:ascii="Consolas" w:hAnsi="Consolas" w:cs="Courier New"/>
+          <w:b/>
+          <w:bCs/>
+          <w:szCs w:val="22"/>
+        </w:rPr>
+        <w:t>’, ‘brute’</w:t>
+      </w:r>
+      <w:r>
+        <w:rPr>
+          <w:szCs w:val="22"/>
+        </w:rPr>
+        <w:t>]</w:t>
+      </w:r>
+    </w:p>
+    <w:p>
+      <w:pPr>
+        <w:pStyle w:val="NoSpacing"/>
+        <w:spacing w:line="276" w:lineRule="auto"/>
+        <w:rPr>
+          <w:b/>
+          <w:bCs/>
+          <w:szCs w:val="22"/>
+        </w:rPr>
+      </w:pPr>
+      <w:r>
+        <w:rPr>
+          <w:rFonts w:ascii="Courier New" w:hAnsi="Courier New" w:cs="Courier New"/>
+          <w:b/>
+          <w:bCs/>
+          <w:szCs w:val="22"/>
+        </w:rPr>
+        <w:t>4.l</w:t>
+      </w:r>
+      <w:r>
+        <w:rPr>
+          <w:rFonts w:ascii="Courier New" w:hAnsi="Courier New" w:cs="Courier New"/>
+          <w:b/>
+          <w:bCs/>
+          <w:szCs w:val="22"/>
+        </w:rPr>
+        <w:t>eaf_size</w:t>
+      </w:r>
+      <w:r>
+        <w:rPr>
+          <w:szCs w:val="22"/>
+        </w:rPr>
+        <w:t>:</w:t>
+      </w:r>
+      <w:r>
+        <w:rPr>
+          <w:szCs w:val="22"/>
+        </w:rPr>
+        <w:t xml:space="preserve"> </w:t>
+      </w:r>
+      <w:r>
+        <w:rPr>
+          <w:szCs w:val="22"/>
+        </w:rPr>
+        <w:t>C</w:t>
+      </w:r>
+      <w:r>
+        <w:rPr>
+          <w:szCs w:val="22"/>
+        </w:rPr>
+        <w:t xml:space="preserve">ontrols the </w:t>
+      </w:r>
+      <w:r>
+        <w:rPr>
+          <w:b/>
+          <w:bCs/>
+          <w:szCs w:val="22"/>
+        </w:rPr>
+        <w:t>leaf size</w:t>
+      </w:r>
+      <w:r>
+        <w:rPr>
+          <w:szCs w:val="22"/>
+        </w:rPr>
+        <w:t xml:space="preserve"> used by the tree</w:t>
+      </w:r>
+      <w:r>
+        <w:rPr>
+          <w:szCs w:val="22"/>
+        </w:rPr>
+        <w:t xml:space="preserve"> </w:t>
+      </w:r>
+      <w:r>
+        <w:rPr>
+          <w:szCs w:val="22"/>
+        </w:rPr>
+        <w:t>-</w:t>
+      </w:r>
+      <w:r>
+        <w:rPr>
+          <w:szCs w:val="22"/>
+        </w:rPr>
+        <w:t xml:space="preserve"> </w:t>
+      </w:r>
+      <w:r>
+        <w:rPr>
+          <w:szCs w:val="22"/>
+        </w:rPr>
+        <w:t>based algorithms</w:t>
+      </w:r>
+      <w:r>
+        <w:rPr>
+          <w:szCs w:val="22"/>
+        </w:rPr>
+        <w:t>.</w:t>
+      </w:r>
+      <w:r>
+        <w:rPr>
+          <w:szCs w:val="22"/>
+        </w:rPr>
+        <w:t xml:space="preserve"> (</w:t>
+      </w:r>
+      <w:proofErr w:type="spellStart"/>
+      <w:r>
+        <w:rPr>
+          <w:rFonts w:ascii="Courier New" w:hAnsi="Courier New" w:cs="Courier New"/>
+          <w:szCs w:val="22"/>
+        </w:rPr>
+        <w:t>ball_tree</w:t>
+      </w:r>
+      <w:proofErr w:type="spellEnd"/>
+      <w:r>
+        <w:rPr>
+          <w:szCs w:val="22"/>
+        </w:rPr>
+        <w:t xml:space="preserve"> and </w:t>
+      </w:r>
+      <w:proofErr w:type="spellStart"/>
+      <w:r>
+        <w:rPr>
+          <w:rFonts w:ascii="Courier New" w:hAnsi="Courier New" w:cs="Courier New"/>
+          <w:szCs w:val="22"/>
+        </w:rPr>
+        <w:t>kd_tree</w:t>
+      </w:r>
+      <w:proofErr w:type="spellEnd"/>
+      <w:r>
+        <w:rPr>
+          <w:szCs w:val="22"/>
+        </w:rPr>
+        <w:t>).</w:t>
+      </w:r>
+    </w:p>
+    <w:p>
+      <w:pPr>
+        <w:pStyle w:val="NoSpacing"/>
+        <w:spacing w:line="276" w:lineRule="auto"/>
+        <w:rPr>
+          <w:b/>
+          <w:bCs/>
+          <w:szCs w:val="22"/>
+        </w:rPr>
+      </w:pPr>
+      <w:r>
+        <w:rPr>
+          <w:rFonts w:ascii="Courier New" w:hAnsi="Courier New" w:cs="Courier New"/>
+          <w:b/>
+          <w:bCs/>
+          <w:szCs w:val="22"/>
+        </w:rPr>
+        <w:t>5.p</w:t>
+      </w:r>
+      <w:r>
+        <w:rPr>
+          <w:szCs w:val="22"/>
+        </w:rPr>
+        <w:t xml:space="preserve">: </w:t>
+      </w:r>
+      <w:r>
+        <w:rPr>
+          <w:szCs w:val="22"/>
+        </w:rPr>
+        <w:t xml:space="preserve">Controls the power used in the </w:t>
+      </w:r>
+      <w:r>
+        <w:rPr>
+          <w:b/>
+          <w:bCs/>
+          <w:szCs w:val="22"/>
+        </w:rPr>
+        <w:t>Minkowski distance</w:t>
+      </w:r>
+      <w:r>
+        <w:rPr>
+          <w:szCs w:val="22"/>
+        </w:rPr>
+        <w:t>.</w:t>
+      </w:r>
+    </w:p>
+    <w:p>
+      <w:pPr>
+        <w:pStyle w:val="NoSpacing"/>
+        <w:rPr>
+          <w:rFonts w:ascii="Courier New" w:hAnsi="Courier New" w:cs="Courier New"/>
+          <w:sz w:val="20"/>
+          <w:szCs w:val="20"/>
+        </w:rPr>
+      </w:pPr>
+    </w:p>
+    <w:p>
+      <w:pPr>
+        <w:pStyle w:val="NoSpacing"/>
+        <w:numPr>
+          <w:ilvl w:val="0"/>
+          <w:numId w:val="107"/>
+        </w:numPr>
+      </w:pPr>
+      <w:r>
+        <w:rPr>
+          <w:b/>
+          <w:bCs/>
+          <w:u w:val="single"/>
+        </w:rPr>
+        <w:t>E</w:t>
+      </w:r>
+      <w:r>
+        <w:rPr>
+          <w:b/>
+          <w:bCs/>
+          <w:u w:val="single"/>
+        </w:rPr>
+        <w:t>uclidean distance</w:t>
+      </w:r>
+      <w:r>
+        <w:t xml:space="preserve"> (</w:t>
+      </w:r>
+      <w:r>
+        <w:rPr>
+          <w:rFonts w:ascii="Consolas" w:hAnsi="Consolas"/>
+          <w:b/>
+          <w:bCs/>
+        </w:rPr>
+        <w:t>p = 2</w:t>
+      </w:r>
+      <w:r>
+        <w:rPr>
+          <w:rFonts w:ascii="Consolas" w:hAnsi="Consolas"/>
+          <w:b/>
+          <w:bCs/>
+        </w:rPr>
+        <w:t xml:space="preserve"> / Common</w:t>
+      </w:r>
+      <w:r>
+        <w:t>)</w:t>
+      </w:r>
+    </w:p>
+    <w:p>
+      <w:pPr>
+        <w:pStyle w:val="NoSpacing"/>
+      </w:pPr>
+    </w:p>
+    <w:tbl>
+      <w:tblPr>
+        <w:tblW w:w="0" w:type="auto"/>
+        <w:jc w:val="center"/>
+        <w:tblBorders>
+          <w:top w:val="single" w:sz="4" w:space="0" w:color="auto"/>
+          <w:left w:val="single" w:sz="4" w:space="0" w:color="auto"/>
+          <w:bottom w:val="single" w:sz="4" w:space="0" w:color="auto"/>
+          <w:right w:val="single" w:sz="4" w:space="0" w:color="auto"/>
+          <w:insideH w:val="single" w:sz="4" w:space="0" w:color="auto"/>
+          <w:insideV w:val="single" w:sz="4" w:space="0" w:color="auto"/>
+        </w:tblBorders>
+        <w:tblLook w:val="0000" w:firstRow="0" w:lastRow="0" w:firstColumn="0" w:lastColumn="0" w:noHBand="0" w:noVBand="0"/>
+      </w:tblPr>
+      <w:tblGrid>
+        <w:gridCol w:w="2195"/>
+      </w:tblGrid>
+      <w:tr>
+        <w:tblPrEx>
+          <w:tblCellMar>
+            <w:top w:w="0" w:type="dxa"/>
+            <w:bottom w:w="0" w:type="dxa"/>
+          </w:tblCellMar>
+        </w:tblPrEx>
+        <w:trPr>
+          <w:trHeight w:val="627"/>
+          <w:jc w:val="center"/>
+        </w:trPr>
+        <w:tc>
+          <w:tcPr>
+            <w:tcW w:w="2195" w:type="dxa"/>
+          </w:tcPr>
+          <w:p>
+            <w:pPr>
+              <w:pStyle w:val="NoSpacing"/>
+              <w:rPr>
+                <w:rFonts w:eastAsia="Calibri" w:cs="Times New Roman"/>
+                <w:b/>
+                <w:bCs/>
+              </w:rPr>
+            </w:pPr>
+            <m:oMathPara>
+              <m:oMath>
+                <m:r>
+                  <m:rPr>
+                    <m:sty m:val="bi"/>
+                  </m:rPr>
+                  <w:rPr>
+                    <w:rFonts w:ascii="Cambria Math" w:hAnsi="Cambria Math"/>
+                  </w:rPr>
+                  <m:t>d=</m:t>
+                </m:r>
+                <m:rad>
+                  <m:radPr>
+                    <m:degHide m:val="1"/>
+                    <m:ctrlPr>
+                      <w:rPr>
+                        <w:rFonts w:ascii="Cambria Math" w:hAnsi="Cambria Math"/>
+                        <w:b/>
+                        <w:bCs/>
+                      </w:rPr>
+                    </m:ctrlPr>
+                  </m:radPr>
+                  <m:deg/>
+                  <m:e>
+                    <m:nary>
+                      <m:naryPr>
+                        <m:chr m:val="∑"/>
+                        <m:grow m:val="1"/>
+                        <m:subHide m:val="1"/>
+                        <m:supHide m:val="1"/>
+                        <m:ctrlPr>
+                          <w:rPr>
+                            <w:rFonts w:ascii="Cambria Math" w:hAnsi="Cambria Math"/>
+                            <w:b/>
+                            <w:bCs/>
+                          </w:rPr>
+                        </m:ctrlPr>
+                      </m:naryPr>
+                      <m:sub/>
+                      <m:sup/>
+                      <m:e>
+                        <m:r>
+                          <m:rPr>
+                            <m:sty m:val="bi"/>
+                          </m:rPr>
+                          <w:rPr>
+                            <w:rFonts w:ascii="Cambria Math" w:hAnsi="Cambria Math"/>
+                          </w:rPr>
+                          <m:t>(</m:t>
+                        </m:r>
+                      </m:e>
+                    </m:nary>
+                    <m:d>
+                      <m:dPr>
+                        <m:begChr m:val=""/>
+                        <m:endChr m:val=""/>
+                        <m:ctrlPr>
+                          <w:rPr>
+                            <w:rFonts w:ascii="Cambria Math" w:hAnsi="Cambria Math"/>
+                            <w:b/>
+                            <w:bCs/>
+                          </w:rPr>
+                        </m:ctrlPr>
+                      </m:dPr>
+                      <m:e>
+                        <m:sSub>
+                          <m:sSubPr>
+                            <m:ctrlPr>
+                              <w:rPr>
+                                <w:rFonts w:ascii="Cambria Math" w:hAnsi="Cambria Math"/>
+                                <w:b/>
+                                <w:bCs/>
+                              </w:rPr>
+                            </m:ctrlPr>
+                          </m:sSubPr>
+                          <m:e>
+                            <m:r>
+                              <m:rPr>
+                                <m:sty m:val="bi"/>
+                              </m:rPr>
+                              <w:rPr>
+                                <w:rFonts w:ascii="Cambria Math" w:hAnsi="Cambria Math"/>
+                              </w:rPr>
+                              <m:t>x</m:t>
+                            </m:r>
+                          </m:e>
+                          <m:sub>
+                            <m:r>
+                              <m:rPr>
+                                <m:sty m:val="bi"/>
+                              </m:rPr>
+                              <w:rPr>
+                                <w:rFonts w:ascii="Cambria Math" w:hAnsi="Cambria Math"/>
+                              </w:rPr>
+                              <m:t>i</m:t>
+                            </m:r>
+                          </m:sub>
+                        </m:sSub>
+                        <m:r>
+                          <m:rPr>
+                            <m:sty m:val="bi"/>
+                          </m:rPr>
+                          <w:rPr>
+                            <w:rFonts w:ascii="Cambria Math" w:hAnsi="Cambria Math"/>
+                          </w:rPr>
+                          <m:t>-</m:t>
+                        </m:r>
+                        <m:sSub>
+                          <m:sSubPr>
+                            <m:ctrlPr>
+                              <w:rPr>
+                                <w:rFonts w:ascii="Cambria Math" w:hAnsi="Cambria Math"/>
+                                <w:b/>
+                                <w:bCs/>
+                              </w:rPr>
+                            </m:ctrlPr>
+                          </m:sSubPr>
+                          <m:e>
+                            <m:r>
+                              <m:rPr>
+                                <m:sty m:val="bi"/>
+                              </m:rPr>
+                              <w:rPr>
+                                <w:rFonts w:ascii="Cambria Math" w:hAnsi="Cambria Math"/>
+                              </w:rPr>
+                              <m:t>y</m:t>
+                            </m:r>
+                          </m:e>
+                          <m:sub>
+                            <m:r>
+                              <m:rPr>
+                                <m:sty m:val="bi"/>
+                              </m:rPr>
+                              <w:rPr>
+                                <w:rFonts w:ascii="Cambria Math" w:hAnsi="Cambria Math"/>
+                              </w:rPr>
+                              <m:t>i</m:t>
+                            </m:r>
+                          </m:sub>
+                        </m:sSub>
+                        <m:sSup>
+                          <m:sSupPr>
+                            <m:ctrlPr>
+                              <w:rPr>
+                                <w:rFonts w:ascii="Cambria Math" w:hAnsi="Cambria Math"/>
+                                <w:b/>
+                                <w:bCs/>
+                              </w:rPr>
+                            </m:ctrlPr>
+                          </m:sSupPr>
+                          <m:e>
+                            <m:d>
+                              <m:dPr>
+                                <m:begChr m:val=""/>
+                                <m:endChr m:val=""/>
+                                <m:ctrlPr>
+                                  <w:rPr>
+                                    <w:rFonts w:ascii="Cambria Math" w:hAnsi="Cambria Math"/>
+                                    <w:b/>
+                                    <w:bCs/>
+                                  </w:rPr>
+                                </m:ctrlPr>
+                              </m:dPr>
+                              <m:e>
+                                <m:r>
+                                  <m:rPr>
+                                    <m:sty m:val="bi"/>
+                                  </m:rPr>
+                                  <w:rPr>
+                                    <w:rFonts w:ascii="Cambria Math" w:hAnsi="Cambria Math"/>
+                                  </w:rPr>
+                                  <m:t>)</m:t>
+                                </m:r>
+                              </m:e>
+                            </m:d>
+                          </m:e>
+                          <m:sup>
+                            <m:r>
+                              <m:rPr>
+                                <m:sty m:val="bi"/>
+                              </m:rPr>
+                              <w:rPr>
+                                <w:rFonts w:ascii="Cambria Math" w:hAnsi="Cambria Math"/>
+                              </w:rPr>
+                              <m:t>2</m:t>
+                            </m:r>
+                          </m:sup>
+                        </m:sSup>
+                      </m:e>
+                    </m:d>
+                  </m:e>
+                </m:rad>
+              </m:oMath>
+            </m:oMathPara>
+          </w:p>
+        </w:tc>
+      </w:tr>
+    </w:tbl>
+    <w:p>
+      <w:pPr>
+        <w:pStyle w:val="NoSpacing"/>
+      </w:pPr>
+    </w:p>
+    <w:p>
+      <w:pPr>
+        <w:pStyle w:val="NoSpacing"/>
+        <w:numPr>
+          <w:ilvl w:val="0"/>
+          <w:numId w:val="107"/>
+        </w:numPr>
+      </w:pPr>
+      <w:r>
+        <w:rPr>
+          <w:b/>
+          <w:bCs/>
+          <w:u w:val="single"/>
+        </w:rPr>
+        <w:t>Manhattan distance</w:t>
+      </w:r>
+      <w:r>
+        <w:t xml:space="preserve"> (</w:t>
+      </w:r>
+      <w:r>
+        <w:rPr>
+          <w:rFonts w:ascii="Consolas" w:hAnsi="Consolas"/>
+          <w:b/>
+          <w:bCs/>
+        </w:rPr>
+        <w:t>p = 1</w:t>
+      </w:r>
+      <w:r>
+        <w:t>)</w:t>
+      </w:r>
+    </w:p>
+    <w:p>
+      <w:pPr>
+        <w:pStyle w:val="NoSpacing"/>
+      </w:pPr>
+    </w:p>
+    <w:tbl>
+      <w:tblPr>
+        <w:tblW w:w="0" w:type="auto"/>
+        <w:jc w:val="center"/>
+        <w:tblBorders>
+          <w:top w:val="single" w:sz="4" w:space="0" w:color="auto"/>
+          <w:left w:val="single" w:sz="4" w:space="0" w:color="auto"/>
+          <w:bottom w:val="single" w:sz="4" w:space="0" w:color="auto"/>
+          <w:right w:val="single" w:sz="4" w:space="0" w:color="auto"/>
+          <w:insideH w:val="single" w:sz="4" w:space="0" w:color="auto"/>
+          <w:insideV w:val="single" w:sz="4" w:space="0" w:color="auto"/>
+        </w:tblBorders>
+        <w:tblLook w:val="0000" w:firstRow="0" w:lastRow="0" w:firstColumn="0" w:lastColumn="0" w:noHBand="0" w:noVBand="0"/>
+      </w:tblPr>
+      <w:tblGrid>
+        <w:gridCol w:w="1944"/>
+      </w:tblGrid>
+      <w:tr>
+        <w:tblPrEx>
+          <w:tblCellMar>
+            <w:top w:w="0" w:type="dxa"/>
+            <w:bottom w:w="0" w:type="dxa"/>
+          </w:tblCellMar>
+        </w:tblPrEx>
+        <w:trPr>
+          <w:trHeight w:val="543"/>
+          <w:jc w:val="center"/>
+        </w:trPr>
+        <w:tc>
+          <w:tcPr>
+            <w:tcW w:w="1944" w:type="dxa"/>
+          </w:tcPr>
+          <w:p>
+            <w:pPr>
+              <w:pStyle w:val="NoSpacing"/>
+              <w:rPr>
+                <w:rFonts w:eastAsia="Calibri" w:cs="Times New Roman"/>
+                <w:b/>
+                <w:bCs/>
+              </w:rPr>
+            </w:pPr>
+            <m:oMathPara>
+              <m:oMath>
+                <m:r>
+                  <m:rPr>
+                    <m:sty m:val="bi"/>
+                  </m:rPr>
+                  <w:rPr>
+                    <w:rFonts w:ascii="Cambria Math" w:hAnsi="Cambria Math"/>
+                  </w:rPr>
+                  <m:t>d=</m:t>
+                </m:r>
+                <m:nary>
+                  <m:naryPr>
+                    <m:chr m:val="∑"/>
+                    <m:grow m:val="1"/>
+                    <m:subHide m:val="1"/>
+                    <m:supHide m:val="1"/>
+                    <m:ctrlPr>
+                      <w:rPr>
+                        <w:rFonts w:ascii="Cambria Math" w:hAnsi="Cambria Math"/>
+                        <w:b/>
+                        <w:bCs/>
+                      </w:rPr>
+                    </m:ctrlPr>
+                  </m:naryPr>
+                  <m:sub/>
+                  <m:sup/>
+                  <m:e>
+                    <m:r>
+                      <m:rPr>
+                        <m:sty m:val="bi"/>
+                      </m:rPr>
+                      <w:rPr>
+                        <w:rFonts w:ascii="Cambria Math" w:hAnsi="Cambria Math"/>
+                      </w:rPr>
+                      <m:t>∣</m:t>
+                    </m:r>
+                  </m:e>
+                </m:nary>
+                <m:sSub>
+                  <m:sSubPr>
+                    <m:ctrlPr>
+                      <w:rPr>
+                        <w:rFonts w:ascii="Cambria Math" w:hAnsi="Cambria Math"/>
+                        <w:b/>
+                        <w:bCs/>
+                      </w:rPr>
+                    </m:ctrlPr>
+                  </m:sSubPr>
+                  <m:e>
+                    <m:r>
+                      <m:rPr>
+                        <m:sty m:val="bi"/>
+                      </m:rPr>
+                      <w:rPr>
+                        <w:rFonts w:ascii="Cambria Math" w:hAnsi="Cambria Math"/>
+                      </w:rPr>
+                      <m:t>x</m:t>
+                    </m:r>
+                  </m:e>
+                  <m:sub>
+                    <m:r>
+                      <m:rPr>
+                        <m:sty m:val="bi"/>
+                      </m:rPr>
+                      <w:rPr>
+                        <w:rFonts w:ascii="Cambria Math" w:hAnsi="Cambria Math"/>
+                      </w:rPr>
+                      <m:t>i</m:t>
+                    </m:r>
+                  </m:sub>
+                </m:sSub>
+                <m:r>
+                  <m:rPr>
+                    <m:sty m:val="bi"/>
+                  </m:rPr>
+                  <w:rPr>
+                    <w:rFonts w:ascii="Cambria Math" w:hAnsi="Cambria Math"/>
+                  </w:rPr>
+                  <m:t>-</m:t>
+                </m:r>
+                <m:sSub>
+                  <m:sSubPr>
+                    <m:ctrlPr>
+                      <w:rPr>
+                        <w:rFonts w:ascii="Cambria Math" w:hAnsi="Cambria Math"/>
+                        <w:b/>
+                        <w:bCs/>
+                      </w:rPr>
+                    </m:ctrlPr>
+                  </m:sSubPr>
+                  <m:e>
+                    <m:r>
+                      <m:rPr>
+                        <m:sty m:val="bi"/>
+                      </m:rPr>
+                      <w:rPr>
+                        <w:rFonts w:ascii="Cambria Math" w:hAnsi="Cambria Math"/>
+                      </w:rPr>
+                      <m:t>y</m:t>
+                    </m:r>
+                  </m:e>
+                  <m:sub>
+                    <m:r>
+                      <m:rPr>
+                        <m:sty m:val="bi"/>
+                      </m:rPr>
+                      <w:rPr>
+                        <w:rFonts w:ascii="Cambria Math" w:hAnsi="Cambria Math"/>
+                      </w:rPr>
+                      <m:t>i</m:t>
+                    </m:r>
+                  </m:sub>
+                </m:sSub>
+                <m:r>
+                  <m:rPr>
+                    <m:sty m:val="bi"/>
+                  </m:rPr>
+                  <w:rPr>
+                    <w:rFonts w:ascii="Cambria Math" w:hAnsi="Cambria Math"/>
+                  </w:rPr>
+                  <m:t>∣</m:t>
+                </m:r>
+              </m:oMath>
+            </m:oMathPara>
+          </w:p>
+        </w:tc>
+      </w:tr>
+    </w:tbl>
+    <w:p>
+      <w:pPr>
+        <w:pStyle w:val="NoSpacing"/>
+      </w:pPr>
+    </w:p>
+    <w:p>
+      <w:pPr>
+        <w:pStyle w:val="NoSpacing"/>
+        <w:spacing w:line="276" w:lineRule="auto"/>
+        <w:rPr>
+          <w:szCs w:val="22"/>
+        </w:rPr>
+      </w:pPr>
+      <w:r>
+        <w:rPr>
+          <w:rFonts w:ascii="Courier New" w:hAnsi="Courier New" w:cs="Courier New"/>
+          <w:b/>
+          <w:bCs/>
+          <w:szCs w:val="22"/>
+        </w:rPr>
+        <w:t>6. m</w:t>
+      </w:r>
+      <w:r>
+        <w:rPr>
+          <w:rFonts w:ascii="Courier New" w:hAnsi="Courier New" w:cs="Courier New"/>
+          <w:b/>
+          <w:bCs/>
+          <w:szCs w:val="22"/>
+        </w:rPr>
+        <w:t>etric</w:t>
+      </w:r>
+      <w:r>
+        <w:rPr>
+          <w:szCs w:val="22"/>
+        </w:rPr>
+        <w:t xml:space="preserve">: </w:t>
+      </w:r>
+      <w:r>
+        <w:rPr>
+          <w:szCs w:val="22"/>
+        </w:rPr>
+        <w:t xml:space="preserve">Specifies the </w:t>
+      </w:r>
+      <w:r>
+        <w:rPr>
+          <w:b/>
+          <w:bCs/>
+          <w:szCs w:val="22"/>
+        </w:rPr>
+        <w:t>distance metric</w:t>
+      </w:r>
+      <w:r>
+        <w:rPr>
+          <w:szCs w:val="22"/>
+        </w:rPr>
+        <w:t xml:space="preserve"> used to measure how close two points are.</w:t>
+      </w:r>
+    </w:p>
+    <w:p>
+      <w:pPr>
+        <w:pStyle w:val="NoSpacing"/>
+        <w:spacing w:line="276" w:lineRule="auto"/>
+        <w:rPr>
+          <w:b/>
+          <w:bCs/>
+          <w:szCs w:val="22"/>
+        </w:rPr>
+      </w:pPr>
+      <w:r>
+        <w:rPr>
+          <w:b/>
+          <w:bCs/>
+          <w:szCs w:val="22"/>
+        </w:rPr>
+        <w:t xml:space="preserve">Ex: - </w:t>
+      </w:r>
+    </w:p>
+    <w:p>
+      <w:pPr>
+        <w:pStyle w:val="NoSpacing"/>
+        <w:spacing w:line="276" w:lineRule="auto"/>
+        <w:rPr>
+          <w:szCs w:val="22"/>
+        </w:rPr>
+      </w:pPr>
+      <w:r>
+        <w:rPr>
+          <w:szCs w:val="22"/>
+        </w:rPr>
+        <w:t>Example:</w:t>
+      </w:r>
+      <w:r>
+        <w:rPr>
+          <w:rFonts w:ascii="Courier New" w:hAnsi="Courier New" w:cs="Courier New"/>
+          <w:szCs w:val="22"/>
+        </w:rPr>
+        <w:t>'</w:t>
+      </w:r>
+      <w:proofErr w:type="spellStart"/>
+      <w:r>
+        <w:rPr>
+          <w:rFonts w:ascii="Courier New" w:hAnsi="Courier New" w:cs="Courier New"/>
+          <w:szCs w:val="22"/>
+        </w:rPr>
+        <w:t>minkowski</w:t>
+      </w:r>
+      <w:proofErr w:type="spellEnd"/>
+      <w:r>
+        <w:rPr>
+          <w:rFonts w:ascii="Courier New" w:hAnsi="Courier New" w:cs="Courier New"/>
+          <w:szCs w:val="22"/>
+        </w:rPr>
+        <w:t>'</w:t>
+      </w:r>
+      <w:r>
+        <w:rPr>
+          <w:szCs w:val="22"/>
+        </w:rPr>
+        <w:t xml:space="preserve">, </w:t>
+      </w:r>
+      <w:r>
+        <w:rPr>
+          <w:rFonts w:ascii="Courier New" w:hAnsi="Courier New" w:cs="Courier New"/>
+          <w:szCs w:val="22"/>
+        </w:rPr>
+        <w:t>'</w:t>
+      </w:r>
+      <w:proofErr w:type="spellStart"/>
+      <w:r>
+        <w:rPr>
+          <w:rFonts w:ascii="Courier New" w:hAnsi="Courier New" w:cs="Courier New"/>
+          <w:szCs w:val="22"/>
+        </w:rPr>
+        <w:t>euclidean</w:t>
+      </w:r>
+      <w:proofErr w:type="spellEnd"/>
+      <w:r>
+        <w:rPr>
+          <w:rFonts w:ascii="Courier New" w:hAnsi="Courier New" w:cs="Courier New"/>
+          <w:szCs w:val="22"/>
+        </w:rPr>
+        <w:t>'</w:t>
+      </w:r>
+      <w:r>
+        <w:rPr>
+          <w:szCs w:val="22"/>
+        </w:rPr>
+        <w:t xml:space="preserve">, </w:t>
+      </w:r>
+      <w:proofErr w:type="spellStart"/>
+      <w:r>
+        <w:rPr>
+          <w:rFonts w:ascii="Courier New" w:hAnsi="Courier New" w:cs="Courier New"/>
+          <w:szCs w:val="22"/>
+        </w:rPr>
+        <w:t>manhattan</w:t>
+      </w:r>
+      <w:proofErr w:type="spellEnd"/>
+      <w:r>
+        <w:rPr>
+          <w:rFonts w:ascii="Courier New" w:hAnsi="Courier New" w:cs="Courier New"/>
+          <w:szCs w:val="22"/>
+        </w:rPr>
+        <w:t>'</w:t>
+      </w:r>
+    </w:p>
+    <w:p>
+      <w:pPr>
+        <w:pStyle w:val="NoSpacing"/>
+        <w:rPr>
+          <w:szCs w:val="22"/>
+        </w:rPr>
+      </w:pPr>
+    </w:p>
+    <w:p>
+      <w:pPr>
+        <w:pStyle w:val="NoSpacing"/>
+        <w:spacing w:line="276" w:lineRule="auto"/>
+        <w:rPr>
+          <w:b/>
+          <w:bCs/>
+          <w:szCs w:val="22"/>
+        </w:rPr>
+      </w:pPr>
+      <w:r>
+        <w:rPr>
+          <w:b/>
+          <w:bCs/>
+          <w:szCs w:val="22"/>
+        </w:rPr>
+        <w:t xml:space="preserve">7. </w:t>
+      </w:r>
+      <w:proofErr w:type="spellStart"/>
+      <w:r>
+        <w:rPr>
+          <w:rFonts w:ascii="Courier New" w:hAnsi="Courier New" w:cs="Courier New"/>
+          <w:b/>
+          <w:bCs/>
+          <w:szCs w:val="22"/>
+        </w:rPr>
+        <w:t>metric_params</w:t>
+      </w:r>
+      <w:proofErr w:type="spellEnd"/>
+      <w:r>
+        <w:rPr>
+          <w:b/>
+          <w:bCs/>
+          <w:szCs w:val="22"/>
+        </w:rPr>
+        <w:t xml:space="preserve">: </w:t>
+      </w:r>
+      <w:r>
+        <w:rPr>
+          <w:szCs w:val="22"/>
+        </w:rPr>
+        <w:t>Additional parameters required by a particular distance metric.</w:t>
+      </w:r>
+    </w:p>
+    <w:p>
+      <w:pPr>
+        <w:pStyle w:val="NoSpacing"/>
+        <w:spacing w:line="276" w:lineRule="auto"/>
+        <w:rPr>
+          <w:b/>
+          <w:bCs/>
+          <w:szCs w:val="22"/>
+        </w:rPr>
+      </w:pPr>
+      <w:r>
+        <w:rPr>
+          <w:b/>
+          <w:bCs/>
+          <w:szCs w:val="22"/>
+        </w:rPr>
+        <w:t xml:space="preserve">8. </w:t>
+      </w:r>
+      <w:proofErr w:type="spellStart"/>
+      <w:r>
+        <w:rPr>
+          <w:rFonts w:ascii="Courier New" w:hAnsi="Courier New" w:cs="Courier New"/>
+          <w:b/>
+          <w:bCs/>
+          <w:szCs w:val="22"/>
+        </w:rPr>
+        <w:t>n_jobs</w:t>
+      </w:r>
+      <w:proofErr w:type="spellEnd"/>
+      <w:r>
+        <w:rPr>
+          <w:b/>
+          <w:bCs/>
+          <w:szCs w:val="22"/>
+        </w:rPr>
+        <w:t xml:space="preserve">: </w:t>
+      </w:r>
+      <w:r>
+        <w:rPr>
+          <w:szCs w:val="22"/>
+        </w:rPr>
+        <w:t>Controls how many CPU cores are used for neighbor</w:t>
+      </w:r>
+      <w:r>
+        <w:rPr>
+          <w:szCs w:val="22"/>
+        </w:rPr>
+        <w:t xml:space="preserve"> </w:t>
+      </w:r>
+      <w:r>
+        <w:rPr>
+          <w:szCs w:val="22"/>
+        </w:rPr>
+        <w:t>-</w:t>
+      </w:r>
+      <w:r>
+        <w:rPr>
+          <w:szCs w:val="22"/>
+        </w:rPr>
+        <w:t xml:space="preserve"> </w:t>
+      </w:r>
+      <w:r>
+        <w:rPr>
+          <w:szCs w:val="22"/>
+        </w:rPr>
+        <w:t>search operations.</w:t>
+      </w:r>
+    </w:p>
+    <w:p>
+      <w:pPr>
+        <w:pStyle w:val="NoSpacing"/>
+      </w:pPr>
+    </w:p>
+    <w:p>
+      <w:pPr>
+        <w:pStyle w:val="NoSpacing"/>
+      </w:pPr>
+      <w:r>
+        <w:t>//</w:t>
+      </w:r>
+      <w:r>
+        <w:t xml:space="preserve"> Start Here</w:t>
+      </w:r>
+    </w:p>
+    <w:p>
+      <w:pPr>
+        <w:pStyle w:val="NoSpacing"/>
+      </w:pPr>
+    </w:p>
+    <w:p>
+      <w:pPr>
+        <w:pStyle w:val="NoSpacing"/>
+      </w:pPr>
+    </w:p>
+    <w:p>
+      <w:pPr>
+        <w:pStyle w:val="NoSpacing"/>
+      </w:pPr>
+    </w:p>
+    <w:p>
+      <w:pPr>
+        <w:pStyle w:val="NoSpacing"/>
+      </w:pPr>
+    </w:p>
+    <w:p>
+      <w:pPr>
+        <w:pStyle w:val="NoSpacing"/>
+      </w:pPr>
+    </w:p>
+    <w:p>
+      <w:pPr>
+        <w:pStyle w:val="NoSpacing"/>
       </w:pPr>
     </w:p>
     <w:p>
@@ -24220,6 +30194,7 @@
           <w:u w:val="single"/>
           <w14:ligatures w14:val="none"/>
         </w:rPr>
+        <w:lastRenderedPageBreak/>
         <w:t>Self - Learning Topics</w:t>
       </w:r>
       <w:r>
@@ -24392,7 +30367,7 @@
       </w:pPr>
     </w:p>
     <w:sectPr>
-      <w:footerReference w:type="default" r:id="rId33"/>
+      <w:footerReference w:type="default" r:id="rId34"/>
       <w:pgSz w:w="11906" w:h="16838" w:code="9"/>
       <w:pgMar w:top="720" w:right="720" w:bottom="720" w:left="720" w:header="0" w:footer="0" w:gutter="0"/>
       <w:pgBorders w:offsetFrom="page">
@@ -25012,6 +30987,119 @@
     </w:lvl>
   </w:abstractNum>
   <w:abstractNum w:abstractNumId="5" w15:restartNumberingAfterBreak="0">
+    <w:nsid w:val="05B364A7"/>
+    <w:multiLevelType w:val="hybridMultilevel"/>
+    <w:tmpl w:val="6E6E05B6"/>
+    <w:lvl w:ilvl="0" w:tplc="04090001">
+      <w:start w:val="1"/>
+      <w:numFmt w:val="bullet"/>
+      <w:lvlText w:val=""/>
+      <w:lvlJc w:val="left"/>
+      <w:pPr>
+        <w:ind w:left="720" w:hanging="360"/>
+      </w:pPr>
+      <w:rPr>
+        <w:rFonts w:ascii="Symbol" w:hAnsi="Symbol" w:hint="default"/>
+      </w:rPr>
+    </w:lvl>
+    <w:lvl w:ilvl="1" w:tplc="04090003" w:tentative="1">
+      <w:start w:val="1"/>
+      <w:numFmt w:val="bullet"/>
+      <w:lvlText w:val="o"/>
+      <w:lvlJc w:val="left"/>
+      <w:pPr>
+        <w:ind w:left="1440" w:hanging="360"/>
+      </w:pPr>
+      <w:rPr>
+        <w:rFonts w:ascii="Courier New" w:hAnsi="Courier New" w:cs="Courier New" w:hint="default"/>
+      </w:rPr>
+    </w:lvl>
+    <w:lvl w:ilvl="2" w:tplc="04090005" w:tentative="1">
+      <w:start w:val="1"/>
+      <w:numFmt w:val="bullet"/>
+      <w:lvlText w:val=""/>
+      <w:lvlJc w:val="left"/>
+      <w:pPr>
+        <w:ind w:left="2160" w:hanging="360"/>
+      </w:pPr>
+      <w:rPr>
+        <w:rFonts w:ascii="Wingdings" w:hAnsi="Wingdings" w:hint="default"/>
+      </w:rPr>
+    </w:lvl>
+    <w:lvl w:ilvl="3" w:tplc="04090001" w:tentative="1">
+      <w:start w:val="1"/>
+      <w:numFmt w:val="bullet"/>
+      <w:lvlText w:val=""/>
+      <w:lvlJc w:val="left"/>
+      <w:pPr>
+        <w:ind w:left="2880" w:hanging="360"/>
+      </w:pPr>
+      <w:rPr>
+        <w:rFonts w:ascii="Symbol" w:hAnsi="Symbol" w:hint="default"/>
+      </w:rPr>
+    </w:lvl>
+    <w:lvl w:ilvl="4" w:tplc="04090003" w:tentative="1">
+      <w:start w:val="1"/>
+      <w:numFmt w:val="bullet"/>
+      <w:lvlText w:val="o"/>
+      <w:lvlJc w:val="left"/>
+      <w:pPr>
+        <w:ind w:left="3600" w:hanging="360"/>
+      </w:pPr>
+      <w:rPr>
+        <w:rFonts w:ascii="Courier New" w:hAnsi="Courier New" w:cs="Courier New" w:hint="default"/>
+      </w:rPr>
+    </w:lvl>
+    <w:lvl w:ilvl="5" w:tplc="04090005" w:tentative="1">
+      <w:start w:val="1"/>
+      <w:numFmt w:val="bullet"/>
+      <w:lvlText w:val=""/>
+      <w:lvlJc w:val="left"/>
+      <w:pPr>
+        <w:ind w:left="4320" w:hanging="360"/>
+      </w:pPr>
+      <w:rPr>
+        <w:rFonts w:ascii="Wingdings" w:hAnsi="Wingdings" w:hint="default"/>
+      </w:rPr>
+    </w:lvl>
+    <w:lvl w:ilvl="6" w:tplc="04090001" w:tentative="1">
+      <w:start w:val="1"/>
+      <w:numFmt w:val="bullet"/>
+      <w:lvlText w:val=""/>
+      <w:lvlJc w:val="left"/>
+      <w:pPr>
+        <w:ind w:left="5040" w:hanging="360"/>
+      </w:pPr>
+      <w:rPr>
+        <w:rFonts w:ascii="Symbol" w:hAnsi="Symbol" w:hint="default"/>
+      </w:rPr>
+    </w:lvl>
+    <w:lvl w:ilvl="7" w:tplc="04090003" w:tentative="1">
+      <w:start w:val="1"/>
+      <w:numFmt w:val="bullet"/>
+      <w:lvlText w:val="o"/>
+      <w:lvlJc w:val="left"/>
+      <w:pPr>
+        <w:ind w:left="5760" w:hanging="360"/>
+      </w:pPr>
+      <w:rPr>
+        <w:rFonts w:ascii="Courier New" w:hAnsi="Courier New" w:cs="Courier New" w:hint="default"/>
+      </w:rPr>
+    </w:lvl>
+    <w:lvl w:ilvl="8" w:tplc="04090005" w:tentative="1">
+      <w:start w:val="1"/>
+      <w:numFmt w:val="bullet"/>
+      <w:lvlText w:val=""/>
+      <w:lvlJc w:val="left"/>
+      <w:pPr>
+        <w:ind w:left="6480" w:hanging="360"/>
+      </w:pPr>
+      <w:rPr>
+        <w:rFonts w:ascii="Wingdings" w:hAnsi="Wingdings" w:hint="default"/>
+      </w:rPr>
+    </w:lvl>
+  </w:abstractNum>
+  <w:abstractNum w:abstractNumId="6" w15:restartNumberingAfterBreak="0">
     <w:nsid w:val="0633710D"/>
     <w:multiLevelType w:val="hybridMultilevel"/>
     <w:tmpl w:val="F3AA7F00"/>
@@ -25100,7 +31188,97 @@
       </w:pPr>
     </w:lvl>
   </w:abstractNum>
-  <w:abstractNum w:abstractNumId="6" w15:restartNumberingAfterBreak="0">
+  <w:abstractNum w:abstractNumId="7" w15:restartNumberingAfterBreak="0">
+    <w:nsid w:val="08EC6DB8"/>
+    <w:multiLevelType w:val="hybridMultilevel"/>
+    <w:tmpl w:val="817E649C"/>
+    <w:lvl w:ilvl="0" w:tplc="1B8AF05C">
+      <w:start w:val="1"/>
+      <w:numFmt w:val="lowerLetter"/>
+      <w:lvlText w:val="%1."/>
+      <w:lvlJc w:val="left"/>
+      <w:pPr>
+        <w:ind w:left="720" w:hanging="360"/>
+      </w:pPr>
+      <w:rPr>
+        <w:rFonts w:hint="default"/>
+        <w:b/>
+      </w:rPr>
+    </w:lvl>
+    <w:lvl w:ilvl="1" w:tplc="04090019" w:tentative="1">
+      <w:start w:val="1"/>
+      <w:numFmt w:val="lowerLetter"/>
+      <w:lvlText w:val="%2."/>
+      <w:lvlJc w:val="left"/>
+      <w:pPr>
+        <w:ind w:left="1440" w:hanging="360"/>
+      </w:pPr>
+    </w:lvl>
+    <w:lvl w:ilvl="2" w:tplc="0409001B" w:tentative="1">
+      <w:start w:val="1"/>
+      <w:numFmt w:val="lowerRoman"/>
+      <w:lvlText w:val="%3."/>
+      <w:lvlJc w:val="right"/>
+      <w:pPr>
+        <w:ind w:left="2160" w:hanging="180"/>
+      </w:pPr>
+    </w:lvl>
+    <w:lvl w:ilvl="3" w:tplc="0409000F" w:tentative="1">
+      <w:start w:val="1"/>
+      <w:numFmt w:val="decimal"/>
+      <w:lvlText w:val="%4."/>
+      <w:lvlJc w:val="left"/>
+      <w:pPr>
+        <w:ind w:left="2880" w:hanging="360"/>
+      </w:pPr>
+    </w:lvl>
+    <w:lvl w:ilvl="4" w:tplc="04090019" w:tentative="1">
+      <w:start w:val="1"/>
+      <w:numFmt w:val="lowerLetter"/>
+      <w:lvlText w:val="%5."/>
+      <w:lvlJc w:val="left"/>
+      <w:pPr>
+        <w:ind w:left="3600" w:hanging="360"/>
+      </w:pPr>
+    </w:lvl>
+    <w:lvl w:ilvl="5" w:tplc="0409001B" w:tentative="1">
+      <w:start w:val="1"/>
+      <w:numFmt w:val="lowerRoman"/>
+      <w:lvlText w:val="%6."/>
+      <w:lvlJc w:val="right"/>
+      <w:pPr>
+        <w:ind w:left="4320" w:hanging="180"/>
+      </w:pPr>
+    </w:lvl>
+    <w:lvl w:ilvl="6" w:tplc="0409000F" w:tentative="1">
+      <w:start w:val="1"/>
+      <w:numFmt w:val="decimal"/>
+      <w:lvlText w:val="%7."/>
+      <w:lvlJc w:val="left"/>
+      <w:pPr>
+        <w:ind w:left="5040" w:hanging="360"/>
+      </w:pPr>
+    </w:lvl>
+    <w:lvl w:ilvl="7" w:tplc="04090019" w:tentative="1">
+      <w:start w:val="1"/>
+      <w:numFmt w:val="lowerLetter"/>
+      <w:lvlText w:val="%8."/>
+      <w:lvlJc w:val="left"/>
+      <w:pPr>
+        <w:ind w:left="5760" w:hanging="360"/>
+      </w:pPr>
+    </w:lvl>
+    <w:lvl w:ilvl="8" w:tplc="0409001B" w:tentative="1">
+      <w:start w:val="1"/>
+      <w:numFmt w:val="lowerRoman"/>
+      <w:lvlText w:val="%9."/>
+      <w:lvlJc w:val="right"/>
+      <w:pPr>
+        <w:ind w:left="6480" w:hanging="180"/>
+      </w:pPr>
+    </w:lvl>
+  </w:abstractNum>
+  <w:abstractNum w:abstractNumId="8" w15:restartNumberingAfterBreak="0">
     <w:nsid w:val="0A103D17"/>
     <w:multiLevelType w:val="hybridMultilevel"/>
     <w:tmpl w:val="F69659B2"/>
@@ -25189,7 +31367,96 @@
       </w:pPr>
     </w:lvl>
   </w:abstractNum>
-  <w:abstractNum w:abstractNumId="7" w15:restartNumberingAfterBreak="0">
+  <w:abstractNum w:abstractNumId="9" w15:restartNumberingAfterBreak="0">
+    <w:nsid w:val="0CE571D8"/>
+    <w:multiLevelType w:val="hybridMultilevel"/>
+    <w:tmpl w:val="875EAB24"/>
+    <w:lvl w:ilvl="0" w:tplc="0409000F">
+      <w:start w:val="1"/>
+      <w:numFmt w:val="decimal"/>
+      <w:lvlText w:val="%1."/>
+      <w:lvlJc w:val="left"/>
+      <w:pPr>
+        <w:ind w:left="720" w:hanging="360"/>
+      </w:pPr>
+      <w:rPr>
+        <w:rFonts w:hint="default"/>
+      </w:rPr>
+    </w:lvl>
+    <w:lvl w:ilvl="1" w:tplc="04090019" w:tentative="1">
+      <w:start w:val="1"/>
+      <w:numFmt w:val="lowerLetter"/>
+      <w:lvlText w:val="%2."/>
+      <w:lvlJc w:val="left"/>
+      <w:pPr>
+        <w:ind w:left="1440" w:hanging="360"/>
+      </w:pPr>
+    </w:lvl>
+    <w:lvl w:ilvl="2" w:tplc="0409001B" w:tentative="1">
+      <w:start w:val="1"/>
+      <w:numFmt w:val="lowerRoman"/>
+      <w:lvlText w:val="%3."/>
+      <w:lvlJc w:val="right"/>
+      <w:pPr>
+        <w:ind w:left="2160" w:hanging="180"/>
+      </w:pPr>
+    </w:lvl>
+    <w:lvl w:ilvl="3" w:tplc="0409000F" w:tentative="1">
+      <w:start w:val="1"/>
+      <w:numFmt w:val="decimal"/>
+      <w:lvlText w:val="%4."/>
+      <w:lvlJc w:val="left"/>
+      <w:pPr>
+        <w:ind w:left="2880" w:hanging="360"/>
+      </w:pPr>
+    </w:lvl>
+    <w:lvl w:ilvl="4" w:tplc="04090019" w:tentative="1">
+      <w:start w:val="1"/>
+      <w:numFmt w:val="lowerLetter"/>
+      <w:lvlText w:val="%5."/>
+      <w:lvlJc w:val="left"/>
+      <w:pPr>
+        <w:ind w:left="3600" w:hanging="360"/>
+      </w:pPr>
+    </w:lvl>
+    <w:lvl w:ilvl="5" w:tplc="0409001B" w:tentative="1">
+      <w:start w:val="1"/>
+      <w:numFmt w:val="lowerRoman"/>
+      <w:lvlText w:val="%6."/>
+      <w:lvlJc w:val="right"/>
+      <w:pPr>
+        <w:ind w:left="4320" w:hanging="180"/>
+      </w:pPr>
+    </w:lvl>
+    <w:lvl w:ilvl="6" w:tplc="0409000F" w:tentative="1">
+      <w:start w:val="1"/>
+      <w:numFmt w:val="decimal"/>
+      <w:lvlText w:val="%7."/>
+      <w:lvlJc w:val="left"/>
+      <w:pPr>
+        <w:ind w:left="5040" w:hanging="360"/>
+      </w:pPr>
+    </w:lvl>
+    <w:lvl w:ilvl="7" w:tplc="04090019" w:tentative="1">
+      <w:start w:val="1"/>
+      <w:numFmt w:val="lowerLetter"/>
+      <w:lvlText w:val="%8."/>
+      <w:lvlJc w:val="left"/>
+      <w:pPr>
+        <w:ind w:left="5760" w:hanging="360"/>
+      </w:pPr>
+    </w:lvl>
+    <w:lvl w:ilvl="8" w:tplc="0409001B" w:tentative="1">
+      <w:start w:val="1"/>
+      <w:numFmt w:val="lowerRoman"/>
+      <w:lvlText w:val="%9."/>
+      <w:lvlJc w:val="right"/>
+      <w:pPr>
+        <w:ind w:left="6480" w:hanging="180"/>
+      </w:pPr>
+    </w:lvl>
+  </w:abstractNum>
+  <w:abstractNum w:abstractNumId="10" w15:restartNumberingAfterBreak="0">
     <w:nsid w:val="0F8F093B"/>
     <w:multiLevelType w:val="hybridMultilevel"/>
     <w:tmpl w:val="52D632B2"/>
@@ -25302,7 +31569,7 @@
       </w:rPr>
     </w:lvl>
   </w:abstractNum>
-  <w:abstractNum w:abstractNumId="8" w15:restartNumberingAfterBreak="0">
+  <w:abstractNum w:abstractNumId="11" w15:restartNumberingAfterBreak="0">
     <w:nsid w:val="0FCA6AD4"/>
     <w:multiLevelType w:val="hybridMultilevel"/>
     <w:tmpl w:val="1766F09E"/>
@@ -25415,7 +31682,7 @@
       </w:rPr>
     </w:lvl>
   </w:abstractNum>
-  <w:abstractNum w:abstractNumId="9" w15:restartNumberingAfterBreak="0">
+  <w:abstractNum w:abstractNumId="12" w15:restartNumberingAfterBreak="0">
     <w:nsid w:val="120C1C11"/>
     <w:multiLevelType w:val="hybridMultilevel"/>
     <w:tmpl w:val="E8383046"/>
@@ -25528,7 +31795,7 @@
       </w:rPr>
     </w:lvl>
   </w:abstractNum>
-  <w:abstractNum w:abstractNumId="10" w15:restartNumberingAfterBreak="0">
+  <w:abstractNum w:abstractNumId="13" w15:restartNumberingAfterBreak="0">
     <w:nsid w:val="12933E99"/>
     <w:multiLevelType w:val="hybridMultilevel"/>
     <w:tmpl w:val="43C09F7A"/>
@@ -25641,7 +31908,7 @@
       </w:rPr>
     </w:lvl>
   </w:abstractNum>
-  <w:abstractNum w:abstractNumId="11" w15:restartNumberingAfterBreak="0">
+  <w:abstractNum w:abstractNumId="14" w15:restartNumberingAfterBreak="0">
     <w:nsid w:val="132514A3"/>
     <w:multiLevelType w:val="hybridMultilevel"/>
     <w:tmpl w:val="4670BECE"/>
@@ -25730,7 +31997,7 @@
       </w:pPr>
     </w:lvl>
   </w:abstractNum>
-  <w:abstractNum w:abstractNumId="12" w15:restartNumberingAfterBreak="0">
+  <w:abstractNum w:abstractNumId="15" w15:restartNumberingAfterBreak="0">
     <w:nsid w:val="141924EE"/>
     <w:multiLevelType w:val="multilevel"/>
     <w:tmpl w:val="A072C0EE"/>
@@ -25875,7 +32142,7 @@
       </w:rPr>
     </w:lvl>
   </w:abstractNum>
-  <w:abstractNum w:abstractNumId="13" w15:restartNumberingAfterBreak="0">
+  <w:abstractNum w:abstractNumId="16" w15:restartNumberingAfterBreak="0">
     <w:nsid w:val="149C619C"/>
     <w:multiLevelType w:val="multilevel"/>
     <w:tmpl w:val="F4D8AD5E"/>
@@ -26024,7 +32291,7 @@
       </w:rPr>
     </w:lvl>
   </w:abstractNum>
-  <w:abstractNum w:abstractNumId="14" w15:restartNumberingAfterBreak="0">
+  <w:abstractNum w:abstractNumId="17" w15:restartNumberingAfterBreak="0">
     <w:nsid w:val="15447F64"/>
     <w:multiLevelType w:val="hybridMultilevel"/>
     <w:tmpl w:val="93C0B474"/>
@@ -26113,7 +32380,7 @@
       </w:pPr>
     </w:lvl>
   </w:abstractNum>
-  <w:abstractNum w:abstractNumId="15" w15:restartNumberingAfterBreak="0">
+  <w:abstractNum w:abstractNumId="18" w15:restartNumberingAfterBreak="0">
     <w:nsid w:val="15B44AC4"/>
     <w:multiLevelType w:val="hybridMultilevel"/>
     <w:tmpl w:val="611CCC3A"/>
@@ -26226,7 +32493,7 @@
       </w:rPr>
     </w:lvl>
   </w:abstractNum>
-  <w:abstractNum w:abstractNumId="16" w15:restartNumberingAfterBreak="0">
+  <w:abstractNum w:abstractNumId="19" w15:restartNumberingAfterBreak="0">
     <w:nsid w:val="189138AE"/>
     <w:multiLevelType w:val="hybridMultilevel"/>
     <w:tmpl w:val="8D741706"/>
@@ -26315,7 +32582,97 @@
       </w:pPr>
     </w:lvl>
   </w:abstractNum>
-  <w:abstractNum w:abstractNumId="17" w15:restartNumberingAfterBreak="0">
+  <w:abstractNum w:abstractNumId="20" w15:restartNumberingAfterBreak="0">
+    <w:nsid w:val="18B477FC"/>
+    <w:multiLevelType w:val="hybridMultilevel"/>
+    <w:tmpl w:val="2E6AECE6"/>
+    <w:lvl w:ilvl="0" w:tplc="5E9017B8">
+      <w:start w:val="1"/>
+      <w:numFmt w:val="lowerLetter"/>
+      <w:lvlText w:val="%1."/>
+      <w:lvlJc w:val="left"/>
+      <w:pPr>
+        <w:ind w:left="720" w:hanging="360"/>
+      </w:pPr>
+      <w:rPr>
+        <w:rFonts w:ascii="Courier New" w:hAnsi="Courier New" w:cs="Courier New" w:hint="default"/>
+        <w:sz w:val="20"/>
+      </w:rPr>
+    </w:lvl>
+    <w:lvl w:ilvl="1" w:tplc="04090019" w:tentative="1">
+      <w:start w:val="1"/>
+      <w:numFmt w:val="lowerLetter"/>
+      <w:lvlText w:val="%2."/>
+      <w:lvlJc w:val="left"/>
+      <w:pPr>
+        <w:ind w:left="1440" w:hanging="360"/>
+      </w:pPr>
+    </w:lvl>
+    <w:lvl w:ilvl="2" w:tplc="0409001B" w:tentative="1">
+      <w:start w:val="1"/>
+      <w:numFmt w:val="lowerRoman"/>
+      <w:lvlText w:val="%3."/>
+      <w:lvlJc w:val="right"/>
+      <w:pPr>
+        <w:ind w:left="2160" w:hanging="180"/>
+      </w:pPr>
+    </w:lvl>
+    <w:lvl w:ilvl="3" w:tplc="0409000F" w:tentative="1">
+      <w:start w:val="1"/>
+      <w:numFmt w:val="decimal"/>
+      <w:lvlText w:val="%4."/>
+      <w:lvlJc w:val="left"/>
+      <w:pPr>
+        <w:ind w:left="2880" w:hanging="360"/>
+      </w:pPr>
+    </w:lvl>
+    <w:lvl w:ilvl="4" w:tplc="04090019" w:tentative="1">
+      <w:start w:val="1"/>
+      <w:numFmt w:val="lowerLetter"/>
+      <w:lvlText w:val="%5."/>
+      <w:lvlJc w:val="left"/>
+      <w:pPr>
+        <w:ind w:left="3600" w:hanging="360"/>
+      </w:pPr>
+    </w:lvl>
+    <w:lvl w:ilvl="5" w:tplc="0409001B" w:tentative="1">
+      <w:start w:val="1"/>
+      <w:numFmt w:val="lowerRoman"/>
+      <w:lvlText w:val="%6."/>
+      <w:lvlJc w:val="right"/>
+      <w:pPr>
+        <w:ind w:left="4320" w:hanging="180"/>
+      </w:pPr>
+    </w:lvl>
+    <w:lvl w:ilvl="6" w:tplc="0409000F" w:tentative="1">
+      <w:start w:val="1"/>
+      <w:numFmt w:val="decimal"/>
+      <w:lvlText w:val="%7."/>
+      <w:lvlJc w:val="left"/>
+      <w:pPr>
+        <w:ind w:left="5040" w:hanging="360"/>
+      </w:pPr>
+    </w:lvl>
+    <w:lvl w:ilvl="7" w:tplc="04090019" w:tentative="1">
+      <w:start w:val="1"/>
+      <w:numFmt w:val="lowerLetter"/>
+      <w:lvlText w:val="%8."/>
+      <w:lvlJc w:val="left"/>
+      <w:pPr>
+        <w:ind w:left="5760" w:hanging="360"/>
+      </w:pPr>
+    </w:lvl>
+    <w:lvl w:ilvl="8" w:tplc="0409001B" w:tentative="1">
+      <w:start w:val="1"/>
+      <w:numFmt w:val="lowerRoman"/>
+      <w:lvlText w:val="%9."/>
+      <w:lvlJc w:val="right"/>
+      <w:pPr>
+        <w:ind w:left="6480" w:hanging="180"/>
+      </w:pPr>
+    </w:lvl>
+  </w:abstractNum>
+  <w:abstractNum w:abstractNumId="21" w15:restartNumberingAfterBreak="0">
     <w:nsid w:val="19174223"/>
     <w:multiLevelType w:val="hybridMultilevel"/>
     <w:tmpl w:val="A63CC83E"/>
@@ -26428,7 +32785,93 @@
       </w:rPr>
     </w:lvl>
   </w:abstractNum>
-  <w:abstractNum w:abstractNumId="18" w15:restartNumberingAfterBreak="0">
+  <w:abstractNum w:abstractNumId="22" w15:restartNumberingAfterBreak="0">
+    <w:nsid w:val="1AE333ED"/>
+    <w:multiLevelType w:val="hybridMultilevel"/>
+    <w:tmpl w:val="6D9428B4"/>
+    <w:lvl w:ilvl="0" w:tplc="0409000F">
+      <w:start w:val="1"/>
+      <w:numFmt w:val="decimal"/>
+      <w:lvlText w:val="%1."/>
+      <w:lvlJc w:val="left"/>
+      <w:pPr>
+        <w:ind w:left="720" w:hanging="360"/>
+      </w:pPr>
+    </w:lvl>
+    <w:lvl w:ilvl="1" w:tplc="04090019" w:tentative="1">
+      <w:start w:val="1"/>
+      <w:numFmt w:val="lowerLetter"/>
+      <w:lvlText w:val="%2."/>
+      <w:lvlJc w:val="left"/>
+      <w:pPr>
+        <w:ind w:left="1440" w:hanging="360"/>
+      </w:pPr>
+    </w:lvl>
+    <w:lvl w:ilvl="2" w:tplc="0409001B" w:tentative="1">
+      <w:start w:val="1"/>
+      <w:numFmt w:val="lowerRoman"/>
+      <w:lvlText w:val="%3."/>
+      <w:lvlJc w:val="right"/>
+      <w:pPr>
+        <w:ind w:left="2160" w:hanging="180"/>
+      </w:pPr>
+    </w:lvl>
+    <w:lvl w:ilvl="3" w:tplc="0409000F" w:tentative="1">
+      <w:start w:val="1"/>
+      <w:numFmt w:val="decimal"/>
+      <w:lvlText w:val="%4."/>
+      <w:lvlJc w:val="left"/>
+      <w:pPr>
+        <w:ind w:left="2880" w:hanging="360"/>
+      </w:pPr>
+    </w:lvl>
+    <w:lvl w:ilvl="4" w:tplc="04090019" w:tentative="1">
+      <w:start w:val="1"/>
+      <w:numFmt w:val="lowerLetter"/>
+      <w:lvlText w:val="%5."/>
+      <w:lvlJc w:val="left"/>
+      <w:pPr>
+        <w:ind w:left="3600" w:hanging="360"/>
+      </w:pPr>
+    </w:lvl>
+    <w:lvl w:ilvl="5" w:tplc="0409001B" w:tentative="1">
+      <w:start w:val="1"/>
+      <w:numFmt w:val="lowerRoman"/>
+      <w:lvlText w:val="%6."/>
+      <w:lvlJc w:val="right"/>
+      <w:pPr>
+        <w:ind w:left="4320" w:hanging="180"/>
+      </w:pPr>
+    </w:lvl>
+    <w:lvl w:ilvl="6" w:tplc="0409000F" w:tentative="1">
+      <w:start w:val="1"/>
+      <w:numFmt w:val="decimal"/>
+      <w:lvlText w:val="%7."/>
+      <w:lvlJc w:val="left"/>
+      <w:pPr>
+        <w:ind w:left="5040" w:hanging="360"/>
+      </w:pPr>
+    </w:lvl>
+    <w:lvl w:ilvl="7" w:tplc="04090019" w:tentative="1">
+      <w:start w:val="1"/>
+      <w:numFmt w:val="lowerLetter"/>
+      <w:lvlText w:val="%8."/>
+      <w:lvlJc w:val="left"/>
+      <w:pPr>
+        <w:ind w:left="5760" w:hanging="360"/>
+      </w:pPr>
+    </w:lvl>
+    <w:lvl w:ilvl="8" w:tplc="0409001B" w:tentative="1">
+      <w:start w:val="1"/>
+      <w:numFmt w:val="lowerRoman"/>
+      <w:lvlText w:val="%9."/>
+      <w:lvlJc w:val="right"/>
+      <w:pPr>
+        <w:ind w:left="6480" w:hanging="180"/>
+      </w:pPr>
+    </w:lvl>
+  </w:abstractNum>
+  <w:abstractNum w:abstractNumId="23" w15:restartNumberingAfterBreak="0">
     <w:nsid w:val="1C2905E7"/>
     <w:multiLevelType w:val="hybridMultilevel"/>
     <w:tmpl w:val="8AC4E5A8"/>
@@ -26517,7 +32960,7 @@
       </w:pPr>
     </w:lvl>
   </w:abstractNum>
-  <w:abstractNum w:abstractNumId="19" w15:restartNumberingAfterBreak="0">
+  <w:abstractNum w:abstractNumId="24" w15:restartNumberingAfterBreak="0">
     <w:nsid w:val="1D894B99"/>
     <w:multiLevelType w:val="hybridMultilevel"/>
     <w:tmpl w:val="CE38F7EE"/>
@@ -26606,7 +33049,7 @@
       </w:pPr>
     </w:lvl>
   </w:abstractNum>
-  <w:abstractNum w:abstractNumId="20" w15:restartNumberingAfterBreak="0">
+  <w:abstractNum w:abstractNumId="25" w15:restartNumberingAfterBreak="0">
     <w:nsid w:val="1D8E04DD"/>
     <w:multiLevelType w:val="hybridMultilevel"/>
     <w:tmpl w:val="B4383C78"/>
@@ -26719,7 +33162,96 @@
       </w:rPr>
     </w:lvl>
   </w:abstractNum>
-  <w:abstractNum w:abstractNumId="21" w15:restartNumberingAfterBreak="0">
+  <w:abstractNum w:abstractNumId="26" w15:restartNumberingAfterBreak="0">
+    <w:nsid w:val="1E583A9F"/>
+    <w:multiLevelType w:val="hybridMultilevel"/>
+    <w:tmpl w:val="12E07F6C"/>
+    <w:lvl w:ilvl="0" w:tplc="0409000F">
+      <w:start w:val="1"/>
+      <w:numFmt w:val="decimal"/>
+      <w:lvlText w:val="%1."/>
+      <w:lvlJc w:val="left"/>
+      <w:pPr>
+        <w:ind w:left="720" w:hanging="360"/>
+      </w:pPr>
+      <w:rPr>
+        <w:rFonts w:hint="default"/>
+      </w:rPr>
+    </w:lvl>
+    <w:lvl w:ilvl="1" w:tplc="04090019" w:tentative="1">
+      <w:start w:val="1"/>
+      <w:numFmt w:val="lowerLetter"/>
+      <w:lvlText w:val="%2."/>
+      <w:lvlJc w:val="left"/>
+      <w:pPr>
+        <w:ind w:left="1440" w:hanging="360"/>
+      </w:pPr>
+    </w:lvl>
+    <w:lvl w:ilvl="2" w:tplc="0409001B" w:tentative="1">
+      <w:start w:val="1"/>
+      <w:numFmt w:val="lowerRoman"/>
+      <w:lvlText w:val="%3."/>
+      <w:lvlJc w:val="right"/>
+      <w:pPr>
+        <w:ind w:left="2160" w:hanging="180"/>
+      </w:pPr>
+    </w:lvl>
+    <w:lvl w:ilvl="3" w:tplc="0409000F" w:tentative="1">
+      <w:start w:val="1"/>
+      <w:numFmt w:val="decimal"/>
+      <w:lvlText w:val="%4."/>
+      <w:lvlJc w:val="left"/>
+      <w:pPr>
+        <w:ind w:left="2880" w:hanging="360"/>
+      </w:pPr>
+    </w:lvl>
+    <w:lvl w:ilvl="4" w:tplc="04090019" w:tentative="1">
+      <w:start w:val="1"/>
+      <w:numFmt w:val="lowerLetter"/>
+      <w:lvlText w:val="%5."/>
+      <w:lvlJc w:val="left"/>
+      <w:pPr>
+        <w:ind w:left="3600" w:hanging="360"/>
+      </w:pPr>
+    </w:lvl>
+    <w:lvl w:ilvl="5" w:tplc="0409001B" w:tentative="1">
+      <w:start w:val="1"/>
+      <w:numFmt w:val="lowerRoman"/>
+      <w:lvlText w:val="%6."/>
+      <w:lvlJc w:val="right"/>
+      <w:pPr>
+        <w:ind w:left="4320" w:hanging="180"/>
+      </w:pPr>
+    </w:lvl>
+    <w:lvl w:ilvl="6" w:tplc="0409000F" w:tentative="1">
+      <w:start w:val="1"/>
+      <w:numFmt w:val="decimal"/>
+      <w:lvlText w:val="%7."/>
+      <w:lvlJc w:val="left"/>
+      <w:pPr>
+        <w:ind w:left="5040" w:hanging="360"/>
+      </w:pPr>
+    </w:lvl>
+    <w:lvl w:ilvl="7" w:tplc="04090019" w:tentative="1">
+      <w:start w:val="1"/>
+      <w:numFmt w:val="lowerLetter"/>
+      <w:lvlText w:val="%8."/>
+      <w:lvlJc w:val="left"/>
+      <w:pPr>
+        <w:ind w:left="5760" w:hanging="360"/>
+      </w:pPr>
+    </w:lvl>
+    <w:lvl w:ilvl="8" w:tplc="0409001B" w:tentative="1">
+      <w:start w:val="1"/>
+      <w:numFmt w:val="lowerRoman"/>
+      <w:lvlText w:val="%9."/>
+      <w:lvlJc w:val="right"/>
+      <w:pPr>
+        <w:ind w:left="6480" w:hanging="180"/>
+      </w:pPr>
+    </w:lvl>
+  </w:abstractNum>
+  <w:abstractNum w:abstractNumId="27" w15:restartNumberingAfterBreak="0">
     <w:nsid w:val="1EAB3B25"/>
     <w:multiLevelType w:val="hybridMultilevel"/>
     <w:tmpl w:val="440252AA"/>
@@ -26808,7 +33340,7 @@
       </w:pPr>
     </w:lvl>
   </w:abstractNum>
-  <w:abstractNum w:abstractNumId="22" w15:restartNumberingAfterBreak="0">
+  <w:abstractNum w:abstractNumId="28" w15:restartNumberingAfterBreak="0">
     <w:nsid w:val="1EC80EEF"/>
     <w:multiLevelType w:val="hybridMultilevel"/>
     <w:tmpl w:val="ACA0F17C"/>
@@ -26921,7 +33453,7 @@
       </w:rPr>
     </w:lvl>
   </w:abstractNum>
-  <w:abstractNum w:abstractNumId="23" w15:restartNumberingAfterBreak="0">
+  <w:abstractNum w:abstractNumId="29" w15:restartNumberingAfterBreak="0">
     <w:nsid w:val="1F7B60E1"/>
     <w:multiLevelType w:val="hybridMultilevel"/>
     <w:tmpl w:val="D2C08512"/>
@@ -27007,7 +33539,120 @@
       </w:pPr>
     </w:lvl>
   </w:abstractNum>
-  <w:abstractNum w:abstractNumId="24" w15:restartNumberingAfterBreak="0">
+  <w:abstractNum w:abstractNumId="30" w15:restartNumberingAfterBreak="0">
+    <w:nsid w:val="21F72958"/>
+    <w:multiLevelType w:val="hybridMultilevel"/>
+    <w:tmpl w:val="9AA08334"/>
+    <w:lvl w:ilvl="0" w:tplc="04090001">
+      <w:start w:val="1"/>
+      <w:numFmt w:val="bullet"/>
+      <w:lvlText w:val=""/>
+      <w:lvlJc w:val="left"/>
+      <w:pPr>
+        <w:ind w:left="720" w:hanging="360"/>
+      </w:pPr>
+      <w:rPr>
+        <w:rFonts w:ascii="Symbol" w:hAnsi="Symbol" w:hint="default"/>
+      </w:rPr>
+    </w:lvl>
+    <w:lvl w:ilvl="1" w:tplc="04090003" w:tentative="1">
+      <w:start w:val="1"/>
+      <w:numFmt w:val="bullet"/>
+      <w:lvlText w:val="o"/>
+      <w:lvlJc w:val="left"/>
+      <w:pPr>
+        <w:ind w:left="1440" w:hanging="360"/>
+      </w:pPr>
+      <w:rPr>
+        <w:rFonts w:ascii="Courier New" w:hAnsi="Courier New" w:cs="Courier New" w:hint="default"/>
+      </w:rPr>
+    </w:lvl>
+    <w:lvl w:ilvl="2" w:tplc="04090005" w:tentative="1">
+      <w:start w:val="1"/>
+      <w:numFmt w:val="bullet"/>
+      <w:lvlText w:val=""/>
+      <w:lvlJc w:val="left"/>
+      <w:pPr>
+        <w:ind w:left="2160" w:hanging="360"/>
+      </w:pPr>
+      <w:rPr>
+        <w:rFonts w:ascii="Wingdings" w:hAnsi="Wingdings" w:hint="default"/>
+      </w:rPr>
+    </w:lvl>
+    <w:lvl w:ilvl="3" w:tplc="04090001" w:tentative="1">
+      <w:start w:val="1"/>
+      <w:numFmt w:val="bullet"/>
+      <w:lvlText w:val=""/>
+      <w:lvlJc w:val="left"/>
+      <w:pPr>
+        <w:ind w:left="2880" w:hanging="360"/>
+      </w:pPr>
+      <w:rPr>
+        <w:rFonts w:ascii="Symbol" w:hAnsi="Symbol" w:hint="default"/>
+      </w:rPr>
+    </w:lvl>
+    <w:lvl w:ilvl="4" w:tplc="04090003" w:tentative="1">
+      <w:start w:val="1"/>
+      <w:numFmt w:val="bullet"/>
+      <w:lvlText w:val="o"/>
+      <w:lvlJc w:val="left"/>
+      <w:pPr>
+        <w:ind w:left="3600" w:hanging="360"/>
+      </w:pPr>
+      <w:rPr>
+        <w:rFonts w:ascii="Courier New" w:hAnsi="Courier New" w:cs="Courier New" w:hint="default"/>
+      </w:rPr>
+    </w:lvl>
+    <w:lvl w:ilvl="5" w:tplc="04090005" w:tentative="1">
+      <w:start w:val="1"/>
+      <w:numFmt w:val="bullet"/>
+      <w:lvlText w:val=""/>
+      <w:lvlJc w:val="left"/>
+      <w:pPr>
+        <w:ind w:left="4320" w:hanging="360"/>
+      </w:pPr>
+      <w:rPr>
+        <w:rFonts w:ascii="Wingdings" w:hAnsi="Wingdings" w:hint="default"/>
+      </w:rPr>
+    </w:lvl>
+    <w:lvl w:ilvl="6" w:tplc="04090001" w:tentative="1">
+      <w:start w:val="1"/>
+      <w:numFmt w:val="bullet"/>
+      <w:lvlText w:val=""/>
+      <w:lvlJc w:val="left"/>
+      <w:pPr>
+        <w:ind w:left="5040" w:hanging="360"/>
+      </w:pPr>
+      <w:rPr>
+        <w:rFonts w:ascii="Symbol" w:hAnsi="Symbol" w:hint="default"/>
+      </w:rPr>
+    </w:lvl>
+    <w:lvl w:ilvl="7" w:tplc="04090003" w:tentative="1">
+      <w:start w:val="1"/>
+      <w:numFmt w:val="bullet"/>
+      <w:lvlText w:val="o"/>
+      <w:lvlJc w:val="left"/>
+      <w:pPr>
+        <w:ind w:left="5760" w:hanging="360"/>
+      </w:pPr>
+      <w:rPr>
+        <w:rFonts w:ascii="Courier New" w:hAnsi="Courier New" w:cs="Courier New" w:hint="default"/>
+      </w:rPr>
+    </w:lvl>
+    <w:lvl w:ilvl="8" w:tplc="04090005" w:tentative="1">
+      <w:start w:val="1"/>
+      <w:numFmt w:val="bullet"/>
+      <w:lvlText w:val=""/>
+      <w:lvlJc w:val="left"/>
+      <w:pPr>
+        <w:ind w:left="6480" w:hanging="360"/>
+      </w:pPr>
+      <w:rPr>
+        <w:rFonts w:ascii="Wingdings" w:hAnsi="Wingdings" w:hint="default"/>
+      </w:rPr>
+    </w:lvl>
+  </w:abstractNum>
+  <w:abstractNum w:abstractNumId="31" w15:restartNumberingAfterBreak="0">
     <w:nsid w:val="23897934"/>
     <w:multiLevelType w:val="hybridMultilevel"/>
     <w:tmpl w:val="58C273CA"/>
@@ -27120,7 +33765,7 @@
       </w:rPr>
     </w:lvl>
   </w:abstractNum>
-  <w:abstractNum w:abstractNumId="25" w15:restartNumberingAfterBreak="0">
+  <w:abstractNum w:abstractNumId="32" w15:restartNumberingAfterBreak="0">
     <w:nsid w:val="24157D1F"/>
     <w:multiLevelType w:val="hybridMultilevel"/>
     <w:tmpl w:val="E0BE9AE2"/>
@@ -27233,7 +33878,233 @@
       </w:rPr>
     </w:lvl>
   </w:abstractNum>
-  <w:abstractNum w:abstractNumId="26" w15:restartNumberingAfterBreak="0">
+  <w:abstractNum w:abstractNumId="33" w15:restartNumberingAfterBreak="0">
+    <w:nsid w:val="247F4FBA"/>
+    <w:multiLevelType w:val="hybridMultilevel"/>
+    <w:tmpl w:val="966AF048"/>
+    <w:lvl w:ilvl="0" w:tplc="04090001">
+      <w:start w:val="1"/>
+      <w:numFmt w:val="bullet"/>
+      <w:lvlText w:val=""/>
+      <w:lvlJc w:val="left"/>
+      <w:pPr>
+        <w:ind w:left="720" w:hanging="360"/>
+      </w:pPr>
+      <w:rPr>
+        <w:rFonts w:ascii="Symbol" w:hAnsi="Symbol" w:hint="default"/>
+      </w:rPr>
+    </w:lvl>
+    <w:lvl w:ilvl="1" w:tplc="04090003" w:tentative="1">
+      <w:start w:val="1"/>
+      <w:numFmt w:val="bullet"/>
+      <w:lvlText w:val="o"/>
+      <w:lvlJc w:val="left"/>
+      <w:pPr>
+        <w:ind w:left="1440" w:hanging="360"/>
+      </w:pPr>
+      <w:rPr>
+        <w:rFonts w:ascii="Courier New" w:hAnsi="Courier New" w:cs="Courier New" w:hint="default"/>
+      </w:rPr>
+    </w:lvl>
+    <w:lvl w:ilvl="2" w:tplc="04090005" w:tentative="1">
+      <w:start w:val="1"/>
+      <w:numFmt w:val="bullet"/>
+      <w:lvlText w:val=""/>
+      <w:lvlJc w:val="left"/>
+      <w:pPr>
+        <w:ind w:left="2160" w:hanging="360"/>
+      </w:pPr>
+      <w:rPr>
+        <w:rFonts w:ascii="Wingdings" w:hAnsi="Wingdings" w:hint="default"/>
+      </w:rPr>
+    </w:lvl>
+    <w:lvl w:ilvl="3" w:tplc="04090001" w:tentative="1">
+      <w:start w:val="1"/>
+      <w:numFmt w:val="bullet"/>
+      <w:lvlText w:val=""/>
+      <w:lvlJc w:val="left"/>
+      <w:pPr>
+        <w:ind w:left="2880" w:hanging="360"/>
+      </w:pPr>
+      <w:rPr>
+        <w:rFonts w:ascii="Symbol" w:hAnsi="Symbol" w:hint="default"/>
+      </w:rPr>
+    </w:lvl>
+    <w:lvl w:ilvl="4" w:tplc="04090003" w:tentative="1">
+      <w:start w:val="1"/>
+      <w:numFmt w:val="bullet"/>
+      <w:lvlText w:val="o"/>
+      <w:lvlJc w:val="left"/>
+      <w:pPr>
+        <w:ind w:left="3600" w:hanging="360"/>
+      </w:pPr>
+      <w:rPr>
+        <w:rFonts w:ascii="Courier New" w:hAnsi="Courier New" w:cs="Courier New" w:hint="default"/>
+      </w:rPr>
+    </w:lvl>
+    <w:lvl w:ilvl="5" w:tplc="04090005" w:tentative="1">
+      <w:start w:val="1"/>
+      <w:numFmt w:val="bullet"/>
+      <w:lvlText w:val=""/>
+      <w:lvlJc w:val="left"/>
+      <w:pPr>
+        <w:ind w:left="4320" w:hanging="360"/>
+      </w:pPr>
+      <w:rPr>
+        <w:rFonts w:ascii="Wingdings" w:hAnsi="Wingdings" w:hint="default"/>
+      </w:rPr>
+    </w:lvl>
+    <w:lvl w:ilvl="6" w:tplc="04090001" w:tentative="1">
+      <w:start w:val="1"/>
+      <w:numFmt w:val="bullet"/>
+      <w:lvlText w:val=""/>
+      <w:lvlJc w:val="left"/>
+      <w:pPr>
+        <w:ind w:left="5040" w:hanging="360"/>
+      </w:pPr>
+      <w:rPr>
+        <w:rFonts w:ascii="Symbol" w:hAnsi="Symbol" w:hint="default"/>
+      </w:rPr>
+    </w:lvl>
+    <w:lvl w:ilvl="7" w:tplc="04090003" w:tentative="1">
+      <w:start w:val="1"/>
+      <w:numFmt w:val="bullet"/>
+      <w:lvlText w:val="o"/>
+      <w:lvlJc w:val="left"/>
+      <w:pPr>
+        <w:ind w:left="5760" w:hanging="360"/>
+      </w:pPr>
+      <w:rPr>
+        <w:rFonts w:ascii="Courier New" w:hAnsi="Courier New" w:cs="Courier New" w:hint="default"/>
+      </w:rPr>
+    </w:lvl>
+    <w:lvl w:ilvl="8" w:tplc="04090005" w:tentative="1">
+      <w:start w:val="1"/>
+      <w:numFmt w:val="bullet"/>
+      <w:lvlText w:val=""/>
+      <w:lvlJc w:val="left"/>
+      <w:pPr>
+        <w:ind w:left="6480" w:hanging="360"/>
+      </w:pPr>
+      <w:rPr>
+        <w:rFonts w:ascii="Wingdings" w:hAnsi="Wingdings" w:hint="default"/>
+      </w:rPr>
+    </w:lvl>
+  </w:abstractNum>
+  <w:abstractNum w:abstractNumId="34" w15:restartNumberingAfterBreak="0">
+    <w:nsid w:val="24B87119"/>
+    <w:multiLevelType w:val="hybridMultilevel"/>
+    <w:tmpl w:val="5836A93A"/>
+    <w:lvl w:ilvl="0" w:tplc="04090001">
+      <w:start w:val="1"/>
+      <w:numFmt w:val="bullet"/>
+      <w:lvlText w:val=""/>
+      <w:lvlJc w:val="left"/>
+      <w:pPr>
+        <w:ind w:left="720" w:hanging="360"/>
+      </w:pPr>
+      <w:rPr>
+        <w:rFonts w:ascii="Symbol" w:hAnsi="Symbol" w:hint="default"/>
+      </w:rPr>
+    </w:lvl>
+    <w:lvl w:ilvl="1" w:tplc="04090003" w:tentative="1">
+      <w:start w:val="1"/>
+      <w:numFmt w:val="bullet"/>
+      <w:lvlText w:val="o"/>
+      <w:lvlJc w:val="left"/>
+      <w:pPr>
+        <w:ind w:left="1440" w:hanging="360"/>
+      </w:pPr>
+      <w:rPr>
+        <w:rFonts w:ascii="Courier New" w:hAnsi="Courier New" w:cs="Courier New" w:hint="default"/>
+      </w:rPr>
+    </w:lvl>
+    <w:lvl w:ilvl="2" w:tplc="04090005" w:tentative="1">
+      <w:start w:val="1"/>
+      <w:numFmt w:val="bullet"/>
+      <w:lvlText w:val=""/>
+      <w:lvlJc w:val="left"/>
+      <w:pPr>
+        <w:ind w:left="2160" w:hanging="360"/>
+      </w:pPr>
+      <w:rPr>
+        <w:rFonts w:ascii="Wingdings" w:hAnsi="Wingdings" w:hint="default"/>
+      </w:rPr>
+    </w:lvl>
+    <w:lvl w:ilvl="3" w:tplc="04090001" w:tentative="1">
+      <w:start w:val="1"/>
+      <w:numFmt w:val="bullet"/>
+      <w:lvlText w:val=""/>
+      <w:lvlJc w:val="left"/>
+      <w:pPr>
+        <w:ind w:left="2880" w:hanging="360"/>
+      </w:pPr>
+      <w:rPr>
+        <w:rFonts w:ascii="Symbol" w:hAnsi="Symbol" w:hint="default"/>
+      </w:rPr>
+    </w:lvl>
+    <w:lvl w:ilvl="4" w:tplc="04090003" w:tentative="1">
+      <w:start w:val="1"/>
+      <w:numFmt w:val="bullet"/>
+      <w:lvlText w:val="o"/>
+      <w:lvlJc w:val="left"/>
+      <w:pPr>
+        <w:ind w:left="3600" w:hanging="360"/>
+      </w:pPr>
+      <w:rPr>
+        <w:rFonts w:ascii="Courier New" w:hAnsi="Courier New" w:cs="Courier New" w:hint="default"/>
+      </w:rPr>
+    </w:lvl>
+    <w:lvl w:ilvl="5" w:tplc="04090005" w:tentative="1">
+      <w:start w:val="1"/>
+      <w:numFmt w:val="bullet"/>
+      <w:lvlText w:val=""/>
+      <w:lvlJc w:val="left"/>
+      <w:pPr>
+        <w:ind w:left="4320" w:hanging="360"/>
+      </w:pPr>
+      <w:rPr>
+        <w:rFonts w:ascii="Wingdings" w:hAnsi="Wingdings" w:hint="default"/>
+      </w:rPr>
+    </w:lvl>
+    <w:lvl w:ilvl="6" w:tplc="04090001" w:tentative="1">
+      <w:start w:val="1"/>
+      <w:numFmt w:val="bullet"/>
+      <w:lvlText w:val=""/>
+      <w:lvlJc w:val="left"/>
+      <w:pPr>
+        <w:ind w:left="5040" w:hanging="360"/>
+      </w:pPr>
+      <w:rPr>
+        <w:rFonts w:ascii="Symbol" w:hAnsi="Symbol" w:hint="default"/>
+      </w:rPr>
+    </w:lvl>
+    <w:lvl w:ilvl="7" w:tplc="04090003" w:tentative="1">
+      <w:start w:val="1"/>
+      <w:numFmt w:val="bullet"/>
+      <w:lvlText w:val="o"/>
+      <w:lvlJc w:val="left"/>
+      <w:pPr>
+        <w:ind w:left="5760" w:hanging="360"/>
+      </w:pPr>
+      <w:rPr>
+        <w:rFonts w:ascii="Courier New" w:hAnsi="Courier New" w:cs="Courier New" w:hint="default"/>
+      </w:rPr>
+    </w:lvl>
+    <w:lvl w:ilvl="8" w:tplc="04090005" w:tentative="1">
+      <w:start w:val="1"/>
+      <w:numFmt w:val="bullet"/>
+      <w:lvlText w:val=""/>
+      <w:lvlJc w:val="left"/>
+      <w:pPr>
+        <w:ind w:left="6480" w:hanging="360"/>
+      </w:pPr>
+      <w:rPr>
+        <w:rFonts w:ascii="Wingdings" w:hAnsi="Wingdings" w:hint="default"/>
+      </w:rPr>
+    </w:lvl>
+  </w:abstractNum>
+  <w:abstractNum w:abstractNumId="35" w15:restartNumberingAfterBreak="0">
     <w:nsid w:val="268A3989"/>
     <w:multiLevelType w:val="hybridMultilevel"/>
     <w:tmpl w:val="82626326"/>
@@ -27322,7 +34193,7 @@
       </w:pPr>
     </w:lvl>
   </w:abstractNum>
-  <w:abstractNum w:abstractNumId="27" w15:restartNumberingAfterBreak="0">
+  <w:abstractNum w:abstractNumId="36" w15:restartNumberingAfterBreak="0">
     <w:nsid w:val="27C03595"/>
     <w:multiLevelType w:val="hybridMultilevel"/>
     <w:tmpl w:val="89202CAE"/>
@@ -27411,7 +34282,7 @@
       </w:pPr>
     </w:lvl>
   </w:abstractNum>
-  <w:abstractNum w:abstractNumId="28" w15:restartNumberingAfterBreak="0">
+  <w:abstractNum w:abstractNumId="37" w15:restartNumberingAfterBreak="0">
     <w:nsid w:val="28C536B6"/>
     <w:multiLevelType w:val="hybridMultilevel"/>
     <w:tmpl w:val="3A5AE14E"/>
@@ -27524,7 +34395,7 @@
       </w:rPr>
     </w:lvl>
   </w:abstractNum>
-  <w:abstractNum w:abstractNumId="29" w15:restartNumberingAfterBreak="0">
+  <w:abstractNum w:abstractNumId="38" w15:restartNumberingAfterBreak="0">
     <w:nsid w:val="2C403CF5"/>
     <w:multiLevelType w:val="hybridMultilevel"/>
     <w:tmpl w:val="1C9E22C0"/>
@@ -27637,7 +34508,7 @@
       </w:rPr>
     </w:lvl>
   </w:abstractNum>
-  <w:abstractNum w:abstractNumId="30" w15:restartNumberingAfterBreak="0">
+  <w:abstractNum w:abstractNumId="39" w15:restartNumberingAfterBreak="0">
     <w:nsid w:val="31583D35"/>
     <w:multiLevelType w:val="hybridMultilevel"/>
     <w:tmpl w:val="FD740AC8"/>
@@ -27726,7 +34597,7 @@
       </w:pPr>
     </w:lvl>
   </w:abstractNum>
-  <w:abstractNum w:abstractNumId="31" w15:restartNumberingAfterBreak="0">
+  <w:abstractNum w:abstractNumId="40" w15:restartNumberingAfterBreak="0">
     <w:nsid w:val="334353AB"/>
     <w:multiLevelType w:val="hybridMultilevel"/>
     <w:tmpl w:val="7EFAAFCE"/>
@@ -27815,7 +34686,7 @@
       </w:pPr>
     </w:lvl>
   </w:abstractNum>
-  <w:abstractNum w:abstractNumId="32" w15:restartNumberingAfterBreak="0">
+  <w:abstractNum w:abstractNumId="41" w15:restartNumberingAfterBreak="0">
     <w:nsid w:val="33ED41BA"/>
     <w:multiLevelType w:val="hybridMultilevel"/>
     <w:tmpl w:val="289645A0"/>
@@ -27904,7 +34775,7 @@
       </w:pPr>
     </w:lvl>
   </w:abstractNum>
-  <w:abstractNum w:abstractNumId="33" w15:restartNumberingAfterBreak="0">
+  <w:abstractNum w:abstractNumId="42" w15:restartNumberingAfterBreak="0">
     <w:nsid w:val="34734B5D"/>
     <w:multiLevelType w:val="hybridMultilevel"/>
     <w:tmpl w:val="7CBCA380"/>
@@ -28017,7 +34888,7 @@
       </w:rPr>
     </w:lvl>
   </w:abstractNum>
-  <w:abstractNum w:abstractNumId="34" w15:restartNumberingAfterBreak="0">
+  <w:abstractNum w:abstractNumId="43" w15:restartNumberingAfterBreak="0">
     <w:nsid w:val="358F7F74"/>
     <w:multiLevelType w:val="hybridMultilevel"/>
     <w:tmpl w:val="A9FCB2CE"/>
@@ -28130,7 +35001,7 @@
       </w:rPr>
     </w:lvl>
   </w:abstractNum>
-  <w:abstractNum w:abstractNumId="35" w15:restartNumberingAfterBreak="0">
+  <w:abstractNum w:abstractNumId="44" w15:restartNumberingAfterBreak="0">
     <w:nsid w:val="35C04269"/>
     <w:multiLevelType w:val="hybridMultilevel"/>
     <w:tmpl w:val="A5543990"/>
@@ -28219,7 +35090,93 @@
       </w:pPr>
     </w:lvl>
   </w:abstractNum>
-  <w:abstractNum w:abstractNumId="36" w15:restartNumberingAfterBreak="0">
+  <w:abstractNum w:abstractNumId="45" w15:restartNumberingAfterBreak="0">
+    <w:nsid w:val="36BB5A19"/>
+    <w:multiLevelType w:val="hybridMultilevel"/>
+    <w:tmpl w:val="5A248684"/>
+    <w:lvl w:ilvl="0" w:tplc="0409000F">
+      <w:start w:val="1"/>
+      <w:numFmt w:val="decimal"/>
+      <w:lvlText w:val="%1."/>
+      <w:lvlJc w:val="left"/>
+      <w:pPr>
+        <w:ind w:left="720" w:hanging="360"/>
+      </w:pPr>
+    </w:lvl>
+    <w:lvl w:ilvl="1" w:tplc="04090019" w:tentative="1">
+      <w:start w:val="1"/>
+      <w:numFmt w:val="lowerLetter"/>
+      <w:lvlText w:val="%2."/>
+      <w:lvlJc w:val="left"/>
+      <w:pPr>
+        <w:ind w:left="1440" w:hanging="360"/>
+      </w:pPr>
+    </w:lvl>
+    <w:lvl w:ilvl="2" w:tplc="0409001B" w:tentative="1">
+      <w:start w:val="1"/>
+      <w:numFmt w:val="lowerRoman"/>
+      <w:lvlText w:val="%3."/>
+      <w:lvlJc w:val="right"/>
+      <w:pPr>
+        <w:ind w:left="2160" w:hanging="180"/>
+      </w:pPr>
+    </w:lvl>
+    <w:lvl w:ilvl="3" w:tplc="0409000F" w:tentative="1">
+      <w:start w:val="1"/>
+      <w:numFmt w:val="decimal"/>
+      <w:lvlText w:val="%4."/>
+      <w:lvlJc w:val="left"/>
+      <w:pPr>
+        <w:ind w:left="2880" w:hanging="360"/>
+      </w:pPr>
+    </w:lvl>
+    <w:lvl w:ilvl="4" w:tplc="04090019" w:tentative="1">
+      <w:start w:val="1"/>
+      <w:numFmt w:val="lowerLetter"/>
+      <w:lvlText w:val="%5."/>
+      <w:lvlJc w:val="left"/>
+      <w:pPr>
+        <w:ind w:left="3600" w:hanging="360"/>
+      </w:pPr>
+    </w:lvl>
+    <w:lvl w:ilvl="5" w:tplc="0409001B" w:tentative="1">
+      <w:start w:val="1"/>
+      <w:numFmt w:val="lowerRoman"/>
+      <w:lvlText w:val="%6."/>
+      <w:lvlJc w:val="right"/>
+      <w:pPr>
+        <w:ind w:left="4320" w:hanging="180"/>
+      </w:pPr>
+    </w:lvl>
+    <w:lvl w:ilvl="6" w:tplc="0409000F" w:tentative="1">
+      <w:start w:val="1"/>
+      <w:numFmt w:val="decimal"/>
+      <w:lvlText w:val="%7."/>
+      <w:lvlJc w:val="left"/>
+      <w:pPr>
+        <w:ind w:left="5040" w:hanging="360"/>
+      </w:pPr>
+    </w:lvl>
+    <w:lvl w:ilvl="7" w:tplc="04090019" w:tentative="1">
+      <w:start w:val="1"/>
+      <w:numFmt w:val="lowerLetter"/>
+      <w:lvlText w:val="%8."/>
+      <w:lvlJc w:val="left"/>
+      <w:pPr>
+        <w:ind w:left="5760" w:hanging="360"/>
+      </w:pPr>
+    </w:lvl>
+    <w:lvl w:ilvl="8" w:tplc="0409001B" w:tentative="1">
+      <w:start w:val="1"/>
+      <w:numFmt w:val="lowerRoman"/>
+      <w:lvlText w:val="%9."/>
+      <w:lvlJc w:val="right"/>
+      <w:pPr>
+        <w:ind w:left="6480" w:hanging="180"/>
+      </w:pPr>
+    </w:lvl>
+  </w:abstractNum>
+  <w:abstractNum w:abstractNumId="46" w15:restartNumberingAfterBreak="0">
     <w:nsid w:val="3A2C60A9"/>
     <w:multiLevelType w:val="hybridMultilevel"/>
     <w:tmpl w:val="3064E49C"/>
@@ -28332,7 +35289,120 @@
       </w:rPr>
     </w:lvl>
   </w:abstractNum>
-  <w:abstractNum w:abstractNumId="37" w15:restartNumberingAfterBreak="0">
+  <w:abstractNum w:abstractNumId="47" w15:restartNumberingAfterBreak="0">
+    <w:nsid w:val="3AA03F6E"/>
+    <w:multiLevelType w:val="hybridMultilevel"/>
+    <w:tmpl w:val="27D45F14"/>
+    <w:lvl w:ilvl="0" w:tplc="04090001">
+      <w:start w:val="1"/>
+      <w:numFmt w:val="bullet"/>
+      <w:lvlText w:val=""/>
+      <w:lvlJc w:val="left"/>
+      <w:pPr>
+        <w:ind w:left="720" w:hanging="360"/>
+      </w:pPr>
+      <w:rPr>
+        <w:rFonts w:ascii="Symbol" w:hAnsi="Symbol" w:hint="default"/>
+      </w:rPr>
+    </w:lvl>
+    <w:lvl w:ilvl="1" w:tplc="04090003" w:tentative="1">
+      <w:start w:val="1"/>
+      <w:numFmt w:val="bullet"/>
+      <w:lvlText w:val="o"/>
+      <w:lvlJc w:val="left"/>
+      <w:pPr>
+        <w:ind w:left="1440" w:hanging="360"/>
+      </w:pPr>
+      <w:rPr>
+        <w:rFonts w:ascii="Courier New" w:hAnsi="Courier New" w:cs="Courier New" w:hint="default"/>
+      </w:rPr>
+    </w:lvl>
+    <w:lvl w:ilvl="2" w:tplc="04090005" w:tentative="1">
+      <w:start w:val="1"/>
+      <w:numFmt w:val="bullet"/>
+      <w:lvlText w:val=""/>
+      <w:lvlJc w:val="left"/>
+      <w:pPr>
+        <w:ind w:left="2160" w:hanging="360"/>
+      </w:pPr>
+      <w:rPr>
+        <w:rFonts w:ascii="Wingdings" w:hAnsi="Wingdings" w:hint="default"/>
+      </w:rPr>
+    </w:lvl>
+    <w:lvl w:ilvl="3" w:tplc="04090001" w:tentative="1">
+      <w:start w:val="1"/>
+      <w:numFmt w:val="bullet"/>
+      <w:lvlText w:val=""/>
+      <w:lvlJc w:val="left"/>
+      <w:pPr>
+        <w:ind w:left="2880" w:hanging="360"/>
+      </w:pPr>
+      <w:rPr>
+        <w:rFonts w:ascii="Symbol" w:hAnsi="Symbol" w:hint="default"/>
+      </w:rPr>
+    </w:lvl>
+    <w:lvl w:ilvl="4" w:tplc="04090003" w:tentative="1">
+      <w:start w:val="1"/>
+      <w:numFmt w:val="bullet"/>
+      <w:lvlText w:val="o"/>
+      <w:lvlJc w:val="left"/>
+      <w:pPr>
+        <w:ind w:left="3600" w:hanging="360"/>
+      </w:pPr>
+      <w:rPr>
+        <w:rFonts w:ascii="Courier New" w:hAnsi="Courier New" w:cs="Courier New" w:hint="default"/>
+      </w:rPr>
+    </w:lvl>
+    <w:lvl w:ilvl="5" w:tplc="04090005" w:tentative="1">
+      <w:start w:val="1"/>
+      <w:numFmt w:val="bullet"/>
+      <w:lvlText w:val=""/>
+      <w:lvlJc w:val="left"/>
+      <w:pPr>
+        <w:ind w:left="4320" w:hanging="360"/>
+      </w:pPr>
+      <w:rPr>
+        <w:rFonts w:ascii="Wingdings" w:hAnsi="Wingdings" w:hint="default"/>
+      </w:rPr>
+    </w:lvl>
+    <w:lvl w:ilvl="6" w:tplc="04090001" w:tentative="1">
+      <w:start w:val="1"/>
+      <w:numFmt w:val="bullet"/>
+      <w:lvlText w:val=""/>
+      <w:lvlJc w:val="left"/>
+      <w:pPr>
+        <w:ind w:left="5040" w:hanging="360"/>
+      </w:pPr>
+      <w:rPr>
+        <w:rFonts w:ascii="Symbol" w:hAnsi="Symbol" w:hint="default"/>
+      </w:rPr>
+    </w:lvl>
+    <w:lvl w:ilvl="7" w:tplc="04090003" w:tentative="1">
+      <w:start w:val="1"/>
+      <w:numFmt w:val="bullet"/>
+      <w:lvlText w:val="o"/>
+      <w:lvlJc w:val="left"/>
+      <w:pPr>
+        <w:ind w:left="5760" w:hanging="360"/>
+      </w:pPr>
+      <w:rPr>
+        <w:rFonts w:ascii="Courier New" w:hAnsi="Courier New" w:cs="Courier New" w:hint="default"/>
+      </w:rPr>
+    </w:lvl>
+    <w:lvl w:ilvl="8" w:tplc="04090005" w:tentative="1">
+      <w:start w:val="1"/>
+      <w:numFmt w:val="bullet"/>
+      <w:lvlText w:val=""/>
+      <w:lvlJc w:val="left"/>
+      <w:pPr>
+        <w:ind w:left="6480" w:hanging="360"/>
+      </w:pPr>
+      <w:rPr>
+        <w:rFonts w:ascii="Wingdings" w:hAnsi="Wingdings" w:hint="default"/>
+      </w:rPr>
+    </w:lvl>
+  </w:abstractNum>
+  <w:abstractNum w:abstractNumId="48" w15:restartNumberingAfterBreak="0">
     <w:nsid w:val="3B15559D"/>
     <w:multiLevelType w:val="hybridMultilevel"/>
     <w:tmpl w:val="39085560"/>
@@ -28421,7 +35491,7 @@
       </w:pPr>
     </w:lvl>
   </w:abstractNum>
-  <w:abstractNum w:abstractNumId="38" w15:restartNumberingAfterBreak="0">
+  <w:abstractNum w:abstractNumId="49" w15:restartNumberingAfterBreak="0">
     <w:nsid w:val="3C361B7F"/>
     <w:multiLevelType w:val="multilevel"/>
     <w:tmpl w:val="8E40A9EE"/>
@@ -28566,7 +35636,7 @@
       </w:rPr>
     </w:lvl>
   </w:abstractNum>
-  <w:abstractNum w:abstractNumId="39" w15:restartNumberingAfterBreak="0">
+  <w:abstractNum w:abstractNumId="50" w15:restartNumberingAfterBreak="0">
     <w:nsid w:val="3C7936D7"/>
     <w:multiLevelType w:val="hybridMultilevel"/>
     <w:tmpl w:val="6CB25512"/>
@@ -28655,7 +35725,120 @@
       </w:pPr>
     </w:lvl>
   </w:abstractNum>
-  <w:abstractNum w:abstractNumId="40" w15:restartNumberingAfterBreak="0">
+  <w:abstractNum w:abstractNumId="51" w15:restartNumberingAfterBreak="0">
+    <w:nsid w:val="3DDD1222"/>
+    <w:multiLevelType w:val="hybridMultilevel"/>
+    <w:tmpl w:val="BA4CA124"/>
+    <w:lvl w:ilvl="0" w:tplc="04090001">
+      <w:start w:val="1"/>
+      <w:numFmt w:val="bullet"/>
+      <w:lvlText w:val=""/>
+      <w:lvlJc w:val="left"/>
+      <w:pPr>
+        <w:ind w:left="720" w:hanging="360"/>
+      </w:pPr>
+      <w:rPr>
+        <w:rFonts w:ascii="Symbol" w:hAnsi="Symbol" w:hint="default"/>
+      </w:rPr>
+    </w:lvl>
+    <w:lvl w:ilvl="1" w:tplc="04090003" w:tentative="1">
+      <w:start w:val="1"/>
+      <w:numFmt w:val="bullet"/>
+      <w:lvlText w:val="o"/>
+      <w:lvlJc w:val="left"/>
+      <w:pPr>
+        <w:ind w:left="1440" w:hanging="360"/>
+      </w:pPr>
+      <w:rPr>
+        <w:rFonts w:ascii="Courier New" w:hAnsi="Courier New" w:cs="Courier New" w:hint="default"/>
+      </w:rPr>
+    </w:lvl>
+    <w:lvl w:ilvl="2" w:tplc="04090005" w:tentative="1">
+      <w:start w:val="1"/>
+      <w:numFmt w:val="bullet"/>
+      <w:lvlText w:val=""/>
+      <w:lvlJc w:val="left"/>
+      <w:pPr>
+        <w:ind w:left="2160" w:hanging="360"/>
+      </w:pPr>
+      <w:rPr>
+        <w:rFonts w:ascii="Wingdings" w:hAnsi="Wingdings" w:hint="default"/>
+      </w:rPr>
+    </w:lvl>
+    <w:lvl w:ilvl="3" w:tplc="04090001" w:tentative="1">
+      <w:start w:val="1"/>
+      <w:numFmt w:val="bullet"/>
+      <w:lvlText w:val=""/>
+      <w:lvlJc w:val="left"/>
+      <w:pPr>
+        <w:ind w:left="2880" w:hanging="360"/>
+      </w:pPr>
+      <w:rPr>
+        <w:rFonts w:ascii="Symbol" w:hAnsi="Symbol" w:hint="default"/>
+      </w:rPr>
+    </w:lvl>
+    <w:lvl w:ilvl="4" w:tplc="04090003" w:tentative="1">
+      <w:start w:val="1"/>
+      <w:numFmt w:val="bullet"/>
+      <w:lvlText w:val="o"/>
+      <w:lvlJc w:val="left"/>
+      <w:pPr>
+        <w:ind w:left="3600" w:hanging="360"/>
+      </w:pPr>
+      <w:rPr>
+        <w:rFonts w:ascii="Courier New" w:hAnsi="Courier New" w:cs="Courier New" w:hint="default"/>
+      </w:rPr>
+    </w:lvl>
+    <w:lvl w:ilvl="5" w:tplc="04090005" w:tentative="1">
+      <w:start w:val="1"/>
+      <w:numFmt w:val="bullet"/>
+      <w:lvlText w:val=""/>
+      <w:lvlJc w:val="left"/>
+      <w:pPr>
+        <w:ind w:left="4320" w:hanging="360"/>
+      </w:pPr>
+      <w:rPr>
+        <w:rFonts w:ascii="Wingdings" w:hAnsi="Wingdings" w:hint="default"/>
+      </w:rPr>
+    </w:lvl>
+    <w:lvl w:ilvl="6" w:tplc="04090001" w:tentative="1">
+      <w:start w:val="1"/>
+      <w:numFmt w:val="bullet"/>
+      <w:lvlText w:val=""/>
+      <w:lvlJc w:val="left"/>
+      <w:pPr>
+        <w:ind w:left="5040" w:hanging="360"/>
+      </w:pPr>
+      <w:rPr>
+        <w:rFonts w:ascii="Symbol" w:hAnsi="Symbol" w:hint="default"/>
+      </w:rPr>
+    </w:lvl>
+    <w:lvl w:ilvl="7" w:tplc="04090003" w:tentative="1">
+      <w:start w:val="1"/>
+      <w:numFmt w:val="bullet"/>
+      <w:lvlText w:val="o"/>
+      <w:lvlJc w:val="left"/>
+      <w:pPr>
+        <w:ind w:left="5760" w:hanging="360"/>
+      </w:pPr>
+      <w:rPr>
+        <w:rFonts w:ascii="Courier New" w:hAnsi="Courier New" w:cs="Courier New" w:hint="default"/>
+      </w:rPr>
+    </w:lvl>
+    <w:lvl w:ilvl="8" w:tplc="04090005" w:tentative="1">
+      <w:start w:val="1"/>
+      <w:numFmt w:val="bullet"/>
+      <w:lvlText w:val=""/>
+      <w:lvlJc w:val="left"/>
+      <w:pPr>
+        <w:ind w:left="6480" w:hanging="360"/>
+      </w:pPr>
+      <w:rPr>
+        <w:rFonts w:ascii="Wingdings" w:hAnsi="Wingdings" w:hint="default"/>
+      </w:rPr>
+    </w:lvl>
+  </w:abstractNum>
+  <w:abstractNum w:abstractNumId="52" w15:restartNumberingAfterBreak="0">
     <w:nsid w:val="3F2C4467"/>
     <w:multiLevelType w:val="hybridMultilevel"/>
     <w:tmpl w:val="6012ECB6"/>
@@ -28744,7 +35927,7 @@
       </w:pPr>
     </w:lvl>
   </w:abstractNum>
-  <w:abstractNum w:abstractNumId="41" w15:restartNumberingAfterBreak="0">
+  <w:abstractNum w:abstractNumId="53" w15:restartNumberingAfterBreak="0">
     <w:nsid w:val="3F8046F3"/>
     <w:multiLevelType w:val="hybridMultilevel"/>
     <w:tmpl w:val="FD2AECB8"/>
@@ -28833,7 +36016,120 @@
       </w:pPr>
     </w:lvl>
   </w:abstractNum>
-  <w:abstractNum w:abstractNumId="42" w15:restartNumberingAfterBreak="0">
+  <w:abstractNum w:abstractNumId="54" w15:restartNumberingAfterBreak="0">
+    <w:nsid w:val="402A4C9C"/>
+    <w:multiLevelType w:val="hybridMultilevel"/>
+    <w:tmpl w:val="43D49D20"/>
+    <w:lvl w:ilvl="0" w:tplc="04090001">
+      <w:start w:val="1"/>
+      <w:numFmt w:val="bullet"/>
+      <w:lvlText w:val=""/>
+      <w:lvlJc w:val="left"/>
+      <w:pPr>
+        <w:ind w:left="720" w:hanging="360"/>
+      </w:pPr>
+      <w:rPr>
+        <w:rFonts w:ascii="Symbol" w:hAnsi="Symbol" w:hint="default"/>
+      </w:rPr>
+    </w:lvl>
+    <w:lvl w:ilvl="1" w:tplc="04090003" w:tentative="1">
+      <w:start w:val="1"/>
+      <w:numFmt w:val="bullet"/>
+      <w:lvlText w:val="o"/>
+      <w:lvlJc w:val="left"/>
+      <w:pPr>
+        <w:ind w:left="1440" w:hanging="360"/>
+      </w:pPr>
+      <w:rPr>
+        <w:rFonts w:ascii="Courier New" w:hAnsi="Courier New" w:cs="Courier New" w:hint="default"/>
+      </w:rPr>
+    </w:lvl>
+    <w:lvl w:ilvl="2" w:tplc="04090005" w:tentative="1">
+      <w:start w:val="1"/>
+      <w:numFmt w:val="bullet"/>
+      <w:lvlText w:val=""/>
+      <w:lvlJc w:val="left"/>
+      <w:pPr>
+        <w:ind w:left="2160" w:hanging="360"/>
+      </w:pPr>
+      <w:rPr>
+        <w:rFonts w:ascii="Wingdings" w:hAnsi="Wingdings" w:hint="default"/>
+      </w:rPr>
+    </w:lvl>
+    <w:lvl w:ilvl="3" w:tplc="04090001" w:tentative="1">
+      <w:start w:val="1"/>
+      <w:numFmt w:val="bullet"/>
+      <w:lvlText w:val=""/>
+      <w:lvlJc w:val="left"/>
+      <w:pPr>
+        <w:ind w:left="2880" w:hanging="360"/>
+      </w:pPr>
+      <w:rPr>
+        <w:rFonts w:ascii="Symbol" w:hAnsi="Symbol" w:hint="default"/>
+      </w:rPr>
+    </w:lvl>
+    <w:lvl w:ilvl="4" w:tplc="04090003" w:tentative="1">
+      <w:start w:val="1"/>
+      <w:numFmt w:val="bullet"/>
+      <w:lvlText w:val="o"/>
+      <w:lvlJc w:val="left"/>
+      <w:pPr>
+        <w:ind w:left="3600" w:hanging="360"/>
+      </w:pPr>
+      <w:rPr>
+        <w:rFonts w:ascii="Courier New" w:hAnsi="Courier New" w:cs="Courier New" w:hint="default"/>
+      </w:rPr>
+    </w:lvl>
+    <w:lvl w:ilvl="5" w:tplc="04090005" w:tentative="1">
+      <w:start w:val="1"/>
+      <w:numFmt w:val="bullet"/>
+      <w:lvlText w:val=""/>
+      <w:lvlJc w:val="left"/>
+      <w:pPr>
+        <w:ind w:left="4320" w:hanging="360"/>
+      </w:pPr>
+      <w:rPr>
+        <w:rFonts w:ascii="Wingdings" w:hAnsi="Wingdings" w:hint="default"/>
+      </w:rPr>
+    </w:lvl>
+    <w:lvl w:ilvl="6" w:tplc="04090001" w:tentative="1">
+      <w:start w:val="1"/>
+      <w:numFmt w:val="bullet"/>
+      <w:lvlText w:val=""/>
+      <w:lvlJc w:val="left"/>
+      <w:pPr>
+        <w:ind w:left="5040" w:hanging="360"/>
+      </w:pPr>
+      <w:rPr>
+        <w:rFonts w:ascii="Symbol" w:hAnsi="Symbol" w:hint="default"/>
+      </w:rPr>
+    </w:lvl>
+    <w:lvl w:ilvl="7" w:tplc="04090003" w:tentative="1">
+      <w:start w:val="1"/>
+      <w:numFmt w:val="bullet"/>
+      <w:lvlText w:val="o"/>
+      <w:lvlJc w:val="left"/>
+      <w:pPr>
+        <w:ind w:left="5760" w:hanging="360"/>
+      </w:pPr>
+      <w:rPr>
+        <w:rFonts w:ascii="Courier New" w:hAnsi="Courier New" w:cs="Courier New" w:hint="default"/>
+      </w:rPr>
+    </w:lvl>
+    <w:lvl w:ilvl="8" w:tplc="04090005" w:tentative="1">
+      <w:start w:val="1"/>
+      <w:numFmt w:val="bullet"/>
+      <w:lvlText w:val=""/>
+      <w:lvlJc w:val="left"/>
+      <w:pPr>
+        <w:ind w:left="6480" w:hanging="360"/>
+      </w:pPr>
+      <w:rPr>
+        <w:rFonts w:ascii="Wingdings" w:hAnsi="Wingdings" w:hint="default"/>
+      </w:rPr>
+    </w:lvl>
+  </w:abstractNum>
+  <w:abstractNum w:abstractNumId="55" w15:restartNumberingAfterBreak="0">
     <w:nsid w:val="40F23D73"/>
     <w:multiLevelType w:val="hybridMultilevel"/>
     <w:tmpl w:val="9EEEB1A8"/>
@@ -28946,7 +36242,93 @@
       </w:rPr>
     </w:lvl>
   </w:abstractNum>
-  <w:abstractNum w:abstractNumId="43" w15:restartNumberingAfterBreak="0">
+  <w:abstractNum w:abstractNumId="56" w15:restartNumberingAfterBreak="0">
+    <w:nsid w:val="42447C0D"/>
+    <w:multiLevelType w:val="hybridMultilevel"/>
+    <w:tmpl w:val="98187B20"/>
+    <w:lvl w:ilvl="0" w:tplc="0409000F">
+      <w:start w:val="1"/>
+      <w:numFmt w:val="decimal"/>
+      <w:lvlText w:val="%1."/>
+      <w:lvlJc w:val="left"/>
+      <w:pPr>
+        <w:ind w:left="720" w:hanging="360"/>
+      </w:pPr>
+    </w:lvl>
+    <w:lvl w:ilvl="1" w:tplc="04090019" w:tentative="1">
+      <w:start w:val="1"/>
+      <w:numFmt w:val="lowerLetter"/>
+      <w:lvlText w:val="%2."/>
+      <w:lvlJc w:val="left"/>
+      <w:pPr>
+        <w:ind w:left="1440" w:hanging="360"/>
+      </w:pPr>
+    </w:lvl>
+    <w:lvl w:ilvl="2" w:tplc="0409001B" w:tentative="1">
+      <w:start w:val="1"/>
+      <w:numFmt w:val="lowerRoman"/>
+      <w:lvlText w:val="%3."/>
+      <w:lvlJc w:val="right"/>
+      <w:pPr>
+        <w:ind w:left="2160" w:hanging="180"/>
+      </w:pPr>
+    </w:lvl>
+    <w:lvl w:ilvl="3" w:tplc="0409000F" w:tentative="1">
+      <w:start w:val="1"/>
+      <w:numFmt w:val="decimal"/>
+      <w:lvlText w:val="%4."/>
+      <w:lvlJc w:val="left"/>
+      <w:pPr>
+        <w:ind w:left="2880" w:hanging="360"/>
+      </w:pPr>
+    </w:lvl>
+    <w:lvl w:ilvl="4" w:tplc="04090019" w:tentative="1">
+      <w:start w:val="1"/>
+      <w:numFmt w:val="lowerLetter"/>
+      <w:lvlText w:val="%5."/>
+      <w:lvlJc w:val="left"/>
+      <w:pPr>
+        <w:ind w:left="3600" w:hanging="360"/>
+      </w:pPr>
+    </w:lvl>
+    <w:lvl w:ilvl="5" w:tplc="0409001B" w:tentative="1">
+      <w:start w:val="1"/>
+      <w:numFmt w:val="lowerRoman"/>
+      <w:lvlText w:val="%6."/>
+      <w:lvlJc w:val="right"/>
+      <w:pPr>
+        <w:ind w:left="4320" w:hanging="180"/>
+      </w:pPr>
+    </w:lvl>
+    <w:lvl w:ilvl="6" w:tplc="0409000F" w:tentative="1">
+      <w:start w:val="1"/>
+      <w:numFmt w:val="decimal"/>
+      <w:lvlText w:val="%7."/>
+      <w:lvlJc w:val="left"/>
+      <w:pPr>
+        <w:ind w:left="5040" w:hanging="360"/>
+      </w:pPr>
+    </w:lvl>
+    <w:lvl w:ilvl="7" w:tplc="04090019" w:tentative="1">
+      <w:start w:val="1"/>
+      <w:numFmt w:val="lowerLetter"/>
+      <w:lvlText w:val="%8."/>
+      <w:lvlJc w:val="left"/>
+      <w:pPr>
+        <w:ind w:left="5760" w:hanging="360"/>
+      </w:pPr>
+    </w:lvl>
+    <w:lvl w:ilvl="8" w:tplc="0409001B" w:tentative="1">
+      <w:start w:val="1"/>
+      <w:numFmt w:val="lowerRoman"/>
+      <w:lvlText w:val="%9."/>
+      <w:lvlJc w:val="right"/>
+      <w:pPr>
+        <w:ind w:left="6480" w:hanging="180"/>
+      </w:pPr>
+    </w:lvl>
+  </w:abstractNum>
+  <w:abstractNum w:abstractNumId="57" w15:restartNumberingAfterBreak="0">
     <w:nsid w:val="430A1481"/>
     <w:multiLevelType w:val="hybridMultilevel"/>
     <w:tmpl w:val="7F08D0F6"/>
@@ -29059,7 +36441,7 @@
       </w:rPr>
     </w:lvl>
   </w:abstractNum>
-  <w:abstractNum w:abstractNumId="44" w15:restartNumberingAfterBreak="0">
+  <w:abstractNum w:abstractNumId="58" w15:restartNumberingAfterBreak="0">
     <w:nsid w:val="48FC3D46"/>
     <w:multiLevelType w:val="multilevel"/>
     <w:tmpl w:val="63A62F20"/>
@@ -29204,7 +36586,7 @@
       </w:rPr>
     </w:lvl>
   </w:abstractNum>
-  <w:abstractNum w:abstractNumId="45" w15:restartNumberingAfterBreak="0">
+  <w:abstractNum w:abstractNumId="59" w15:restartNumberingAfterBreak="0">
     <w:nsid w:val="4B3E3DB4"/>
     <w:multiLevelType w:val="hybridMultilevel"/>
     <w:tmpl w:val="58F66906"/>
@@ -29293,7 +36675,7 @@
       </w:pPr>
     </w:lvl>
   </w:abstractNum>
-  <w:abstractNum w:abstractNumId="46" w15:restartNumberingAfterBreak="0">
+  <w:abstractNum w:abstractNumId="60" w15:restartNumberingAfterBreak="0">
     <w:nsid w:val="4C95451A"/>
     <w:multiLevelType w:val="hybridMultilevel"/>
     <w:tmpl w:val="F0FA53E8"/>
@@ -29382,7 +36764,93 @@
       </w:pPr>
     </w:lvl>
   </w:abstractNum>
-  <w:abstractNum w:abstractNumId="47" w15:restartNumberingAfterBreak="0">
+  <w:abstractNum w:abstractNumId="61" w15:restartNumberingAfterBreak="0">
+    <w:nsid w:val="4E6E15BB"/>
+    <w:multiLevelType w:val="hybridMultilevel"/>
+    <w:tmpl w:val="D05A8F14"/>
+    <w:lvl w:ilvl="0" w:tplc="0409000F">
+      <w:start w:val="1"/>
+      <w:numFmt w:val="decimal"/>
+      <w:lvlText w:val="%1."/>
+      <w:lvlJc w:val="left"/>
+      <w:pPr>
+        <w:ind w:left="720" w:hanging="360"/>
+      </w:pPr>
+    </w:lvl>
+    <w:lvl w:ilvl="1" w:tplc="04090019" w:tentative="1">
+      <w:start w:val="1"/>
+      <w:numFmt w:val="lowerLetter"/>
+      <w:lvlText w:val="%2."/>
+      <w:lvlJc w:val="left"/>
+      <w:pPr>
+        <w:ind w:left="1440" w:hanging="360"/>
+      </w:pPr>
+    </w:lvl>
+    <w:lvl w:ilvl="2" w:tplc="0409001B" w:tentative="1">
+      <w:start w:val="1"/>
+      <w:numFmt w:val="lowerRoman"/>
+      <w:lvlText w:val="%3."/>
+      <w:lvlJc w:val="right"/>
+      <w:pPr>
+        <w:ind w:left="2160" w:hanging="180"/>
+      </w:pPr>
+    </w:lvl>
+    <w:lvl w:ilvl="3" w:tplc="0409000F" w:tentative="1">
+      <w:start w:val="1"/>
+      <w:numFmt w:val="decimal"/>
+      <w:lvlText w:val="%4."/>
+      <w:lvlJc w:val="left"/>
+      <w:pPr>
+        <w:ind w:left="2880" w:hanging="360"/>
+      </w:pPr>
+    </w:lvl>
+    <w:lvl w:ilvl="4" w:tplc="04090019" w:tentative="1">
+      <w:start w:val="1"/>
+      <w:numFmt w:val="lowerLetter"/>
+      <w:lvlText w:val="%5."/>
+      <w:lvlJc w:val="left"/>
+      <w:pPr>
+        <w:ind w:left="3600" w:hanging="360"/>
+      </w:pPr>
+    </w:lvl>
+    <w:lvl w:ilvl="5" w:tplc="0409001B" w:tentative="1">
+      <w:start w:val="1"/>
+      <w:numFmt w:val="lowerRoman"/>
+      <w:lvlText w:val="%6."/>
+      <w:lvlJc w:val="right"/>
+      <w:pPr>
+        <w:ind w:left="4320" w:hanging="180"/>
+      </w:pPr>
+    </w:lvl>
+    <w:lvl w:ilvl="6" w:tplc="0409000F" w:tentative="1">
+      <w:start w:val="1"/>
+      <w:numFmt w:val="decimal"/>
+      <w:lvlText w:val="%7."/>
+      <w:lvlJc w:val="left"/>
+      <w:pPr>
+        <w:ind w:left="5040" w:hanging="360"/>
+      </w:pPr>
+    </w:lvl>
+    <w:lvl w:ilvl="7" w:tplc="04090019" w:tentative="1">
+      <w:start w:val="1"/>
+      <w:numFmt w:val="lowerLetter"/>
+      <w:lvlText w:val="%8."/>
+      <w:lvlJc w:val="left"/>
+      <w:pPr>
+        <w:ind w:left="5760" w:hanging="360"/>
+      </w:pPr>
+    </w:lvl>
+    <w:lvl w:ilvl="8" w:tplc="0409001B" w:tentative="1">
+      <w:start w:val="1"/>
+      <w:numFmt w:val="lowerRoman"/>
+      <w:lvlText w:val="%9."/>
+      <w:lvlJc w:val="right"/>
+      <w:pPr>
+        <w:ind w:left="6480" w:hanging="180"/>
+      </w:pPr>
+    </w:lvl>
+  </w:abstractNum>
+  <w:abstractNum w:abstractNumId="62" w15:restartNumberingAfterBreak="0">
     <w:nsid w:val="516B410A"/>
     <w:multiLevelType w:val="hybridMultilevel"/>
     <w:tmpl w:val="B66CFC78"/>
@@ -29471,7 +36939,7 @@
       </w:pPr>
     </w:lvl>
   </w:abstractNum>
-  <w:abstractNum w:abstractNumId="48" w15:restartNumberingAfterBreak="0">
+  <w:abstractNum w:abstractNumId="63" w15:restartNumberingAfterBreak="0">
     <w:nsid w:val="526A0324"/>
     <w:multiLevelType w:val="hybridMultilevel"/>
     <w:tmpl w:val="76F0315C"/>
@@ -29557,7 +37025,7 @@
       </w:pPr>
     </w:lvl>
   </w:abstractNum>
-  <w:abstractNum w:abstractNumId="49" w15:restartNumberingAfterBreak="0">
+  <w:abstractNum w:abstractNumId="64" w15:restartNumberingAfterBreak="0">
     <w:nsid w:val="53261627"/>
     <w:multiLevelType w:val="multilevel"/>
     <w:tmpl w:val="B018203C"/>
@@ -29702,7 +37170,7 @@
       </w:rPr>
     </w:lvl>
   </w:abstractNum>
-  <w:abstractNum w:abstractNumId="50" w15:restartNumberingAfterBreak="0">
+  <w:abstractNum w:abstractNumId="65" w15:restartNumberingAfterBreak="0">
     <w:nsid w:val="532C7375"/>
     <w:multiLevelType w:val="hybridMultilevel"/>
     <w:tmpl w:val="24EA7026"/>
@@ -29791,7 +37259,7 @@
       </w:pPr>
     </w:lvl>
   </w:abstractNum>
-  <w:abstractNum w:abstractNumId="51" w15:restartNumberingAfterBreak="0">
+  <w:abstractNum w:abstractNumId="66" w15:restartNumberingAfterBreak="0">
     <w:nsid w:val="53F92EE5"/>
     <w:multiLevelType w:val="hybridMultilevel"/>
     <w:tmpl w:val="902EA6F8"/>
@@ -29880,7 +37348,120 @@
       </w:pPr>
     </w:lvl>
   </w:abstractNum>
-  <w:abstractNum w:abstractNumId="52" w15:restartNumberingAfterBreak="0">
+  <w:abstractNum w:abstractNumId="67" w15:restartNumberingAfterBreak="0">
+    <w:nsid w:val="553343FC"/>
+    <w:multiLevelType w:val="hybridMultilevel"/>
+    <w:tmpl w:val="BF8A8DBA"/>
+    <w:lvl w:ilvl="0" w:tplc="04090001">
+      <w:start w:val="1"/>
+      <w:numFmt w:val="bullet"/>
+      <w:lvlText w:val=""/>
+      <w:lvlJc w:val="left"/>
+      <w:pPr>
+        <w:ind w:left="720" w:hanging="360"/>
+      </w:pPr>
+      <w:rPr>
+        <w:rFonts w:ascii="Symbol" w:hAnsi="Symbol" w:hint="default"/>
+      </w:rPr>
+    </w:lvl>
+    <w:lvl w:ilvl="1" w:tplc="04090003" w:tentative="1">
+      <w:start w:val="1"/>
+      <w:numFmt w:val="bullet"/>
+      <w:lvlText w:val="o"/>
+      <w:lvlJc w:val="left"/>
+      <w:pPr>
+        <w:ind w:left="1440" w:hanging="360"/>
+      </w:pPr>
+      <w:rPr>
+        <w:rFonts w:ascii="Courier New" w:hAnsi="Courier New" w:cs="Courier New" w:hint="default"/>
+      </w:rPr>
+    </w:lvl>
+    <w:lvl w:ilvl="2" w:tplc="04090005" w:tentative="1">
+      <w:start w:val="1"/>
+      <w:numFmt w:val="bullet"/>
+      <w:lvlText w:val=""/>
+      <w:lvlJc w:val="left"/>
+      <w:pPr>
+        <w:ind w:left="2160" w:hanging="360"/>
+      </w:pPr>
+      <w:rPr>
+        <w:rFonts w:ascii="Wingdings" w:hAnsi="Wingdings" w:hint="default"/>
+      </w:rPr>
+    </w:lvl>
+    <w:lvl w:ilvl="3" w:tplc="04090001" w:tentative="1">
+      <w:start w:val="1"/>
+      <w:numFmt w:val="bullet"/>
+      <w:lvlText w:val=""/>
+      <w:lvlJc w:val="left"/>
+      <w:pPr>
+        <w:ind w:left="2880" w:hanging="360"/>
+      </w:pPr>
+      <w:rPr>
+        <w:rFonts w:ascii="Symbol" w:hAnsi="Symbol" w:hint="default"/>
+      </w:rPr>
+    </w:lvl>
+    <w:lvl w:ilvl="4" w:tplc="04090003" w:tentative="1">
+      <w:start w:val="1"/>
+      <w:numFmt w:val="bullet"/>
+      <w:lvlText w:val="o"/>
+      <w:lvlJc w:val="left"/>
+      <w:pPr>
+        <w:ind w:left="3600" w:hanging="360"/>
+      </w:pPr>
+      <w:rPr>
+        <w:rFonts w:ascii="Courier New" w:hAnsi="Courier New" w:cs="Courier New" w:hint="default"/>
+      </w:rPr>
+    </w:lvl>
+    <w:lvl w:ilvl="5" w:tplc="04090005" w:tentative="1">
+      <w:start w:val="1"/>
+      <w:numFmt w:val="bullet"/>
+      <w:lvlText w:val=""/>
+      <w:lvlJc w:val="left"/>
+      <w:pPr>
+        <w:ind w:left="4320" w:hanging="360"/>
+      </w:pPr>
+      <w:rPr>
+        <w:rFonts w:ascii="Wingdings" w:hAnsi="Wingdings" w:hint="default"/>
+      </w:rPr>
+    </w:lvl>
+    <w:lvl w:ilvl="6" w:tplc="04090001" w:tentative="1">
+      <w:start w:val="1"/>
+      <w:numFmt w:val="bullet"/>
+      <w:lvlText w:val=""/>
+      <w:lvlJc w:val="left"/>
+      <w:pPr>
+        <w:ind w:left="5040" w:hanging="360"/>
+      </w:pPr>
+      <w:rPr>
+        <w:rFonts w:ascii="Symbol" w:hAnsi="Symbol" w:hint="default"/>
+      </w:rPr>
+    </w:lvl>
+    <w:lvl w:ilvl="7" w:tplc="04090003" w:tentative="1">
+      <w:start w:val="1"/>
+      <w:numFmt w:val="bullet"/>
+      <w:lvlText w:val="o"/>
+      <w:lvlJc w:val="left"/>
+      <w:pPr>
+        <w:ind w:left="5760" w:hanging="360"/>
+      </w:pPr>
+      <w:rPr>
+        <w:rFonts w:ascii="Courier New" w:hAnsi="Courier New" w:cs="Courier New" w:hint="default"/>
+      </w:rPr>
+    </w:lvl>
+    <w:lvl w:ilvl="8" w:tplc="04090005" w:tentative="1">
+      <w:start w:val="1"/>
+      <w:numFmt w:val="bullet"/>
+      <w:lvlText w:val=""/>
+      <w:lvlJc w:val="left"/>
+      <w:pPr>
+        <w:ind w:left="6480" w:hanging="360"/>
+      </w:pPr>
+      <w:rPr>
+        <w:rFonts w:ascii="Wingdings" w:hAnsi="Wingdings" w:hint="default"/>
+      </w:rPr>
+    </w:lvl>
+  </w:abstractNum>
+  <w:abstractNum w:abstractNumId="68" w15:restartNumberingAfterBreak="0">
     <w:nsid w:val="56E4403F"/>
     <w:multiLevelType w:val="hybridMultilevel"/>
     <w:tmpl w:val="7A3A7EE0"/>
@@ -29993,7 +37574,7 @@
       </w:rPr>
     </w:lvl>
   </w:abstractNum>
-  <w:abstractNum w:abstractNumId="53" w15:restartNumberingAfterBreak="0">
+  <w:abstractNum w:abstractNumId="69" w15:restartNumberingAfterBreak="0">
     <w:nsid w:val="592F237D"/>
     <w:multiLevelType w:val="hybridMultilevel"/>
     <w:tmpl w:val="8DEAD988"/>
@@ -30106,7 +37687,7 @@
       </w:rPr>
     </w:lvl>
   </w:abstractNum>
-  <w:abstractNum w:abstractNumId="54" w15:restartNumberingAfterBreak="0">
+  <w:abstractNum w:abstractNumId="70" w15:restartNumberingAfterBreak="0">
     <w:nsid w:val="5A011FD2"/>
     <w:multiLevelType w:val="hybridMultilevel"/>
     <w:tmpl w:val="235CEC9C"/>
@@ -30195,7 +37776,7 @@
       </w:pPr>
     </w:lvl>
   </w:abstractNum>
-  <w:abstractNum w:abstractNumId="55" w15:restartNumberingAfterBreak="0">
+  <w:abstractNum w:abstractNumId="71" w15:restartNumberingAfterBreak="0">
     <w:nsid w:val="5B1175C0"/>
     <w:multiLevelType w:val="hybridMultilevel"/>
     <w:tmpl w:val="BC26A994"/>
@@ -30308,7 +37889,7 @@
       </w:rPr>
     </w:lvl>
   </w:abstractNum>
-  <w:abstractNum w:abstractNumId="56" w15:restartNumberingAfterBreak="0">
+  <w:abstractNum w:abstractNumId="72" w15:restartNumberingAfterBreak="0">
     <w:nsid w:val="5B9A7195"/>
     <w:multiLevelType w:val="multilevel"/>
     <w:tmpl w:val="B018203C"/>
@@ -30453,7 +38034,7 @@
       </w:rPr>
     </w:lvl>
   </w:abstractNum>
-  <w:abstractNum w:abstractNumId="57" w15:restartNumberingAfterBreak="0">
+  <w:abstractNum w:abstractNumId="73" w15:restartNumberingAfterBreak="0">
     <w:nsid w:val="5C4E6E11"/>
     <w:multiLevelType w:val="hybridMultilevel"/>
     <w:tmpl w:val="99D05FB0"/>
@@ -30566,7 +38147,7 @@
       </w:rPr>
     </w:lvl>
   </w:abstractNum>
-  <w:abstractNum w:abstractNumId="58" w15:restartNumberingAfterBreak="0">
+  <w:abstractNum w:abstractNumId="74" w15:restartNumberingAfterBreak="0">
     <w:nsid w:val="5DEC5F83"/>
     <w:multiLevelType w:val="multilevel"/>
     <w:tmpl w:val="5B36BC94"/>
@@ -30711,7 +38292,7 @@
       </w:rPr>
     </w:lvl>
   </w:abstractNum>
-  <w:abstractNum w:abstractNumId="59" w15:restartNumberingAfterBreak="0">
+  <w:abstractNum w:abstractNumId="75" w15:restartNumberingAfterBreak="0">
     <w:nsid w:val="5EA64431"/>
     <w:multiLevelType w:val="hybridMultilevel"/>
     <w:tmpl w:val="94286B44"/>
@@ -30800,7 +38381,7 @@
       </w:pPr>
     </w:lvl>
   </w:abstractNum>
-  <w:abstractNum w:abstractNumId="60" w15:restartNumberingAfterBreak="0">
+  <w:abstractNum w:abstractNumId="76" w15:restartNumberingAfterBreak="0">
     <w:nsid w:val="5F37087A"/>
     <w:multiLevelType w:val="hybridMultilevel"/>
     <w:tmpl w:val="9B8E026C"/>
@@ -30889,7 +38470,7 @@
       </w:pPr>
     </w:lvl>
   </w:abstractNum>
-  <w:abstractNum w:abstractNumId="61" w15:restartNumberingAfterBreak="0">
+  <w:abstractNum w:abstractNumId="77" w15:restartNumberingAfterBreak="0">
     <w:nsid w:val="606F5BEE"/>
     <w:multiLevelType w:val="hybridMultilevel"/>
     <w:tmpl w:val="DA8E247C"/>
@@ -30978,7 +38559,120 @@
       </w:pPr>
     </w:lvl>
   </w:abstractNum>
-  <w:abstractNum w:abstractNumId="62" w15:restartNumberingAfterBreak="0">
+  <w:abstractNum w:abstractNumId="78" w15:restartNumberingAfterBreak="0">
+    <w:nsid w:val="623E30EE"/>
+    <w:multiLevelType w:val="hybridMultilevel"/>
+    <w:tmpl w:val="8AB6D3DA"/>
+    <w:lvl w:ilvl="0" w:tplc="04090001">
+      <w:start w:val="1"/>
+      <w:numFmt w:val="bullet"/>
+      <w:lvlText w:val=""/>
+      <w:lvlJc w:val="left"/>
+      <w:pPr>
+        <w:ind w:left="720" w:hanging="360"/>
+      </w:pPr>
+      <w:rPr>
+        <w:rFonts w:ascii="Symbol" w:hAnsi="Symbol" w:hint="default"/>
+      </w:rPr>
+    </w:lvl>
+    <w:lvl w:ilvl="1" w:tplc="04090003" w:tentative="1">
+      <w:start w:val="1"/>
+      <w:numFmt w:val="bullet"/>
+      <w:lvlText w:val="o"/>
+      <w:lvlJc w:val="left"/>
+      <w:pPr>
+        <w:ind w:left="1440" w:hanging="360"/>
+      </w:pPr>
+      <w:rPr>
+        <w:rFonts w:ascii="Courier New" w:hAnsi="Courier New" w:cs="Courier New" w:hint="default"/>
+      </w:rPr>
+    </w:lvl>
+    <w:lvl w:ilvl="2" w:tplc="04090005" w:tentative="1">
+      <w:start w:val="1"/>
+      <w:numFmt w:val="bullet"/>
+      <w:lvlText w:val=""/>
+      <w:lvlJc w:val="left"/>
+      <w:pPr>
+        <w:ind w:left="2160" w:hanging="360"/>
+      </w:pPr>
+      <w:rPr>
+        <w:rFonts w:ascii="Wingdings" w:hAnsi="Wingdings" w:hint="default"/>
+      </w:rPr>
+    </w:lvl>
+    <w:lvl w:ilvl="3" w:tplc="04090001" w:tentative="1">
+      <w:start w:val="1"/>
+      <w:numFmt w:val="bullet"/>
+      <w:lvlText w:val=""/>
+      <w:lvlJc w:val="left"/>
+      <w:pPr>
+        <w:ind w:left="2880" w:hanging="360"/>
+      </w:pPr>
+      <w:rPr>
+        <w:rFonts w:ascii="Symbol" w:hAnsi="Symbol" w:hint="default"/>
+      </w:rPr>
+    </w:lvl>
+    <w:lvl w:ilvl="4" w:tplc="04090003" w:tentative="1">
+      <w:start w:val="1"/>
+      <w:numFmt w:val="bullet"/>
+      <w:lvlText w:val="o"/>
+      <w:lvlJc w:val="left"/>
+      <w:pPr>
+        <w:ind w:left="3600" w:hanging="360"/>
+      </w:pPr>
+      <w:rPr>
+        <w:rFonts w:ascii="Courier New" w:hAnsi="Courier New" w:cs="Courier New" w:hint="default"/>
+      </w:rPr>
+    </w:lvl>
+    <w:lvl w:ilvl="5" w:tplc="04090005" w:tentative="1">
+      <w:start w:val="1"/>
+      <w:numFmt w:val="bullet"/>
+      <w:lvlText w:val=""/>
+      <w:lvlJc w:val="left"/>
+      <w:pPr>
+        <w:ind w:left="4320" w:hanging="360"/>
+      </w:pPr>
+      <w:rPr>
+        <w:rFonts w:ascii="Wingdings" w:hAnsi="Wingdings" w:hint="default"/>
+      </w:rPr>
+    </w:lvl>
+    <w:lvl w:ilvl="6" w:tplc="04090001" w:tentative="1">
+      <w:start w:val="1"/>
+      <w:numFmt w:val="bullet"/>
+      <w:lvlText w:val=""/>
+      <w:lvlJc w:val="left"/>
+      <w:pPr>
+        <w:ind w:left="5040" w:hanging="360"/>
+      </w:pPr>
+      <w:rPr>
+        <w:rFonts w:ascii="Symbol" w:hAnsi="Symbol" w:hint="default"/>
+      </w:rPr>
+    </w:lvl>
+    <w:lvl w:ilvl="7" w:tplc="04090003" w:tentative="1">
+      <w:start w:val="1"/>
+      <w:numFmt w:val="bullet"/>
+      <w:lvlText w:val="o"/>
+      <w:lvlJc w:val="left"/>
+      <w:pPr>
+        <w:ind w:left="5760" w:hanging="360"/>
+      </w:pPr>
+      <w:rPr>
+        <w:rFonts w:ascii="Courier New" w:hAnsi="Courier New" w:cs="Courier New" w:hint="default"/>
+      </w:rPr>
+    </w:lvl>
+    <w:lvl w:ilvl="8" w:tplc="04090005" w:tentative="1">
+      <w:start w:val="1"/>
+      <w:numFmt w:val="bullet"/>
+      <w:lvlText w:val=""/>
+      <w:lvlJc w:val="left"/>
+      <w:pPr>
+        <w:ind w:left="6480" w:hanging="360"/>
+      </w:pPr>
+      <w:rPr>
+        <w:rFonts w:ascii="Wingdings" w:hAnsi="Wingdings" w:hint="default"/>
+      </w:rPr>
+    </w:lvl>
+  </w:abstractNum>
+  <w:abstractNum w:abstractNumId="79" w15:restartNumberingAfterBreak="0">
     <w:nsid w:val="62A94494"/>
     <w:multiLevelType w:val="hybridMultilevel"/>
     <w:tmpl w:val="58761718"/>
@@ -31091,7 +38785,7 @@
       </w:rPr>
     </w:lvl>
   </w:abstractNum>
-  <w:abstractNum w:abstractNumId="63" w15:restartNumberingAfterBreak="0">
+  <w:abstractNum w:abstractNumId="80" w15:restartNumberingAfterBreak="0">
     <w:nsid w:val="633C5141"/>
     <w:multiLevelType w:val="hybridMultilevel"/>
     <w:tmpl w:val="E1EEFC1E"/>
@@ -31204,7 +38898,7 @@
       </w:rPr>
     </w:lvl>
   </w:abstractNum>
-  <w:abstractNum w:abstractNumId="64" w15:restartNumberingAfterBreak="0">
+  <w:abstractNum w:abstractNumId="81" w15:restartNumberingAfterBreak="0">
     <w:nsid w:val="644456A8"/>
     <w:multiLevelType w:val="hybridMultilevel"/>
     <w:tmpl w:val="2E34E5B0"/>
@@ -31294,7 +38988,7 @@
       </w:pPr>
     </w:lvl>
   </w:abstractNum>
-  <w:abstractNum w:abstractNumId="65" w15:restartNumberingAfterBreak="0">
+  <w:abstractNum w:abstractNumId="82" w15:restartNumberingAfterBreak="0">
     <w:nsid w:val="64BD6261"/>
     <w:multiLevelType w:val="hybridMultilevel"/>
     <w:tmpl w:val="BE30E294"/>
@@ -31383,7 +39077,7 @@
       </w:pPr>
     </w:lvl>
   </w:abstractNum>
-  <w:abstractNum w:abstractNumId="66" w15:restartNumberingAfterBreak="0">
+  <w:abstractNum w:abstractNumId="83" w15:restartNumberingAfterBreak="0">
     <w:nsid w:val="66232297"/>
     <w:multiLevelType w:val="hybridMultilevel"/>
     <w:tmpl w:val="0CD827A2"/>
@@ -31496,7 +39190,7 @@
       </w:rPr>
     </w:lvl>
   </w:abstractNum>
-  <w:abstractNum w:abstractNumId="67" w15:restartNumberingAfterBreak="0">
+  <w:abstractNum w:abstractNumId="84" w15:restartNumberingAfterBreak="0">
     <w:nsid w:val="6660467B"/>
     <w:multiLevelType w:val="hybridMultilevel"/>
     <w:tmpl w:val="55FAB834"/>
@@ -31585,7 +39279,7 @@
       </w:pPr>
     </w:lvl>
   </w:abstractNum>
-  <w:abstractNum w:abstractNumId="68" w15:restartNumberingAfterBreak="0">
+  <w:abstractNum w:abstractNumId="85" w15:restartNumberingAfterBreak="0">
     <w:nsid w:val="672E1C19"/>
     <w:multiLevelType w:val="hybridMultilevel"/>
     <w:tmpl w:val="69AA1374"/>
@@ -31698,7 +39392,295 @@
       </w:rPr>
     </w:lvl>
   </w:abstractNum>
-  <w:abstractNum w:abstractNumId="69" w15:restartNumberingAfterBreak="0">
+  <w:abstractNum w:abstractNumId="86" w15:restartNumberingAfterBreak="0">
+    <w:nsid w:val="67B552C4"/>
+    <w:multiLevelType w:val="hybridMultilevel"/>
+    <w:tmpl w:val="5D30668C"/>
+    <w:lvl w:ilvl="0" w:tplc="0409000F">
+      <w:start w:val="1"/>
+      <w:numFmt w:val="decimal"/>
+      <w:lvlText w:val="%1."/>
+      <w:lvlJc w:val="left"/>
+      <w:pPr>
+        <w:ind w:left="720" w:hanging="360"/>
+      </w:pPr>
+      <w:rPr>
+        <w:rFonts w:hint="default"/>
+      </w:rPr>
+    </w:lvl>
+    <w:lvl w:ilvl="1" w:tplc="04090019" w:tentative="1">
+      <w:start w:val="1"/>
+      <w:numFmt w:val="lowerLetter"/>
+      <w:lvlText w:val="%2."/>
+      <w:lvlJc w:val="left"/>
+      <w:pPr>
+        <w:ind w:left="1440" w:hanging="360"/>
+      </w:pPr>
+    </w:lvl>
+    <w:lvl w:ilvl="2" w:tplc="0409001B" w:tentative="1">
+      <w:start w:val="1"/>
+      <w:numFmt w:val="lowerRoman"/>
+      <w:lvlText w:val="%3."/>
+      <w:lvlJc w:val="right"/>
+      <w:pPr>
+        <w:ind w:left="2160" w:hanging="180"/>
+      </w:pPr>
+    </w:lvl>
+    <w:lvl w:ilvl="3" w:tplc="0409000F" w:tentative="1">
+      <w:start w:val="1"/>
+      <w:numFmt w:val="decimal"/>
+      <w:lvlText w:val="%4."/>
+      <w:lvlJc w:val="left"/>
+      <w:pPr>
+        <w:ind w:left="2880" w:hanging="360"/>
+      </w:pPr>
+    </w:lvl>
+    <w:lvl w:ilvl="4" w:tplc="04090019" w:tentative="1">
+      <w:start w:val="1"/>
+      <w:numFmt w:val="lowerLetter"/>
+      <w:lvlText w:val="%5."/>
+      <w:lvlJc w:val="left"/>
+      <w:pPr>
+        <w:ind w:left="3600" w:hanging="360"/>
+      </w:pPr>
+    </w:lvl>
+    <w:lvl w:ilvl="5" w:tplc="0409001B" w:tentative="1">
+      <w:start w:val="1"/>
+      <w:numFmt w:val="lowerRoman"/>
+      <w:lvlText w:val="%6."/>
+      <w:lvlJc w:val="right"/>
+      <w:pPr>
+        <w:ind w:left="4320" w:hanging="180"/>
+      </w:pPr>
+    </w:lvl>
+    <w:lvl w:ilvl="6" w:tplc="0409000F" w:tentative="1">
+      <w:start w:val="1"/>
+      <w:numFmt w:val="decimal"/>
+      <w:lvlText w:val="%7."/>
+      <w:lvlJc w:val="left"/>
+      <w:pPr>
+        <w:ind w:left="5040" w:hanging="360"/>
+      </w:pPr>
+    </w:lvl>
+    <w:lvl w:ilvl="7" w:tplc="04090019" w:tentative="1">
+      <w:start w:val="1"/>
+      <w:numFmt w:val="lowerLetter"/>
+      <w:lvlText w:val="%8."/>
+      <w:lvlJc w:val="left"/>
+      <w:pPr>
+        <w:ind w:left="5760" w:hanging="360"/>
+      </w:pPr>
+    </w:lvl>
+    <w:lvl w:ilvl="8" w:tplc="0409001B" w:tentative="1">
+      <w:start w:val="1"/>
+      <w:numFmt w:val="lowerRoman"/>
+      <w:lvlText w:val="%9."/>
+      <w:lvlJc w:val="right"/>
+      <w:pPr>
+        <w:ind w:left="6480" w:hanging="180"/>
+      </w:pPr>
+    </w:lvl>
+  </w:abstractNum>
+  <w:abstractNum w:abstractNumId="87" w15:restartNumberingAfterBreak="0">
+    <w:nsid w:val="68B23DC0"/>
+    <w:multiLevelType w:val="hybridMultilevel"/>
+    <w:tmpl w:val="4CB2ACB0"/>
+    <w:lvl w:ilvl="0" w:tplc="04090001">
+      <w:start w:val="1"/>
+      <w:numFmt w:val="bullet"/>
+      <w:lvlText w:val=""/>
+      <w:lvlJc w:val="left"/>
+      <w:pPr>
+        <w:ind w:left="720" w:hanging="360"/>
+      </w:pPr>
+      <w:rPr>
+        <w:rFonts w:ascii="Symbol" w:hAnsi="Symbol" w:hint="default"/>
+      </w:rPr>
+    </w:lvl>
+    <w:lvl w:ilvl="1" w:tplc="04090003" w:tentative="1">
+      <w:start w:val="1"/>
+      <w:numFmt w:val="bullet"/>
+      <w:lvlText w:val="o"/>
+      <w:lvlJc w:val="left"/>
+      <w:pPr>
+        <w:ind w:left="1440" w:hanging="360"/>
+      </w:pPr>
+      <w:rPr>
+        <w:rFonts w:ascii="Courier New" w:hAnsi="Courier New" w:cs="Courier New" w:hint="default"/>
+      </w:rPr>
+    </w:lvl>
+    <w:lvl w:ilvl="2" w:tplc="04090005" w:tentative="1">
+      <w:start w:val="1"/>
+      <w:numFmt w:val="bullet"/>
+      <w:lvlText w:val=""/>
+      <w:lvlJc w:val="left"/>
+      <w:pPr>
+        <w:ind w:left="2160" w:hanging="360"/>
+      </w:pPr>
+      <w:rPr>
+        <w:rFonts w:ascii="Wingdings" w:hAnsi="Wingdings" w:hint="default"/>
+      </w:rPr>
+    </w:lvl>
+    <w:lvl w:ilvl="3" w:tplc="04090001" w:tentative="1">
+      <w:start w:val="1"/>
+      <w:numFmt w:val="bullet"/>
+      <w:lvlText w:val=""/>
+      <w:lvlJc w:val="left"/>
+      <w:pPr>
+        <w:ind w:left="2880" w:hanging="360"/>
+      </w:pPr>
+      <w:rPr>
+        <w:rFonts w:ascii="Symbol" w:hAnsi="Symbol" w:hint="default"/>
+      </w:rPr>
+    </w:lvl>
+    <w:lvl w:ilvl="4" w:tplc="04090003" w:tentative="1">
+      <w:start w:val="1"/>
+      <w:numFmt w:val="bullet"/>
+      <w:lvlText w:val="o"/>
+      <w:lvlJc w:val="left"/>
+      <w:pPr>
+        <w:ind w:left="3600" w:hanging="360"/>
+      </w:pPr>
+      <w:rPr>
+        <w:rFonts w:ascii="Courier New" w:hAnsi="Courier New" w:cs="Courier New" w:hint="default"/>
+      </w:rPr>
+    </w:lvl>
+    <w:lvl w:ilvl="5" w:tplc="04090005" w:tentative="1">
+      <w:start w:val="1"/>
+      <w:numFmt w:val="bullet"/>
+      <w:lvlText w:val=""/>
+      <w:lvlJc w:val="left"/>
+      <w:pPr>
+        <w:ind w:left="4320" w:hanging="360"/>
+      </w:pPr>
+      <w:rPr>
+        <w:rFonts w:ascii="Wingdings" w:hAnsi="Wingdings" w:hint="default"/>
+      </w:rPr>
+    </w:lvl>
+    <w:lvl w:ilvl="6" w:tplc="04090001" w:tentative="1">
+      <w:start w:val="1"/>
+      <w:numFmt w:val="bullet"/>
+      <w:lvlText w:val=""/>
+      <w:lvlJc w:val="left"/>
+      <w:pPr>
+        <w:ind w:left="5040" w:hanging="360"/>
+      </w:pPr>
+      <w:rPr>
+        <w:rFonts w:ascii="Symbol" w:hAnsi="Symbol" w:hint="default"/>
+      </w:rPr>
+    </w:lvl>
+    <w:lvl w:ilvl="7" w:tplc="04090003" w:tentative="1">
+      <w:start w:val="1"/>
+      <w:numFmt w:val="bullet"/>
+      <w:lvlText w:val="o"/>
+      <w:lvlJc w:val="left"/>
+      <w:pPr>
+        <w:ind w:left="5760" w:hanging="360"/>
+      </w:pPr>
+      <w:rPr>
+        <w:rFonts w:ascii="Courier New" w:hAnsi="Courier New" w:cs="Courier New" w:hint="default"/>
+      </w:rPr>
+    </w:lvl>
+    <w:lvl w:ilvl="8" w:tplc="04090005" w:tentative="1">
+      <w:start w:val="1"/>
+      <w:numFmt w:val="bullet"/>
+      <w:lvlText w:val=""/>
+      <w:lvlJc w:val="left"/>
+      <w:pPr>
+        <w:ind w:left="6480" w:hanging="360"/>
+      </w:pPr>
+      <w:rPr>
+        <w:rFonts w:ascii="Wingdings" w:hAnsi="Wingdings" w:hint="default"/>
+      </w:rPr>
+    </w:lvl>
+  </w:abstractNum>
+  <w:abstractNum w:abstractNumId="88" w15:restartNumberingAfterBreak="0">
+    <w:nsid w:val="68F95C9A"/>
+    <w:multiLevelType w:val="hybridMultilevel"/>
+    <w:tmpl w:val="7EAE4962"/>
+    <w:lvl w:ilvl="0" w:tplc="0409000F">
+      <w:start w:val="1"/>
+      <w:numFmt w:val="decimal"/>
+      <w:lvlText w:val="%1."/>
+      <w:lvlJc w:val="left"/>
+      <w:pPr>
+        <w:ind w:left="720" w:hanging="360"/>
+      </w:pPr>
+    </w:lvl>
+    <w:lvl w:ilvl="1" w:tplc="04090019" w:tentative="1">
+      <w:start w:val="1"/>
+      <w:numFmt w:val="lowerLetter"/>
+      <w:lvlText w:val="%2."/>
+      <w:lvlJc w:val="left"/>
+      <w:pPr>
+        <w:ind w:left="1440" w:hanging="360"/>
+      </w:pPr>
+    </w:lvl>
+    <w:lvl w:ilvl="2" w:tplc="0409001B" w:tentative="1">
+      <w:start w:val="1"/>
+      <w:numFmt w:val="lowerRoman"/>
+      <w:lvlText w:val="%3."/>
+      <w:lvlJc w:val="right"/>
+      <w:pPr>
+        <w:ind w:left="2160" w:hanging="180"/>
+      </w:pPr>
+    </w:lvl>
+    <w:lvl w:ilvl="3" w:tplc="0409000F" w:tentative="1">
+      <w:start w:val="1"/>
+      <w:numFmt w:val="decimal"/>
+      <w:lvlText w:val="%4."/>
+      <w:lvlJc w:val="left"/>
+      <w:pPr>
+        <w:ind w:left="2880" w:hanging="360"/>
+      </w:pPr>
+    </w:lvl>
+    <w:lvl w:ilvl="4" w:tplc="04090019" w:tentative="1">
+      <w:start w:val="1"/>
+      <w:numFmt w:val="lowerLetter"/>
+      <w:lvlText w:val="%5."/>
+      <w:lvlJc w:val="left"/>
+      <w:pPr>
+        <w:ind w:left="3600" w:hanging="360"/>
+      </w:pPr>
+    </w:lvl>
+    <w:lvl w:ilvl="5" w:tplc="0409001B" w:tentative="1">
+      <w:start w:val="1"/>
+      <w:numFmt w:val="lowerRoman"/>
+      <w:lvlText w:val="%6."/>
+      <w:lvlJc w:val="right"/>
+      <w:pPr>
+        <w:ind w:left="4320" w:hanging="180"/>
+      </w:pPr>
+    </w:lvl>
+    <w:lvl w:ilvl="6" w:tplc="0409000F" w:tentative="1">
+      <w:start w:val="1"/>
+      <w:numFmt w:val="decimal"/>
+      <w:lvlText w:val="%7."/>
+      <w:lvlJc w:val="left"/>
+      <w:pPr>
+        <w:ind w:left="5040" w:hanging="360"/>
+      </w:pPr>
+    </w:lvl>
+    <w:lvl w:ilvl="7" w:tplc="04090019" w:tentative="1">
+      <w:start w:val="1"/>
+      <w:numFmt w:val="lowerLetter"/>
+      <w:lvlText w:val="%8."/>
+      <w:lvlJc w:val="left"/>
+      <w:pPr>
+        <w:ind w:left="5760" w:hanging="360"/>
+      </w:pPr>
+    </w:lvl>
+    <w:lvl w:ilvl="8" w:tplc="0409001B" w:tentative="1">
+      <w:start w:val="1"/>
+      <w:numFmt w:val="lowerRoman"/>
+      <w:lvlText w:val="%9."/>
+      <w:lvlJc w:val="right"/>
+      <w:pPr>
+        <w:ind w:left="6480" w:hanging="180"/>
+      </w:pPr>
+    </w:lvl>
+  </w:abstractNum>
+  <w:abstractNum w:abstractNumId="89" w15:restartNumberingAfterBreak="0">
     <w:nsid w:val="69D31275"/>
     <w:multiLevelType w:val="hybridMultilevel"/>
     <w:tmpl w:val="13866562"/>
@@ -31811,7 +39793,7 @@
       </w:rPr>
     </w:lvl>
   </w:abstractNum>
-  <w:abstractNum w:abstractNumId="70" w15:restartNumberingAfterBreak="0">
+  <w:abstractNum w:abstractNumId="90" w15:restartNumberingAfterBreak="0">
     <w:nsid w:val="69D84E81"/>
     <w:multiLevelType w:val="hybridMultilevel"/>
     <w:tmpl w:val="2F5AEB86"/>
@@ -31900,7 +39882,7 @@
       </w:pPr>
     </w:lvl>
   </w:abstractNum>
-  <w:abstractNum w:abstractNumId="71" w15:restartNumberingAfterBreak="0">
+  <w:abstractNum w:abstractNumId="91" w15:restartNumberingAfterBreak="0">
     <w:nsid w:val="6AEA5B1A"/>
     <w:multiLevelType w:val="hybridMultilevel"/>
     <w:tmpl w:val="B5E4A2A4"/>
@@ -31989,7 +39971,7 @@
       </w:pPr>
     </w:lvl>
   </w:abstractNum>
-  <w:abstractNum w:abstractNumId="72" w15:restartNumberingAfterBreak="0">
+  <w:abstractNum w:abstractNumId="92" w15:restartNumberingAfterBreak="0">
     <w:nsid w:val="6B4C1F77"/>
     <w:multiLevelType w:val="hybridMultilevel"/>
     <w:tmpl w:val="996AFAA8"/>
@@ -32102,7 +40084,120 @@
       </w:rPr>
     </w:lvl>
   </w:abstractNum>
-  <w:abstractNum w:abstractNumId="73" w15:restartNumberingAfterBreak="0">
+  <w:abstractNum w:abstractNumId="93" w15:restartNumberingAfterBreak="0">
+    <w:nsid w:val="6BA261FD"/>
+    <w:multiLevelType w:val="hybridMultilevel"/>
+    <w:tmpl w:val="DCBE1C5E"/>
+    <w:lvl w:ilvl="0" w:tplc="04090001">
+      <w:start w:val="1"/>
+      <w:numFmt w:val="bullet"/>
+      <w:lvlText w:val=""/>
+      <w:lvlJc w:val="left"/>
+      <w:pPr>
+        <w:ind w:left="720" w:hanging="360"/>
+      </w:pPr>
+      <w:rPr>
+        <w:rFonts w:ascii="Symbol" w:hAnsi="Symbol" w:hint="default"/>
+      </w:rPr>
+    </w:lvl>
+    <w:lvl w:ilvl="1" w:tplc="04090003" w:tentative="1">
+      <w:start w:val="1"/>
+      <w:numFmt w:val="bullet"/>
+      <w:lvlText w:val="o"/>
+      <w:lvlJc w:val="left"/>
+      <w:pPr>
+        <w:ind w:left="1440" w:hanging="360"/>
+      </w:pPr>
+      <w:rPr>
+        <w:rFonts w:ascii="Courier New" w:hAnsi="Courier New" w:cs="Courier New" w:hint="default"/>
+      </w:rPr>
+    </w:lvl>
+    <w:lvl w:ilvl="2" w:tplc="04090005" w:tentative="1">
+      <w:start w:val="1"/>
+      <w:numFmt w:val="bullet"/>
+      <w:lvlText w:val=""/>
+      <w:lvlJc w:val="left"/>
+      <w:pPr>
+        <w:ind w:left="2160" w:hanging="360"/>
+      </w:pPr>
+      <w:rPr>
+        <w:rFonts w:ascii="Wingdings" w:hAnsi="Wingdings" w:hint="default"/>
+      </w:rPr>
+    </w:lvl>
+    <w:lvl w:ilvl="3" w:tplc="04090001" w:tentative="1">
+      <w:start w:val="1"/>
+      <w:numFmt w:val="bullet"/>
+      <w:lvlText w:val=""/>
+      <w:lvlJc w:val="left"/>
+      <w:pPr>
+        <w:ind w:left="2880" w:hanging="360"/>
+      </w:pPr>
+      <w:rPr>
+        <w:rFonts w:ascii="Symbol" w:hAnsi="Symbol" w:hint="default"/>
+      </w:rPr>
+    </w:lvl>
+    <w:lvl w:ilvl="4" w:tplc="04090003" w:tentative="1">
+      <w:start w:val="1"/>
+      <w:numFmt w:val="bullet"/>
+      <w:lvlText w:val="o"/>
+      <w:lvlJc w:val="left"/>
+      <w:pPr>
+        <w:ind w:left="3600" w:hanging="360"/>
+      </w:pPr>
+      <w:rPr>
+        <w:rFonts w:ascii="Courier New" w:hAnsi="Courier New" w:cs="Courier New" w:hint="default"/>
+      </w:rPr>
+    </w:lvl>
+    <w:lvl w:ilvl="5" w:tplc="04090005" w:tentative="1">
+      <w:start w:val="1"/>
+      <w:numFmt w:val="bullet"/>
+      <w:lvlText w:val=""/>
+      <w:lvlJc w:val="left"/>
+      <w:pPr>
+        <w:ind w:left="4320" w:hanging="360"/>
+      </w:pPr>
+      <w:rPr>
+        <w:rFonts w:ascii="Wingdings" w:hAnsi="Wingdings" w:hint="default"/>
+      </w:rPr>
+    </w:lvl>
+    <w:lvl w:ilvl="6" w:tplc="04090001" w:tentative="1">
+      <w:start w:val="1"/>
+      <w:numFmt w:val="bullet"/>
+      <w:lvlText w:val=""/>
+      <w:lvlJc w:val="left"/>
+      <w:pPr>
+        <w:ind w:left="5040" w:hanging="360"/>
+      </w:pPr>
+      <w:rPr>
+        <w:rFonts w:ascii="Symbol" w:hAnsi="Symbol" w:hint="default"/>
+      </w:rPr>
+    </w:lvl>
+    <w:lvl w:ilvl="7" w:tplc="04090003" w:tentative="1">
+      <w:start w:val="1"/>
+      <w:numFmt w:val="bullet"/>
+      <w:lvlText w:val="o"/>
+      <w:lvlJc w:val="left"/>
+      <w:pPr>
+        <w:ind w:left="5760" w:hanging="360"/>
+      </w:pPr>
+      <w:rPr>
+        <w:rFonts w:ascii="Courier New" w:hAnsi="Courier New" w:cs="Courier New" w:hint="default"/>
+      </w:rPr>
+    </w:lvl>
+    <w:lvl w:ilvl="8" w:tplc="04090005" w:tentative="1">
+      <w:start w:val="1"/>
+      <w:numFmt w:val="bullet"/>
+      <w:lvlText w:val=""/>
+      <w:lvlJc w:val="left"/>
+      <w:pPr>
+        <w:ind w:left="6480" w:hanging="360"/>
+      </w:pPr>
+      <w:rPr>
+        <w:rFonts w:ascii="Wingdings" w:hAnsi="Wingdings" w:hint="default"/>
+      </w:rPr>
+    </w:lvl>
+  </w:abstractNum>
+  <w:abstractNum w:abstractNumId="94" w15:restartNumberingAfterBreak="0">
     <w:nsid w:val="6C4C6DB9"/>
     <w:multiLevelType w:val="hybridMultilevel"/>
     <w:tmpl w:val="5A1C40C6"/>
@@ -32215,7 +40310,7 @@
       </w:rPr>
     </w:lvl>
   </w:abstractNum>
-  <w:abstractNum w:abstractNumId="74" w15:restartNumberingAfterBreak="0">
+  <w:abstractNum w:abstractNumId="95" w15:restartNumberingAfterBreak="0">
     <w:nsid w:val="6F975126"/>
     <w:multiLevelType w:val="hybridMultilevel"/>
     <w:tmpl w:val="B25E5DE4"/>
@@ -32304,7 +40399,7 @@
       </w:pPr>
     </w:lvl>
   </w:abstractNum>
-  <w:abstractNum w:abstractNumId="75" w15:restartNumberingAfterBreak="0">
+  <w:abstractNum w:abstractNumId="96" w15:restartNumberingAfterBreak="0">
     <w:nsid w:val="6FA44282"/>
     <w:multiLevelType w:val="hybridMultilevel"/>
     <w:tmpl w:val="F88A7F2A"/>
@@ -32417,7 +40512,209 @@
       </w:rPr>
     </w:lvl>
   </w:abstractNum>
-  <w:abstractNum w:abstractNumId="76" w15:restartNumberingAfterBreak="0">
+  <w:abstractNum w:abstractNumId="97" w15:restartNumberingAfterBreak="0">
+    <w:nsid w:val="713A11BD"/>
+    <w:multiLevelType w:val="hybridMultilevel"/>
+    <w:tmpl w:val="557ABA08"/>
+    <w:lvl w:ilvl="0" w:tplc="04090001">
+      <w:start w:val="1"/>
+      <w:numFmt w:val="bullet"/>
+      <w:lvlText w:val=""/>
+      <w:lvlJc w:val="left"/>
+      <w:pPr>
+        <w:ind w:left="720" w:hanging="360"/>
+      </w:pPr>
+      <w:rPr>
+        <w:rFonts w:ascii="Symbol" w:hAnsi="Symbol" w:hint="default"/>
+      </w:rPr>
+    </w:lvl>
+    <w:lvl w:ilvl="1" w:tplc="04090003" w:tentative="1">
+      <w:start w:val="1"/>
+      <w:numFmt w:val="bullet"/>
+      <w:lvlText w:val="o"/>
+      <w:lvlJc w:val="left"/>
+      <w:pPr>
+        <w:ind w:left="1440" w:hanging="360"/>
+      </w:pPr>
+      <w:rPr>
+        <w:rFonts w:ascii="Courier New" w:hAnsi="Courier New" w:cs="Courier New" w:hint="default"/>
+      </w:rPr>
+    </w:lvl>
+    <w:lvl w:ilvl="2" w:tplc="04090005" w:tentative="1">
+      <w:start w:val="1"/>
+      <w:numFmt w:val="bullet"/>
+      <w:lvlText w:val=""/>
+      <w:lvlJc w:val="left"/>
+      <w:pPr>
+        <w:ind w:left="2160" w:hanging="360"/>
+      </w:pPr>
+      <w:rPr>
+        <w:rFonts w:ascii="Wingdings" w:hAnsi="Wingdings" w:hint="default"/>
+      </w:rPr>
+    </w:lvl>
+    <w:lvl w:ilvl="3" w:tplc="04090001" w:tentative="1">
+      <w:start w:val="1"/>
+      <w:numFmt w:val="bullet"/>
+      <w:lvlText w:val=""/>
+      <w:lvlJc w:val="left"/>
+      <w:pPr>
+        <w:ind w:left="2880" w:hanging="360"/>
+      </w:pPr>
+      <w:rPr>
+        <w:rFonts w:ascii="Symbol" w:hAnsi="Symbol" w:hint="default"/>
+      </w:rPr>
+    </w:lvl>
+    <w:lvl w:ilvl="4" w:tplc="04090003" w:tentative="1">
+      <w:start w:val="1"/>
+      <w:numFmt w:val="bullet"/>
+      <w:lvlText w:val="o"/>
+      <w:lvlJc w:val="left"/>
+      <w:pPr>
+        <w:ind w:left="3600" w:hanging="360"/>
+      </w:pPr>
+      <w:rPr>
+        <w:rFonts w:ascii="Courier New" w:hAnsi="Courier New" w:cs="Courier New" w:hint="default"/>
+      </w:rPr>
+    </w:lvl>
+    <w:lvl w:ilvl="5" w:tplc="04090005" w:tentative="1">
+      <w:start w:val="1"/>
+      <w:numFmt w:val="bullet"/>
+      <w:lvlText w:val=""/>
+      <w:lvlJc w:val="left"/>
+      <w:pPr>
+        <w:ind w:left="4320" w:hanging="360"/>
+      </w:pPr>
+      <w:rPr>
+        <w:rFonts w:ascii="Wingdings" w:hAnsi="Wingdings" w:hint="default"/>
+      </w:rPr>
+    </w:lvl>
+    <w:lvl w:ilvl="6" w:tplc="04090001" w:tentative="1">
+      <w:start w:val="1"/>
+      <w:numFmt w:val="bullet"/>
+      <w:lvlText w:val=""/>
+      <w:lvlJc w:val="left"/>
+      <w:pPr>
+        <w:ind w:left="5040" w:hanging="360"/>
+      </w:pPr>
+      <w:rPr>
+        <w:rFonts w:ascii="Symbol" w:hAnsi="Symbol" w:hint="default"/>
+      </w:rPr>
+    </w:lvl>
+    <w:lvl w:ilvl="7" w:tplc="04090003" w:tentative="1">
+      <w:start w:val="1"/>
+      <w:numFmt w:val="bullet"/>
+      <w:lvlText w:val="o"/>
+      <w:lvlJc w:val="left"/>
+      <w:pPr>
+        <w:ind w:left="5760" w:hanging="360"/>
+      </w:pPr>
+      <w:rPr>
+        <w:rFonts w:ascii="Courier New" w:hAnsi="Courier New" w:cs="Courier New" w:hint="default"/>
+      </w:rPr>
+    </w:lvl>
+    <w:lvl w:ilvl="8" w:tplc="04090005" w:tentative="1">
+      <w:start w:val="1"/>
+      <w:numFmt w:val="bullet"/>
+      <w:lvlText w:val=""/>
+      <w:lvlJc w:val="left"/>
+      <w:pPr>
+        <w:ind w:left="6480" w:hanging="360"/>
+      </w:pPr>
+      <w:rPr>
+        <w:rFonts w:ascii="Wingdings" w:hAnsi="Wingdings" w:hint="default"/>
+      </w:rPr>
+    </w:lvl>
+  </w:abstractNum>
+  <w:abstractNum w:abstractNumId="98" w15:restartNumberingAfterBreak="0">
+    <w:nsid w:val="724D40F7"/>
+    <w:multiLevelType w:val="hybridMultilevel"/>
+    <w:tmpl w:val="A7806484"/>
+    <w:lvl w:ilvl="0" w:tplc="0409000F">
+      <w:start w:val="1"/>
+      <w:numFmt w:val="decimal"/>
+      <w:lvlText w:val="%1."/>
+      <w:lvlJc w:val="left"/>
+      <w:pPr>
+        <w:ind w:left="720" w:hanging="360"/>
+      </w:pPr>
+      <w:rPr>
+        <w:rFonts w:hint="default"/>
+      </w:rPr>
+    </w:lvl>
+    <w:lvl w:ilvl="1" w:tplc="04090019" w:tentative="1">
+      <w:start w:val="1"/>
+      <w:numFmt w:val="lowerLetter"/>
+      <w:lvlText w:val="%2."/>
+      <w:lvlJc w:val="left"/>
+      <w:pPr>
+        <w:ind w:left="1440" w:hanging="360"/>
+      </w:pPr>
+    </w:lvl>
+    <w:lvl w:ilvl="2" w:tplc="0409001B" w:tentative="1">
+      <w:start w:val="1"/>
+      <w:numFmt w:val="lowerRoman"/>
+      <w:lvlText w:val="%3."/>
+      <w:lvlJc w:val="right"/>
+      <w:pPr>
+        <w:ind w:left="2160" w:hanging="180"/>
+      </w:pPr>
+    </w:lvl>
+    <w:lvl w:ilvl="3" w:tplc="0409000F" w:tentative="1">
+      <w:start w:val="1"/>
+      <w:numFmt w:val="decimal"/>
+      <w:lvlText w:val="%4."/>
+      <w:lvlJc w:val="left"/>
+      <w:pPr>
+        <w:ind w:left="2880" w:hanging="360"/>
+      </w:pPr>
+    </w:lvl>
+    <w:lvl w:ilvl="4" w:tplc="04090019" w:tentative="1">
+      <w:start w:val="1"/>
+      <w:numFmt w:val="lowerLetter"/>
+      <w:lvlText w:val="%5."/>
+      <w:lvlJc w:val="left"/>
+      <w:pPr>
+        <w:ind w:left="3600" w:hanging="360"/>
+      </w:pPr>
+    </w:lvl>
+    <w:lvl w:ilvl="5" w:tplc="0409001B" w:tentative="1">
+      <w:start w:val="1"/>
+      <w:numFmt w:val="lowerRoman"/>
+      <w:lvlText w:val="%6."/>
+      <w:lvlJc w:val="right"/>
+      <w:pPr>
+        <w:ind w:left="4320" w:hanging="180"/>
+      </w:pPr>
+    </w:lvl>
+    <w:lvl w:ilvl="6" w:tplc="0409000F" w:tentative="1">
+      <w:start w:val="1"/>
+      <w:numFmt w:val="decimal"/>
+      <w:lvlText w:val="%7."/>
+      <w:lvlJc w:val="left"/>
+      <w:pPr>
+        <w:ind w:left="5040" w:hanging="360"/>
+      </w:pPr>
+    </w:lvl>
+    <w:lvl w:ilvl="7" w:tplc="04090019" w:tentative="1">
+      <w:start w:val="1"/>
+      <w:numFmt w:val="lowerLetter"/>
+      <w:lvlText w:val="%8."/>
+      <w:lvlJc w:val="left"/>
+      <w:pPr>
+        <w:ind w:left="5760" w:hanging="360"/>
+      </w:pPr>
+    </w:lvl>
+    <w:lvl w:ilvl="8" w:tplc="0409001B" w:tentative="1">
+      <w:start w:val="1"/>
+      <w:numFmt w:val="lowerRoman"/>
+      <w:lvlText w:val="%9."/>
+      <w:lvlJc w:val="right"/>
+      <w:pPr>
+        <w:ind w:left="6480" w:hanging="180"/>
+      </w:pPr>
+    </w:lvl>
+  </w:abstractNum>
+  <w:abstractNum w:abstractNumId="99" w15:restartNumberingAfterBreak="0">
     <w:nsid w:val="74942E84"/>
     <w:multiLevelType w:val="hybridMultilevel"/>
     <w:tmpl w:val="FA4A6C16"/>
@@ -32506,7 +40803,7 @@
       </w:pPr>
     </w:lvl>
   </w:abstractNum>
-  <w:abstractNum w:abstractNumId="77" w15:restartNumberingAfterBreak="0">
+  <w:abstractNum w:abstractNumId="100" w15:restartNumberingAfterBreak="0">
     <w:nsid w:val="76527AEF"/>
     <w:multiLevelType w:val="hybridMultilevel"/>
     <w:tmpl w:val="83FCEA38"/>
@@ -32595,7 +40892,233 @@
       </w:pPr>
     </w:lvl>
   </w:abstractNum>
-  <w:abstractNum w:abstractNumId="78" w15:restartNumberingAfterBreak="0">
+  <w:abstractNum w:abstractNumId="101" w15:restartNumberingAfterBreak="0">
+    <w:nsid w:val="77955B21"/>
+    <w:multiLevelType w:val="hybridMultilevel"/>
+    <w:tmpl w:val="9B523CD8"/>
+    <w:lvl w:ilvl="0" w:tplc="04090001">
+      <w:start w:val="1"/>
+      <w:numFmt w:val="bullet"/>
+      <w:lvlText w:val=""/>
+      <w:lvlJc w:val="left"/>
+      <w:pPr>
+        <w:ind w:left="720" w:hanging="360"/>
+      </w:pPr>
+      <w:rPr>
+        <w:rFonts w:ascii="Symbol" w:hAnsi="Symbol" w:hint="default"/>
+      </w:rPr>
+    </w:lvl>
+    <w:lvl w:ilvl="1" w:tplc="04090003" w:tentative="1">
+      <w:start w:val="1"/>
+      <w:numFmt w:val="bullet"/>
+      <w:lvlText w:val="o"/>
+      <w:lvlJc w:val="left"/>
+      <w:pPr>
+        <w:ind w:left="1440" w:hanging="360"/>
+      </w:pPr>
+      <w:rPr>
+        <w:rFonts w:ascii="Courier New" w:hAnsi="Courier New" w:cs="Courier New" w:hint="default"/>
+      </w:rPr>
+    </w:lvl>
+    <w:lvl w:ilvl="2" w:tplc="04090005" w:tentative="1">
+      <w:start w:val="1"/>
+      <w:numFmt w:val="bullet"/>
+      <w:lvlText w:val=""/>
+      <w:lvlJc w:val="left"/>
+      <w:pPr>
+        <w:ind w:left="2160" w:hanging="360"/>
+      </w:pPr>
+      <w:rPr>
+        <w:rFonts w:ascii="Wingdings" w:hAnsi="Wingdings" w:hint="default"/>
+      </w:rPr>
+    </w:lvl>
+    <w:lvl w:ilvl="3" w:tplc="04090001" w:tentative="1">
+      <w:start w:val="1"/>
+      <w:numFmt w:val="bullet"/>
+      <w:lvlText w:val=""/>
+      <w:lvlJc w:val="left"/>
+      <w:pPr>
+        <w:ind w:left="2880" w:hanging="360"/>
+      </w:pPr>
+      <w:rPr>
+        <w:rFonts w:ascii="Symbol" w:hAnsi="Symbol" w:hint="default"/>
+      </w:rPr>
+    </w:lvl>
+    <w:lvl w:ilvl="4" w:tplc="04090003" w:tentative="1">
+      <w:start w:val="1"/>
+      <w:numFmt w:val="bullet"/>
+      <w:lvlText w:val="o"/>
+      <w:lvlJc w:val="left"/>
+      <w:pPr>
+        <w:ind w:left="3600" w:hanging="360"/>
+      </w:pPr>
+      <w:rPr>
+        <w:rFonts w:ascii="Courier New" w:hAnsi="Courier New" w:cs="Courier New" w:hint="default"/>
+      </w:rPr>
+    </w:lvl>
+    <w:lvl w:ilvl="5" w:tplc="04090005" w:tentative="1">
+      <w:start w:val="1"/>
+      <w:numFmt w:val="bullet"/>
+      <w:lvlText w:val=""/>
+      <w:lvlJc w:val="left"/>
+      <w:pPr>
+        <w:ind w:left="4320" w:hanging="360"/>
+      </w:pPr>
+      <w:rPr>
+        <w:rFonts w:ascii="Wingdings" w:hAnsi="Wingdings" w:hint="default"/>
+      </w:rPr>
+    </w:lvl>
+    <w:lvl w:ilvl="6" w:tplc="04090001" w:tentative="1">
+      <w:start w:val="1"/>
+      <w:numFmt w:val="bullet"/>
+      <w:lvlText w:val=""/>
+      <w:lvlJc w:val="left"/>
+      <w:pPr>
+        <w:ind w:left="5040" w:hanging="360"/>
+      </w:pPr>
+      <w:rPr>
+        <w:rFonts w:ascii="Symbol" w:hAnsi="Symbol" w:hint="default"/>
+      </w:rPr>
+    </w:lvl>
+    <w:lvl w:ilvl="7" w:tplc="04090003" w:tentative="1">
+      <w:start w:val="1"/>
+      <w:numFmt w:val="bullet"/>
+      <w:lvlText w:val="o"/>
+      <w:lvlJc w:val="left"/>
+      <w:pPr>
+        <w:ind w:left="5760" w:hanging="360"/>
+      </w:pPr>
+      <w:rPr>
+        <w:rFonts w:ascii="Courier New" w:hAnsi="Courier New" w:cs="Courier New" w:hint="default"/>
+      </w:rPr>
+    </w:lvl>
+    <w:lvl w:ilvl="8" w:tplc="04090005" w:tentative="1">
+      <w:start w:val="1"/>
+      <w:numFmt w:val="bullet"/>
+      <w:lvlText w:val=""/>
+      <w:lvlJc w:val="left"/>
+      <w:pPr>
+        <w:ind w:left="6480" w:hanging="360"/>
+      </w:pPr>
+      <w:rPr>
+        <w:rFonts w:ascii="Wingdings" w:hAnsi="Wingdings" w:hint="default"/>
+      </w:rPr>
+    </w:lvl>
+  </w:abstractNum>
+  <w:abstractNum w:abstractNumId="102" w15:restartNumberingAfterBreak="0">
+    <w:nsid w:val="7A0F6AC4"/>
+    <w:multiLevelType w:val="hybridMultilevel"/>
+    <w:tmpl w:val="36E433AE"/>
+    <w:lvl w:ilvl="0" w:tplc="04090001">
+      <w:start w:val="1"/>
+      <w:numFmt w:val="bullet"/>
+      <w:lvlText w:val=""/>
+      <w:lvlJc w:val="left"/>
+      <w:pPr>
+        <w:ind w:left="720" w:hanging="360"/>
+      </w:pPr>
+      <w:rPr>
+        <w:rFonts w:ascii="Symbol" w:hAnsi="Symbol" w:hint="default"/>
+      </w:rPr>
+    </w:lvl>
+    <w:lvl w:ilvl="1" w:tplc="04090003" w:tentative="1">
+      <w:start w:val="1"/>
+      <w:numFmt w:val="bullet"/>
+      <w:lvlText w:val="o"/>
+      <w:lvlJc w:val="left"/>
+      <w:pPr>
+        <w:ind w:left="1440" w:hanging="360"/>
+      </w:pPr>
+      <w:rPr>
+        <w:rFonts w:ascii="Courier New" w:hAnsi="Courier New" w:cs="Courier New" w:hint="default"/>
+      </w:rPr>
+    </w:lvl>
+    <w:lvl w:ilvl="2" w:tplc="04090005" w:tentative="1">
+      <w:start w:val="1"/>
+      <w:numFmt w:val="bullet"/>
+      <w:lvlText w:val=""/>
+      <w:lvlJc w:val="left"/>
+      <w:pPr>
+        <w:ind w:left="2160" w:hanging="360"/>
+      </w:pPr>
+      <w:rPr>
+        <w:rFonts w:ascii="Wingdings" w:hAnsi="Wingdings" w:hint="default"/>
+      </w:rPr>
+    </w:lvl>
+    <w:lvl w:ilvl="3" w:tplc="04090001" w:tentative="1">
+      <w:start w:val="1"/>
+      <w:numFmt w:val="bullet"/>
+      <w:lvlText w:val=""/>
+      <w:lvlJc w:val="left"/>
+      <w:pPr>
+        <w:ind w:left="2880" w:hanging="360"/>
+      </w:pPr>
+      <w:rPr>
+        <w:rFonts w:ascii="Symbol" w:hAnsi="Symbol" w:hint="default"/>
+      </w:rPr>
+    </w:lvl>
+    <w:lvl w:ilvl="4" w:tplc="04090003" w:tentative="1">
+      <w:start w:val="1"/>
+      <w:numFmt w:val="bullet"/>
+      <w:lvlText w:val="o"/>
+      <w:lvlJc w:val="left"/>
+      <w:pPr>
+        <w:ind w:left="3600" w:hanging="360"/>
+      </w:pPr>
+      <w:rPr>
+        <w:rFonts w:ascii="Courier New" w:hAnsi="Courier New" w:cs="Courier New" w:hint="default"/>
+      </w:rPr>
+    </w:lvl>
+    <w:lvl w:ilvl="5" w:tplc="04090005" w:tentative="1">
+      <w:start w:val="1"/>
+      <w:numFmt w:val="bullet"/>
+      <w:lvlText w:val=""/>
+      <w:lvlJc w:val="left"/>
+      <w:pPr>
+        <w:ind w:left="4320" w:hanging="360"/>
+      </w:pPr>
+      <w:rPr>
+        <w:rFonts w:ascii="Wingdings" w:hAnsi="Wingdings" w:hint="default"/>
+      </w:rPr>
+    </w:lvl>
+    <w:lvl w:ilvl="6" w:tplc="04090001" w:tentative="1">
+      <w:start w:val="1"/>
+      <w:numFmt w:val="bullet"/>
+      <w:lvlText w:val=""/>
+      <w:lvlJc w:val="left"/>
+      <w:pPr>
+        <w:ind w:left="5040" w:hanging="360"/>
+      </w:pPr>
+      <w:rPr>
+        <w:rFonts w:ascii="Symbol" w:hAnsi="Symbol" w:hint="default"/>
+      </w:rPr>
+    </w:lvl>
+    <w:lvl w:ilvl="7" w:tplc="04090003" w:tentative="1">
+      <w:start w:val="1"/>
+      <w:numFmt w:val="bullet"/>
+      <w:lvlText w:val="o"/>
+      <w:lvlJc w:val="left"/>
+      <w:pPr>
+        <w:ind w:left="5760" w:hanging="360"/>
+      </w:pPr>
+      <w:rPr>
+        <w:rFonts w:ascii="Courier New" w:hAnsi="Courier New" w:cs="Courier New" w:hint="default"/>
+      </w:rPr>
+    </w:lvl>
+    <w:lvl w:ilvl="8" w:tplc="04090005" w:tentative="1">
+      <w:start w:val="1"/>
+      <w:numFmt w:val="bullet"/>
+      <w:lvlText w:val=""/>
+      <w:lvlJc w:val="left"/>
+      <w:pPr>
+        <w:ind w:left="6480" w:hanging="360"/>
+      </w:pPr>
+      <w:rPr>
+        <w:rFonts w:ascii="Wingdings" w:hAnsi="Wingdings" w:hint="default"/>
+      </w:rPr>
+    </w:lvl>
+  </w:abstractNum>
+  <w:abstractNum w:abstractNumId="103" w15:restartNumberingAfterBreak="0">
     <w:nsid w:val="7BB05294"/>
     <w:multiLevelType w:val="hybridMultilevel"/>
     <w:tmpl w:val="AD26FFC8"/>
@@ -32708,7 +41231,7 @@
       </w:rPr>
     </w:lvl>
   </w:abstractNum>
-  <w:abstractNum w:abstractNumId="79" w15:restartNumberingAfterBreak="0">
+  <w:abstractNum w:abstractNumId="104" w15:restartNumberingAfterBreak="0">
     <w:nsid w:val="7C57797A"/>
     <w:multiLevelType w:val="hybridMultilevel"/>
     <w:tmpl w:val="2BA0E002"/>
@@ -32821,7 +41344,7 @@
       </w:rPr>
     </w:lvl>
   </w:abstractNum>
-  <w:abstractNum w:abstractNumId="80" w15:restartNumberingAfterBreak="0">
+  <w:abstractNum w:abstractNumId="105" w15:restartNumberingAfterBreak="0">
     <w:nsid w:val="7E2D6207"/>
     <w:multiLevelType w:val="hybridMultilevel"/>
     <w:tmpl w:val="EEBA1730"/>
@@ -32910,7 +41433,7 @@
       </w:pPr>
     </w:lvl>
   </w:abstractNum>
-  <w:abstractNum w:abstractNumId="81" w15:restartNumberingAfterBreak="0">
+  <w:abstractNum w:abstractNumId="106" w15:restartNumberingAfterBreak="0">
     <w:nsid w:val="7EC348D8"/>
     <w:multiLevelType w:val="hybridMultilevel"/>
     <w:tmpl w:val="9BF81A82"/>
@@ -32997,252 +41520,327 @@
     </w:lvl>
   </w:abstractNum>
   <w:num w:numId="1" w16cid:durableId="1259943276">
-    <w:abstractNumId w:val="36"/>
+    <w:abstractNumId w:val="46"/>
   </w:num>
   <w:num w:numId="2" w16cid:durableId="1216818943">
-    <w:abstractNumId w:val="7"/>
+    <w:abstractNumId w:val="10"/>
   </w:num>
   <w:num w:numId="3" w16cid:durableId="1449816628">
-    <w:abstractNumId w:val="61"/>
+    <w:abstractNumId w:val="77"/>
   </w:num>
   <w:num w:numId="4" w16cid:durableId="800995388">
-    <w:abstractNumId w:val="65"/>
+    <w:abstractNumId w:val="82"/>
   </w:num>
   <w:num w:numId="5" w16cid:durableId="2084836749">
-    <w:abstractNumId w:val="80"/>
+    <w:abstractNumId w:val="105"/>
   </w:num>
   <w:num w:numId="6" w16cid:durableId="1286230543">
     <w:abstractNumId w:val="1"/>
   </w:num>
   <w:num w:numId="7" w16cid:durableId="1498690908">
-    <w:abstractNumId w:val="18"/>
+    <w:abstractNumId w:val="23"/>
   </w:num>
   <w:num w:numId="8" w16cid:durableId="34737901">
-    <w:abstractNumId w:val="35"/>
+    <w:abstractNumId w:val="44"/>
   </w:num>
   <w:num w:numId="9" w16cid:durableId="1393038438">
     <w:abstractNumId w:val="2"/>
   </w:num>
   <w:num w:numId="10" w16cid:durableId="2082292476">
-    <w:abstractNumId w:val="6"/>
+    <w:abstractNumId w:val="8"/>
   </w:num>
   <w:num w:numId="11" w16cid:durableId="1030060435">
-    <w:abstractNumId w:val="71"/>
+    <w:abstractNumId w:val="91"/>
   </w:num>
   <w:num w:numId="12" w16cid:durableId="1885748398">
-    <w:abstractNumId w:val="23"/>
+    <w:abstractNumId w:val="29"/>
   </w:num>
   <w:num w:numId="13" w16cid:durableId="128212695">
-    <w:abstractNumId w:val="19"/>
+    <w:abstractNumId w:val="24"/>
   </w:num>
   <w:num w:numId="14" w16cid:durableId="1637568592">
-    <w:abstractNumId w:val="14"/>
+    <w:abstractNumId w:val="17"/>
   </w:num>
   <w:num w:numId="15" w16cid:durableId="244385365">
-    <w:abstractNumId w:val="54"/>
+    <w:abstractNumId w:val="70"/>
   </w:num>
   <w:num w:numId="16" w16cid:durableId="1643076237">
-    <w:abstractNumId w:val="32"/>
+    <w:abstractNumId w:val="41"/>
   </w:num>
   <w:num w:numId="17" w16cid:durableId="1980065870">
-    <w:abstractNumId w:val="33"/>
+    <w:abstractNumId w:val="42"/>
   </w:num>
   <w:num w:numId="18" w16cid:durableId="2092968186">
-    <w:abstractNumId w:val="63"/>
+    <w:abstractNumId w:val="80"/>
   </w:num>
   <w:num w:numId="19" w16cid:durableId="1362587605">
-    <w:abstractNumId w:val="41"/>
+    <w:abstractNumId w:val="53"/>
   </w:num>
   <w:num w:numId="20" w16cid:durableId="312291797">
-    <w:abstractNumId w:val="81"/>
+    <w:abstractNumId w:val="106"/>
   </w:num>
   <w:num w:numId="21" w16cid:durableId="1832527327">
-    <w:abstractNumId w:val="20"/>
+    <w:abstractNumId w:val="25"/>
   </w:num>
   <w:num w:numId="22" w16cid:durableId="399334146">
-    <w:abstractNumId w:val="22"/>
+    <w:abstractNumId w:val="28"/>
   </w:num>
   <w:num w:numId="23" w16cid:durableId="1121144187">
+    <w:abstractNumId w:val="27"/>
+  </w:num>
+  <w:num w:numId="24" w16cid:durableId="1367873960">
+    <w:abstractNumId w:val="39"/>
+  </w:num>
+  <w:num w:numId="25" w16cid:durableId="1711807844">
+    <w:abstractNumId w:val="36"/>
+  </w:num>
+  <w:num w:numId="26" w16cid:durableId="686567613">
+    <w:abstractNumId w:val="99"/>
+  </w:num>
+  <w:num w:numId="27" w16cid:durableId="1286736280">
+    <w:abstractNumId w:val="50"/>
+  </w:num>
+  <w:num w:numId="28" w16cid:durableId="2017148636">
+    <w:abstractNumId w:val="55"/>
+  </w:num>
+  <w:num w:numId="29" w16cid:durableId="221333227">
+    <w:abstractNumId w:val="31"/>
+  </w:num>
+  <w:num w:numId="30" w16cid:durableId="186984899">
     <w:abstractNumId w:val="21"/>
   </w:num>
-  <w:num w:numId="24" w16cid:durableId="1367873960">
-    <w:abstractNumId w:val="30"/>
-  </w:num>
-  <w:num w:numId="25" w16cid:durableId="1711807844">
-    <w:abstractNumId w:val="27"/>
-  </w:num>
-  <w:num w:numId="26" w16cid:durableId="686567613">
-    <w:abstractNumId w:val="76"/>
-  </w:num>
-  <w:num w:numId="27" w16cid:durableId="1286736280">
-    <w:abstractNumId w:val="39"/>
-  </w:num>
-  <w:num w:numId="28" w16cid:durableId="2017148636">
-    <w:abstractNumId w:val="42"/>
-  </w:num>
-  <w:num w:numId="29" w16cid:durableId="221333227">
-    <w:abstractNumId w:val="24"/>
-  </w:num>
-  <w:num w:numId="30" w16cid:durableId="186984899">
-    <w:abstractNumId w:val="17"/>
-  </w:num>
   <w:num w:numId="31" w16cid:durableId="774864692">
-    <w:abstractNumId w:val="59"/>
+    <w:abstractNumId w:val="75"/>
   </w:num>
   <w:num w:numId="32" w16cid:durableId="659424037">
-    <w:abstractNumId w:val="51"/>
+    <w:abstractNumId w:val="66"/>
   </w:num>
   <w:num w:numId="33" w16cid:durableId="1801873797">
-    <w:abstractNumId w:val="48"/>
+    <w:abstractNumId w:val="63"/>
   </w:num>
   <w:num w:numId="34" w16cid:durableId="1290820354">
     <w:abstractNumId w:val="3"/>
   </w:num>
   <w:num w:numId="35" w16cid:durableId="1971402400">
-    <w:abstractNumId w:val="68"/>
+    <w:abstractNumId w:val="85"/>
   </w:num>
   <w:num w:numId="36" w16cid:durableId="74596055">
+    <w:abstractNumId w:val="94"/>
+  </w:num>
+  <w:num w:numId="37" w16cid:durableId="725373755">
+    <w:abstractNumId w:val="14"/>
+  </w:num>
+  <w:num w:numId="38" w16cid:durableId="1413578588">
     <w:abstractNumId w:val="73"/>
   </w:num>
-  <w:num w:numId="37" w16cid:durableId="725373755">
-    <w:abstractNumId w:val="11"/>
-  </w:num>
-  <w:num w:numId="38" w16cid:durableId="1413578588">
-    <w:abstractNumId w:val="57"/>
-  </w:num>
   <w:num w:numId="39" w16cid:durableId="1518544272">
-    <w:abstractNumId w:val="60"/>
+    <w:abstractNumId w:val="76"/>
   </w:num>
   <w:num w:numId="40" w16cid:durableId="672800127">
-    <w:abstractNumId w:val="31"/>
+    <w:abstractNumId w:val="40"/>
   </w:num>
   <w:num w:numId="41" w16cid:durableId="1088311336">
-    <w:abstractNumId w:val="77"/>
+    <w:abstractNumId w:val="100"/>
   </w:num>
   <w:num w:numId="42" w16cid:durableId="71859272">
-    <w:abstractNumId w:val="67"/>
+    <w:abstractNumId w:val="84"/>
   </w:num>
   <w:num w:numId="43" w16cid:durableId="1012294459">
-    <w:abstractNumId w:val="45"/>
+    <w:abstractNumId w:val="59"/>
   </w:num>
   <w:num w:numId="44" w16cid:durableId="938024585">
-    <w:abstractNumId w:val="40"/>
+    <w:abstractNumId w:val="52"/>
   </w:num>
   <w:num w:numId="45" w16cid:durableId="1107627263">
+    <w:abstractNumId w:val="19"/>
+  </w:num>
+  <w:num w:numId="46" w16cid:durableId="1773622480">
+    <w:abstractNumId w:val="6"/>
+  </w:num>
+  <w:num w:numId="47" w16cid:durableId="529803193">
+    <w:abstractNumId w:val="48"/>
+  </w:num>
+  <w:num w:numId="48" w16cid:durableId="2008366647">
+    <w:abstractNumId w:val="65"/>
+  </w:num>
+  <w:num w:numId="49" w16cid:durableId="1258560665">
     <w:abstractNumId w:val="16"/>
   </w:num>
-  <w:num w:numId="46" w16cid:durableId="1773622480">
-    <w:abstractNumId w:val="5"/>
-  </w:num>
-  <w:num w:numId="47" w16cid:durableId="529803193">
-    <w:abstractNumId w:val="37"/>
-  </w:num>
-  <w:num w:numId="48" w16cid:durableId="2008366647">
-    <w:abstractNumId w:val="50"/>
-  </w:num>
-  <w:num w:numId="49" w16cid:durableId="1258560665">
-    <w:abstractNumId w:val="13"/>
-  </w:num>
   <w:num w:numId="50" w16cid:durableId="1746142083">
-    <w:abstractNumId w:val="49"/>
+    <w:abstractNumId w:val="64"/>
   </w:num>
   <w:num w:numId="51" w16cid:durableId="1201091670">
-    <w:abstractNumId w:val="26"/>
+    <w:abstractNumId w:val="35"/>
   </w:num>
   <w:num w:numId="52" w16cid:durableId="657344302">
     <w:abstractNumId w:val="4"/>
   </w:num>
   <w:num w:numId="53" w16cid:durableId="755437223">
-    <w:abstractNumId w:val="78"/>
+    <w:abstractNumId w:val="103"/>
   </w:num>
   <w:num w:numId="54" w16cid:durableId="2038506154">
-    <w:abstractNumId w:val="70"/>
+    <w:abstractNumId w:val="90"/>
   </w:num>
   <w:num w:numId="55" w16cid:durableId="996038176">
-    <w:abstractNumId w:val="46"/>
+    <w:abstractNumId w:val="60"/>
   </w:num>
   <w:num w:numId="56" w16cid:durableId="1007244118">
-    <w:abstractNumId w:val="58"/>
+    <w:abstractNumId w:val="74"/>
   </w:num>
   <w:num w:numId="57" w16cid:durableId="1896231057">
-    <w:abstractNumId w:val="56"/>
+    <w:abstractNumId w:val="72"/>
   </w:num>
   <w:num w:numId="58" w16cid:durableId="1146581795">
-    <w:abstractNumId w:val="53"/>
+    <w:abstractNumId w:val="69"/>
   </w:num>
   <w:num w:numId="59" w16cid:durableId="1491798125">
-    <w:abstractNumId w:val="25"/>
+    <w:abstractNumId w:val="32"/>
   </w:num>
   <w:num w:numId="60" w16cid:durableId="89161182">
-    <w:abstractNumId w:val="8"/>
+    <w:abstractNumId w:val="11"/>
   </w:num>
   <w:num w:numId="61" w16cid:durableId="147940419">
-    <w:abstractNumId w:val="64"/>
+    <w:abstractNumId w:val="81"/>
   </w:num>
   <w:num w:numId="62" w16cid:durableId="1363363815">
+    <w:abstractNumId w:val="57"/>
+  </w:num>
+  <w:num w:numId="63" w16cid:durableId="696547601">
+    <w:abstractNumId w:val="79"/>
+  </w:num>
+  <w:num w:numId="64" w16cid:durableId="103159903">
+    <w:abstractNumId w:val="18"/>
+  </w:num>
+  <w:num w:numId="65" w16cid:durableId="1201742117">
     <w:abstractNumId w:val="43"/>
   </w:num>
-  <w:num w:numId="63" w16cid:durableId="696547601">
-    <w:abstractNumId w:val="62"/>
-  </w:num>
-  <w:num w:numId="64" w16cid:durableId="103159903">
-    <w:abstractNumId w:val="15"/>
-  </w:num>
-  <w:num w:numId="65" w16cid:durableId="1201742117">
-    <w:abstractNumId w:val="34"/>
-  </w:num>
   <w:num w:numId="66" w16cid:durableId="1289167130">
-    <w:abstractNumId w:val="9"/>
+    <w:abstractNumId w:val="12"/>
   </w:num>
   <w:num w:numId="67" w16cid:durableId="299574705">
-    <w:abstractNumId w:val="55"/>
+    <w:abstractNumId w:val="71"/>
   </w:num>
   <w:num w:numId="68" w16cid:durableId="872310046">
-    <w:abstractNumId w:val="79"/>
+    <w:abstractNumId w:val="104"/>
   </w:num>
   <w:num w:numId="69" w16cid:durableId="1338851821">
-    <w:abstractNumId w:val="52"/>
+    <w:abstractNumId w:val="68"/>
   </w:num>
   <w:num w:numId="70" w16cid:durableId="1186554575">
-    <w:abstractNumId w:val="29"/>
+    <w:abstractNumId w:val="38"/>
   </w:num>
   <w:num w:numId="71" w16cid:durableId="2096172901">
     <w:abstractNumId w:val="0"/>
   </w:num>
   <w:num w:numId="72" w16cid:durableId="1840805314">
-    <w:abstractNumId w:val="12"/>
+    <w:abstractNumId w:val="15"/>
   </w:num>
   <w:num w:numId="73" w16cid:durableId="1517840966">
-    <w:abstractNumId w:val="38"/>
+    <w:abstractNumId w:val="49"/>
   </w:num>
   <w:num w:numId="74" w16cid:durableId="193538882">
-    <w:abstractNumId w:val="44"/>
+    <w:abstractNumId w:val="58"/>
   </w:num>
   <w:num w:numId="75" w16cid:durableId="870995002">
-    <w:abstractNumId w:val="69"/>
+    <w:abstractNumId w:val="89"/>
   </w:num>
   <w:num w:numId="76" w16cid:durableId="1006638950">
-    <w:abstractNumId w:val="66"/>
+    <w:abstractNumId w:val="83"/>
   </w:num>
   <w:num w:numId="77" w16cid:durableId="1215433660">
-    <w:abstractNumId w:val="75"/>
+    <w:abstractNumId w:val="96"/>
   </w:num>
   <w:num w:numId="78" w16cid:durableId="1329597231">
-    <w:abstractNumId w:val="72"/>
+    <w:abstractNumId w:val="92"/>
   </w:num>
   <w:num w:numId="79" w16cid:durableId="2134058121">
-    <w:abstractNumId w:val="74"/>
+    <w:abstractNumId w:val="95"/>
   </w:num>
   <w:num w:numId="80" w16cid:durableId="588462514">
-    <w:abstractNumId w:val="10"/>
+    <w:abstractNumId w:val="13"/>
   </w:num>
   <w:num w:numId="81" w16cid:durableId="1737775434">
-    <w:abstractNumId w:val="28"/>
+    <w:abstractNumId w:val="37"/>
   </w:num>
   <w:num w:numId="82" w16cid:durableId="1905024224">
+    <w:abstractNumId w:val="62"/>
+  </w:num>
+  <w:num w:numId="83" w16cid:durableId="1038898332">
+    <w:abstractNumId w:val="86"/>
+  </w:num>
+  <w:num w:numId="84" w16cid:durableId="1155488331">
+    <w:abstractNumId w:val="9"/>
+  </w:num>
+  <w:num w:numId="85" w16cid:durableId="2054227121">
+    <w:abstractNumId w:val="30"/>
+  </w:num>
+  <w:num w:numId="86" w16cid:durableId="1035622657">
+    <w:abstractNumId w:val="45"/>
+  </w:num>
+  <w:num w:numId="87" w16cid:durableId="285475563">
+    <w:abstractNumId w:val="34"/>
+  </w:num>
+  <w:num w:numId="88" w16cid:durableId="1615479574">
+    <w:abstractNumId w:val="93"/>
+  </w:num>
+  <w:num w:numId="89" w16cid:durableId="285350744">
+    <w:abstractNumId w:val="54"/>
+  </w:num>
+  <w:num w:numId="90" w16cid:durableId="929123632">
+    <w:abstractNumId w:val="88"/>
+  </w:num>
+  <w:num w:numId="91" w16cid:durableId="736316590">
+    <w:abstractNumId w:val="5"/>
+  </w:num>
+  <w:num w:numId="92" w16cid:durableId="979188996">
+    <w:abstractNumId w:val="97"/>
+  </w:num>
+  <w:num w:numId="93" w16cid:durableId="800617227">
+    <w:abstractNumId w:val="56"/>
+  </w:num>
+  <w:num w:numId="94" w16cid:durableId="64375239">
+    <w:abstractNumId w:val="26"/>
+  </w:num>
+  <w:num w:numId="95" w16cid:durableId="513501840">
+    <w:abstractNumId w:val="101"/>
+  </w:num>
+  <w:num w:numId="96" w16cid:durableId="947813755">
+    <w:abstractNumId w:val="22"/>
+  </w:num>
+  <w:num w:numId="97" w16cid:durableId="1866677013">
+    <w:abstractNumId w:val="61"/>
+  </w:num>
+  <w:num w:numId="98" w16cid:durableId="1454834458">
+    <w:abstractNumId w:val="33"/>
+  </w:num>
+  <w:num w:numId="99" w16cid:durableId="659306307">
+    <w:abstractNumId w:val="51"/>
+  </w:num>
+  <w:num w:numId="100" w16cid:durableId="1425299067">
+    <w:abstractNumId w:val="78"/>
+  </w:num>
+  <w:num w:numId="101" w16cid:durableId="1930849285">
+    <w:abstractNumId w:val="98"/>
+  </w:num>
+  <w:num w:numId="102" w16cid:durableId="928393720">
+    <w:abstractNumId w:val="67"/>
+  </w:num>
+  <w:num w:numId="103" w16cid:durableId="400829411">
+    <w:abstractNumId w:val="87"/>
+  </w:num>
+  <w:num w:numId="104" w16cid:durableId="1394741695">
+    <w:abstractNumId w:val="102"/>
+  </w:num>
+  <w:num w:numId="105" w16cid:durableId="156463052">
     <w:abstractNumId w:val="47"/>
   </w:num>
-  <w:numIdMacAtCleanup w:val="82"/>
+  <w:num w:numId="106" w16cid:durableId="1103646515">
+    <w:abstractNumId w:val="20"/>
+  </w:num>
+  <w:num w:numId="107" w16cid:durableId="467011007">
+    <w:abstractNumId w:val="7"/>
+  </w:num>
+  <w:numIdMacAtCleanup w:val="107"/>
 </w:numbering>
 </file>
 
@@ -34293,6 +42891,92 @@
       <w14:ligatures w14:val="none"/>
     </w:rPr>
   </w:style>
+  <w:style w:type="numbering" w:customStyle="1" w:styleId="NoList1">
+    <w:name w:val="No List1"/>
+    <w:next w:val="NoList"/>
+    <w:uiPriority w:val="99"/>
+    <w:semiHidden/>
+    <w:unhideWhenUsed/>
+    <w:rsid w:val="007904D2"/>
+  </w:style>
+  <w:style w:type="paragraph" w:styleId="HTMLPreformatted">
+    <w:name w:val="HTML Preformatted"/>
+    <w:basedOn w:val="Normal"/>
+    <w:link w:val="HTMLPreformattedChar"/>
+    <w:uiPriority w:val="99"/>
+    <w:semiHidden/>
+    <w:unhideWhenUsed/>
+    <w:rsid w:val="007904D2"/>
+    <w:pPr>
+      <w:tabs>
+        <w:tab w:val="left" w:pos="916"/>
+        <w:tab w:val="left" w:pos="1832"/>
+        <w:tab w:val="left" w:pos="2748"/>
+        <w:tab w:val="left" w:pos="3664"/>
+        <w:tab w:val="left" w:pos="4580"/>
+        <w:tab w:val="left" w:pos="5496"/>
+        <w:tab w:val="left" w:pos="6412"/>
+        <w:tab w:val="left" w:pos="7328"/>
+        <w:tab w:val="left" w:pos="8244"/>
+        <w:tab w:val="left" w:pos="9160"/>
+        <w:tab w:val="left" w:pos="10076"/>
+        <w:tab w:val="left" w:pos="10992"/>
+        <w:tab w:val="left" w:pos="11908"/>
+        <w:tab w:val="left" w:pos="12824"/>
+        <w:tab w:val="left" w:pos="13740"/>
+        <w:tab w:val="left" w:pos="14656"/>
+      </w:tabs>
+      <w:spacing w:after="0" w:line="240" w:lineRule="auto"/>
+    </w:pPr>
+    <w:rPr>
+      <w:rFonts w:ascii="Courier New" w:eastAsia="Times New Roman" w:hAnsi="Courier New" w:cs="Courier New"/>
+      <w:kern w:val="0"/>
+      <w:sz w:val="20"/>
+      <w:szCs w:val="20"/>
+      <w14:ligatures w14:val="none"/>
+    </w:rPr>
+  </w:style>
+  <w:style w:type="character" w:customStyle="1" w:styleId="HTMLPreformattedChar">
+    <w:name w:val="HTML Preformatted Char"/>
+    <w:basedOn w:val="DefaultParagraphFont"/>
+    <w:link w:val="HTMLPreformatted"/>
+    <w:uiPriority w:val="99"/>
+    <w:semiHidden/>
+    <w:rsid w:val="007904D2"/>
+    <w:rPr>
+      <w:rFonts w:ascii="Courier New" w:eastAsia="Times New Roman" w:hAnsi="Courier New" w:cs="Courier New"/>
+      <w:kern w:val="0"/>
+      <w:sz w:val="20"/>
+      <w:szCs w:val="20"/>
+      <w14:ligatures w14:val="none"/>
+    </w:rPr>
+  </w:style>
+  <w:style w:type="character" w:styleId="HTMLCode">
+    <w:name w:val="HTML Code"/>
+    <w:basedOn w:val="DefaultParagraphFont"/>
+    <w:uiPriority w:val="99"/>
+    <w:semiHidden/>
+    <w:unhideWhenUsed/>
+    <w:rsid w:val="007904D2"/>
+    <w:rPr>
+      <w:rFonts w:ascii="Courier New" w:eastAsia="Times New Roman" w:hAnsi="Courier New" w:cs="Courier New"/>
+      <w:sz w:val="20"/>
+      <w:szCs w:val="20"/>
+    </w:rPr>
+  </w:style>
+  <w:style w:type="paragraph" w:customStyle="1" w:styleId="ds-markdown-paragraph">
+    <w:name w:val="ds-markdown-paragraph"/>
+    <w:basedOn w:val="Normal"/>
+    <w:rsid w:val="0039201C"/>
+    <w:pPr>
+      <w:spacing w:before="100" w:beforeAutospacing="1" w:after="100" w:afterAutospacing="1" w:line="240" w:lineRule="auto"/>
+    </w:pPr>
+    <w:rPr>
+      <w:rFonts w:ascii="Times New Roman" w:eastAsia="Times New Roman" w:hAnsi="Times New Roman" w:cs="Times New Roman"/>
+      <w:kern w:val="0"/>
+      <w14:ligatures w14:val="none"/>
+    </w:rPr>
+  </w:style>
 </w:styles>
 </file>
 
